--- a/hin/docx/30.content.docx
+++ b/hin/docx/30.content.docx
@@ -11,6 +11,15 @@
         <w:pStyle w:val="Heading2"/>
       </w:pPr>
       <w:r>
+        <w:t>Resource: अध्ययन नोट्स (टिंडेल)</w:t>
+      </w:r>
+      <w:r/>
+    </w:p>
+    <w:p>
+      <w:pPr>
+        <w:pStyle w:val="Heading2"/>
+      </w:pPr>
+      <w:r>
         <w:t>License Information</w:t>
       </w:r>
       <w:r/>
@@ -21,7 +30,7 @@
         <w:rPr>
           <w:b/>
         </w:rPr>
-        <w:t>Study Notes (Tyndale)</w:t>
+        <w:t>अध्ययन नोट्स (टिंडेल)</w:t>
       </w:r>
       <w:r>
         <w:t xml:space="preserve"> (Hindi) is based on</w:t>
@@ -74,7 +83,7 @@
         <w:pStyle w:val="Heading1"/>
       </w:pPr>
       <w:r>
-        <w:t>Study Notes (Tyndale)</w:t>
+        <w:t>अध्ययन नोट्स (टिंडेल)</w:t>
       </w:r>
     </w:p>
     <w:p>
@@ -83,6 +92,51 @@
           <w:headerReference w:type="even" r:id="rId8"/>
           <w:headerReference w:type="default" r:id="rId9"/>
           <w:footerReference w:type="default" r:id="rId10"/>
+          <w:footnotePr>
+            <w:numRestart w:val="eachSect"/>
+          </w:footnotePr>
+          <w:type w:val="continuous"/>
+          <w:pgSz w:w="12240" w:h="15840" w:code="1"/>
+          <w:pgMar w:top="1440" w:right="1440" w:bottom="1440" w:left="1440" w:header="504" w:footer="504" w:gutter="0"/>
+          <w:cols w:space="708"/>
+          <w:titlePg/>
+          <w:docGrid w:linePitch="360"/>
+        </w:sectPr>
+      </w:pPr>
+    </w:p>
+    <w:p>
+      <w:r/>
+    </w:p>
+    <w:p>
+      <w:pPr>
+        <w:pStyle w:val="Heading2"/>
+      </w:pPr>
+      <w:r>
+        <w:t>AMO</w:t>
+      </w:r>
+      <w:r/>
+    </w:p>
+    <w:p>
+      <w:r/>
+      <w:r>
+        <w:rPr>
+          <w:i/>
+        </w:rPr>
+        <w:t>आमोस 1:1, आमोस 1:2, आमोस 1:3, आमोस 1:3–5, आमोस 1:3–2:16, आमोस 1:4, आमोस 1:5, आमोस 1:6, आमोस 1:7, आमोस 1:8, आमोस 1:9, आमोस 1:10, आमोस 1:11, आमोस 1:12, आमोस 1:13, आमोस 1:14, आमोस 1:15, आमोस 2:1, आमोस 2:2–3, आमोस 2:4, आमोस 2:4–5, आमोस 2:5, आमोस 2:6, आमोस 2:6–16, आमोस 2:7, आमोस 2:8, आमोस 2:9, आमोस 2:11–12, आमोस 2:14–16, आमोस 2:15, आमोस 2:16, आमोस 3:1, आमोस 3:1–2, आमोस 3:1–5.17, आमोस 3:2, आमोस 3:3, आमोस 3:3–6, आमोस 3:4, आमोस 3:5, आमोस 3:6, आमोस 3:8, आमोस 3:9, आमोस 3:10, आमोस 3:11, आमोस 3:12, आमोस 3:13, आमोस 3:14, आमोस 3:15, आमोस 4:1, आमोस 4:1–3, आमोस 4:2, आमोस 4:3, आमोस 4:4, आमोस 4:4–5, आमोस 4:5, आमोस 4:6–11, आमोस 4:10, आमोस 4:11, आमोस 4:12, आमोस 4:13, अमोस 5:1, आमोस 5:1–3, आमोस 5:2, आमोस 5:3, आमोस 5:4, आमोस 5:5, आमोस 5:6, आमोस 5:8–9, आमोस 5:10, आमोस 5:11, आमोस 5:13, आमोस 5:14, आमोस 5:15, आमोस 5:16, आमोस 5:16–17, आमोस 5:18, आमोस 5:18–6:14, आमोस 5:21–27, आमोस 5:22, आमोस 5:24, आमोस 5:25, आमोस 5:25–26, आमोस 5:26–27, आमोस 6:1, आमोस 6:2, आमोस 6:3, आमोस 6:4, आमोस 6:5–6, आमोस 6:6, आमोस 6:8, आमोस 6:9–10, आमोस 6:10, आमोस 6:12, आमोस 6:13, आमोस 6:14, आमोस 7:1, आमोस 7:1–6, आमोस 7:1–9.10, आमोस 7:2, आमोस 7:3–6, आमोस 7:4, आमोस 7:7–9, आमोस 7:8, आमोस 7:9, आमोस 7:10–17, आमोस 7:11, आमोस 7:12, आमोस 7:13, आमोस 7:14, आमोस 7:15, आमोस 7:16, आमोस 7:17, आमोस 8:1, आमोस 8:2, आमोस 8:4–14, आमोस 8:5, आमोस 8:7, आमोस 8:9, आमोस 8:11–14, आमोस 8:12, आमोस 8:14, आमोस 9:1, आमोस 9:2, आमोस 9:2–4, आमोस 9:3, आमोस 9:5–6, आमोस 9:7, आमोस 9:8, आमोस 9:9–10, आमोस 9:11–12, आमोस 9:11–15, आमोस 9:12, आमोस 9:13, आमोस 9:13–15, आमोस 9:14–15</w:t>
+      </w:r>
+      <w:r/>
+    </w:p>
+    <w:p>
+      <w:r/>
+      <w:r>
+        <w:t xml:space="preserve"> </w:t>
+      </w:r>
+      <w:r/>
+      <w:r/>
+    </w:p>
+    <w:p>
+      <w:pPr>
+        <w:sectPr>
           <w:footnotePr>
             <w:numRestart w:val="eachSect"/>
           </w:footnotePr>

--- a/hin/docx/30.content.docx
+++ b/hin/docx/30.content.docx
@@ -163,13 +163,6 @@
         <w:rPr>
           <w:lang w:val="hi_IN" w:bidi="hi_IN"/>
         </w:rPr>
-      </w:r>
-      <w:r>
-        <w:rPr>
-          <w:i/>
-          <w:lang w:val="hi_IN" w:bidi="hi_IN"/>
-        </w:rPr>
-        <w:t>आमोस 1:1, आमोस 1:2, आमोस 1:3, आमोस 1:3–5, आमोस 1:3–2:16, आमोस 1:4, आमोस 1:5, आमोस 1:6, आमोस 1:7, आमोस 1:8, आमोस 1:9, आमोस 1:10, आमोस 1:11, आमोस 1:12, आमोस 1:13, आमोस 1:14, आमोस 1:15, आमोस 2:1, आमोस 2:2–3, आमोस 2:4, आमोस 2:4–5, आमोस 2:5, आमोस 2:6, आमोस 2:6–16, आमोस 2:7, आमोस 2:8, आमोस 2:9, आमोस 2:11–12, आमोस 2:14–16, आमोस 2:15, आमोस 2:16, आमोस 3:1, आमोस 3:1–2, आमोस 3:1–5.17, आमोस 3:2, आमोस 3:3, आमोस 3:3–6, आमोस 3:4, आमोस 3:5, आमोस 3:6, आमोस 3:8, आमोस 3:9, आमोस 3:10, आमोस 3:11, आमोस 3:12, आमोस 3:13, आमोस 3:14, आमोस 3:15, आमोस 4:1, आमोस 4:1–3, आमोस 4:2, आमोस 4:3, आमोस 4:4, आमोस 4:4–5, आमोस 4:5, आमोस 4:6–11, आमोस 4:10, आमोस 4:11, आमोस 4:12, आमोस 4:13, अमोस 5:1, आमोस 5:1–3, आमोस 5:2, आमोस 5:3, आमोस 5:4, आमोस 5:5, आमोस 5:6, आमोस 5:8–9, आमोस 5:10, आमोस 5:11, आमोस 5:13, आमोस 5:14, आमोस 5:15, आमोस 5:16, आमोस 5:16–17, आमोस 5:18, आमोस 5:18–6:14, आमोस 5:21–27, आमोस 5:22, आमोस 5:24, आमोस 5:25, आमोस 5:25–26, आमोस 5:26–27, आमोस 6:1, आमोस 6:2, आमोस 6:3, आमोस 6:4, आमोस 6:5–6, आमोस 6:6, आमोस 6:8, आमोस 6:9–10, आमोस 6:10, आमोस 6:12, आमोस 6:13, आमोस 6:14, आमोस 7:1, आमोस 7:1–6, आमोस 7:1–9.10, आमोस 7:2, आमोस 7:3–6, आमोस 7:4, आमोस 7:7–9, आमोस 7:8, आमोस 7:9, आमोस 7:10–17, आमोस 7:11, आमोस 7:12, आमोस 7:13, आमोस 7:14, आमोस 7:15, आमोस 7:16, आमोस 7:17, आमोस 8:1, आमोस 8:2, आमोस 8:4–14, आमोस 8:5, आमोस 8:7, आमोस 8:9, आमोस 8:11–14, आमोस 8:12, आमोस 8:14, आमोस 9:1, आमोस 9:2, आमोस 9:2–4, आमोस 9:3, आमोस 9:5–6, आमोस 9:7, आमोस 9:8, आमोस 9:9–10, आमोस 9:11–12, आमोस 9:11–15, आमोस 9:12, आमोस 9:13, आमोस 9:13–15, आमोस 9:14–15</w:t>
       </w:r>
       <w:r>
         <w:rPr>

--- a/hin/docx/30.content.docx
+++ b/hin/docx/30.content.docx
@@ -150,19 +150,6 @@
           <w:lang w:val="hi_IN" w:bidi="hi_IN"/>
         </w:rPr>
         <w:t>AMO</w:t>
-      </w:r>
-      <w:r>
-        <w:rPr>
-          <w:lang w:val="hi_IN" w:bidi="hi_IN"/>
-        </w:rPr>
-      </w:r>
-    </w:p>
-    <w:p>
-      <w:pPr/>
-      <w:r>
-        <w:rPr>
-          <w:lang w:val="hi_IN" w:bidi="hi_IN"/>
-        </w:rPr>
       </w:r>
       <w:r>
         <w:rPr>

--- a/hin/docx/30.content.docx
+++ b/hin/docx/30.content.docx
@@ -19,7 +19,7 @@
         <w:rPr>
           <w:lang w:val="hi_IN" w:bidi="hi_IN"/>
         </w:rPr>
-        <w:t>Resource: अध्ययन नोट्स (टिंडेल)</w:t>
+        <w:t>Resource: Tyndale Open Study Notes</w:t>
       </w:r>
       <w:r>
         <w:rPr>
@@ -112,7 +112,7 @@
         <w:rPr>
           <w:lang w:val="hi_IN" w:bidi="hi_IN"/>
         </w:rPr>
-        <w:t>अध्ययन नोट्स (टिंडेल)</w:t>
+        <w:t>Tyndale Open Study Notes</w:t>
       </w:r>
     </w:p>
     <w:p>

--- a/hin/docx/30.content.docx
+++ b/hin/docx/30.content.docx
@@ -19,7 +19,7 @@
         <w:rPr>
           <w:lang w:val="hi_IN" w:bidi="hi_IN"/>
         </w:rPr>
-        <w:t>Resource: Tyndale Open Study Notes</w:t>
+        <w:t>Resource: Aquifer Open Study Notes</w:t>
       </w:r>
       <w:r>
         <w:rPr>
@@ -112,7 +112,7 @@
         <w:rPr>
           <w:lang w:val="hi_IN" w:bidi="hi_IN"/>
         </w:rPr>
-        <w:t>Tyndale Open Study Notes</w:t>
+        <w:t>Aquifer Open Study Notes</w:t>
       </w:r>
     </w:p>
     <w:p>

--- a/hin/docx/30.content.docx
+++ b/hin/docx/30.content.docx
@@ -252,36 +252,24 @@
         </w:rPr>
         <w:t>): एक भविष्यवाणी सन्देश प्रस्तुत करने का यह मानक तरीका (</w:t>
       </w:r>
-      <w:hyperlink r:id="rId13">
-        <w:r>
-          <w:rPr>
-            <w:lang w:val="hi_IN" w:bidi="hi_IN"/>
-          </w:rPr>
-          <w:rPr>
-            <w:color w:val="0000EE"/>
-            <w:u w:val="single"/>
-          </w:rPr>
-          <w:t>यिर्म 1:1</w:t>
-        </w:r>
-      </w:hyperlink>
+      <w:r>
+        <w:rPr>
+          <w:lang w:val="hi_IN" w:bidi="hi_IN"/>
+        </w:rPr>
+        <w:t>यिर्म 1:1</w:t>
+      </w:r>
       <w:r>
         <w:rPr>
           <w:lang w:val="hi_IN" w:bidi="hi_IN"/>
         </w:rPr>
         <w:t xml:space="preserve">; देखें </w:t>
       </w:r>
-      <w:hyperlink r:id="rId14">
-        <w:r>
-          <w:rPr>
-            <w:lang w:val="hi_IN" w:bidi="hi_IN"/>
-          </w:rPr>
-          <w:rPr>
-            <w:color w:val="0000EE"/>
-            <w:u w:val="single"/>
-          </w:rPr>
-          <w:t>हाग् 1:12</w:t>
-        </w:r>
-      </w:hyperlink>
+      <w:r>
+        <w:rPr>
+          <w:lang w:val="hi_IN" w:bidi="hi_IN"/>
+        </w:rPr>
+        <w:t>हाग् 1:12</w:t>
+      </w:r>
       <w:r>
         <w:rPr>
           <w:lang w:val="hi_IN" w:bidi="hi_IN"/>
@@ -300,36 +288,24 @@
         </w:rPr>
         <w:t>पालक” के रूप में वर्णित करने के लिए किया गया है (</w:t>
       </w:r>
-      <w:hyperlink r:id="rId15">
-        <w:r>
-          <w:rPr>
-            <w:lang w:val="hi_IN" w:bidi="hi_IN"/>
-          </w:rPr>
-          <w:rPr>
-            <w:color w:val="0000EE"/>
-            <w:u w:val="single"/>
-          </w:rPr>
-          <w:t>2 रा 3:4</w:t>
-        </w:r>
-      </w:hyperlink>
+      <w:r>
+        <w:rPr>
+          <w:lang w:val="hi_IN" w:bidi="hi_IN"/>
+        </w:rPr>
+        <w:t>2 रा 3:4</w:t>
+      </w:r>
       <w:r>
         <w:rPr>
           <w:lang w:val="hi_IN" w:bidi="hi_IN"/>
         </w:rPr>
         <w:t xml:space="preserve">)। आमोस अपने व्यवसाय का वर्णन </w:t>
       </w:r>
-      <w:hyperlink r:id="rId16">
-        <w:r>
-          <w:rPr>
-            <w:lang w:val="hi_IN" w:bidi="hi_IN"/>
-          </w:rPr>
-          <w:rPr>
-            <w:color w:val="0000EE"/>
-            <w:u w:val="single"/>
-          </w:rPr>
-          <w:t>आमोस 7:14</w:t>
-        </w:r>
-      </w:hyperlink>
+      <w:r>
+        <w:rPr>
+          <w:lang w:val="hi_IN" w:bidi="hi_IN"/>
+        </w:rPr>
+        <w:t>आमोस 7:14</w:t>
+      </w:r>
       <w:r>
         <w:rPr>
           <w:lang w:val="hi_IN" w:bidi="hi_IN"/>
@@ -348,144 +324,96 @@
         </w:rPr>
         <w:t xml:space="preserve">, "भविष्यद्वक्ता आमोस") का उपयोग करके करते हैं। आमोस एक पेशेवर भविष्यद्वक्ता नहीं थे जो भवन या मन्दिर की सेवा करते थे। • आमोस ने यह सन्देश दर्शन में प्राप्त किया—अर्थात, ईश्वरीय प्रकाशन द्वारा (देखें </w:t>
       </w:r>
-      <w:hyperlink r:id="rId17">
-        <w:r>
-          <w:rPr>
-            <w:lang w:val="hi_IN" w:bidi="hi_IN"/>
-          </w:rPr>
-          <w:rPr>
-            <w:color w:val="0000EE"/>
-            <w:u w:val="single"/>
-          </w:rPr>
-          <w:t>यशा 1:1</w:t>
-        </w:r>
-      </w:hyperlink>
+      <w:r>
+        <w:rPr>
+          <w:lang w:val="hi_IN" w:bidi="hi_IN"/>
+        </w:rPr>
+        <w:t>यशा 1:1</w:t>
+      </w:r>
       <w:r>
         <w:rPr>
           <w:lang w:val="hi_IN" w:bidi="hi_IN"/>
         </w:rPr>
         <w:t>)। • आमोस उज्जियाह के शासनकाल के दौरान आए भूकम्प को परमेश्वर के न्याय के कार्य के रूप में चित्रित करते हैं (</w:t>
       </w:r>
-      <w:hyperlink r:id="rId18">
-        <w:r>
-          <w:rPr>
-            <w:lang w:val="hi_IN" w:bidi="hi_IN"/>
-          </w:rPr>
-          <w:rPr>
-            <w:color w:val="0000EE"/>
-            <w:u w:val="single"/>
-          </w:rPr>
-          <w:t>जक 14:5</w:t>
-        </w:r>
-      </w:hyperlink>
+      <w:r>
+        <w:rPr>
+          <w:lang w:val="hi_IN" w:bidi="hi_IN"/>
+        </w:rPr>
+        <w:t>जक 14:5</w:t>
+      </w:r>
       <w:r>
         <w:rPr>
           <w:lang w:val="hi_IN" w:bidi="hi_IN"/>
         </w:rPr>
         <w:t xml:space="preserve">; </w:t>
       </w:r>
-      <w:hyperlink r:id="rId19">
-        <w:r>
-          <w:rPr>
-            <w:lang w:val="hi_IN" w:bidi="hi_IN"/>
-          </w:rPr>
-          <w:rPr>
-            <w:color w:val="0000EE"/>
-            <w:u w:val="single"/>
-          </w:rPr>
-          <w:t>आमो 3:14–15</w:t>
-        </w:r>
-      </w:hyperlink>
+      <w:r>
+        <w:rPr>
+          <w:lang w:val="hi_IN" w:bidi="hi_IN"/>
+        </w:rPr>
+        <w:t>आमो 3:14–15</w:t>
+      </w:r>
       <w:r>
         <w:rPr>
           <w:lang w:val="hi_IN" w:bidi="hi_IN"/>
         </w:rPr>
         <w:t xml:space="preserve">; </w:t>
       </w:r>
-      <w:hyperlink r:id="rId20">
-        <w:r>
-          <w:rPr>
-            <w:lang w:val="hi_IN" w:bidi="hi_IN"/>
-          </w:rPr>
-          <w:rPr>
-            <w:color w:val="0000EE"/>
-            <w:u w:val="single"/>
-          </w:rPr>
-          <w:t>6:11</w:t>
-        </w:r>
-      </w:hyperlink>
+      <w:r>
+        <w:rPr>
+          <w:lang w:val="hi_IN" w:bidi="hi_IN"/>
+        </w:rPr>
+        <w:t>6:11</w:t>
+      </w:r>
       <w:r>
         <w:rPr>
           <w:lang w:val="hi_IN" w:bidi="hi_IN"/>
         </w:rPr>
         <w:t xml:space="preserve">, </w:t>
       </w:r>
-      <w:hyperlink r:id="rId21">
-        <w:r>
-          <w:rPr>
-            <w:lang w:val="hi_IN" w:bidi="hi_IN"/>
-          </w:rPr>
-          <w:rPr>
-            <w:color w:val="0000EE"/>
-            <w:u w:val="single"/>
-          </w:rPr>
-          <w:t>14</w:t>
-        </w:r>
-      </w:hyperlink>
+      <w:r>
+        <w:rPr>
+          <w:lang w:val="hi_IN" w:bidi="hi_IN"/>
+        </w:rPr>
+        <w:t>14</w:t>
+      </w:r>
       <w:r>
         <w:rPr>
           <w:lang w:val="hi_IN" w:bidi="hi_IN"/>
         </w:rPr>
         <w:t xml:space="preserve">; </w:t>
       </w:r>
-      <w:hyperlink r:id="rId22">
-        <w:r>
-          <w:rPr>
-            <w:lang w:val="hi_IN" w:bidi="hi_IN"/>
-          </w:rPr>
-          <w:rPr>
-            <w:color w:val="0000EE"/>
-            <w:u w:val="single"/>
-          </w:rPr>
-          <w:t>8:8</w:t>
-        </w:r>
-      </w:hyperlink>
+      <w:r>
+        <w:rPr>
+          <w:lang w:val="hi_IN" w:bidi="hi_IN"/>
+        </w:rPr>
+        <w:t>8:8</w:t>
+      </w:r>
       <w:r>
         <w:rPr>
           <w:lang w:val="hi_IN" w:bidi="hi_IN"/>
         </w:rPr>
         <w:t xml:space="preserve">; </w:t>
       </w:r>
-      <w:hyperlink r:id="rId23">
-        <w:r>
-          <w:rPr>
-            <w:lang w:val="hi_IN" w:bidi="hi_IN"/>
-          </w:rPr>
-          <w:rPr>
-            <w:color w:val="0000EE"/>
-            <w:u w:val="single"/>
-          </w:rPr>
-          <w:t>9:1</w:t>
-        </w:r>
-      </w:hyperlink>
+      <w:r>
+        <w:rPr>
+          <w:lang w:val="hi_IN" w:bidi="hi_IN"/>
+        </w:rPr>
+        <w:t>9:1</w:t>
+      </w:r>
       <w:r>
         <w:rPr>
           <w:lang w:val="hi_IN" w:bidi="hi_IN"/>
         </w:rPr>
         <w:t xml:space="preserve">, </w:t>
       </w:r>
-      <w:hyperlink r:id="rId24">
-        <w:r>
-          <w:rPr>
-            <w:lang w:val="hi_IN" w:bidi="hi_IN"/>
-          </w:rPr>
-          <w:rPr>
-            <w:color w:val="0000EE"/>
-            <w:u w:val="single"/>
-          </w:rPr>
-          <w:t>9</w:t>
-        </w:r>
-      </w:hyperlink>
+      <w:r>
+        <w:rPr>
+          <w:lang w:val="hi_IN" w:bidi="hi_IN"/>
+        </w:rPr>
+        <w:t>9</w:t>
+      </w:r>
       <w:r>
         <w:rPr>
           <w:lang w:val="hi_IN" w:bidi="hi_IN"/>
@@ -631,36 +559,24 @@
         </w:rPr>
         <w:t xml:space="preserve"> में कटे हुए अनाज पर तेज दांतों वाले लकड़ी के यन्त्र खींचकर अनाज के सिरों को उनके खोल से अलग करना शामिल था (</w:t>
       </w:r>
-      <w:hyperlink r:id="rId25">
-        <w:r>
-          <w:rPr>
-            <w:lang w:val="hi_IN" w:bidi="hi_IN"/>
-          </w:rPr>
-          <w:rPr>
-            <w:color w:val="0000EE"/>
-            <w:u w:val="single"/>
-          </w:rPr>
-          <w:t>यशा 41:15</w:t>
-        </w:r>
-      </w:hyperlink>
+      <w:r>
+        <w:rPr>
+          <w:lang w:val="hi_IN" w:bidi="hi_IN"/>
+        </w:rPr>
+        <w:t>यशा 41:15</w:t>
+      </w:r>
       <w:r>
         <w:rPr>
           <w:lang w:val="hi_IN" w:bidi="hi_IN"/>
         </w:rPr>
         <w:t xml:space="preserve">; देखें </w:t>
       </w:r>
-      <w:hyperlink r:id="rId26">
-        <w:r>
-          <w:rPr>
-            <w:lang w:val="hi_IN" w:bidi="hi_IN"/>
-          </w:rPr>
-          <w:rPr>
-            <w:color w:val="0000EE"/>
-            <w:u w:val="single"/>
-          </w:rPr>
-          <w:t>मीक 4:13</w:t>
-        </w:r>
-      </w:hyperlink>
+      <w:r>
+        <w:rPr>
+          <w:lang w:val="hi_IN" w:bidi="hi_IN"/>
+        </w:rPr>
+        <w:t>मीक 4:13</w:t>
+      </w:r>
       <w:r>
         <w:rPr>
           <w:lang w:val="hi_IN" w:bidi="hi_IN"/>
@@ -741,18 +657,12 @@
         </w:rPr>
         <w:t xml:space="preserve"> जो इस्राएल के यरदन के पूर्व का क्षेत्र था। जब तक अहाब की मृत्यु हुई (853 ईसा पूर्व), दमिश्क ने गिलाद में रामोत पर कब्जा कर लिया था (</w:t>
       </w:r>
-      <w:hyperlink r:id="rId27">
-        <w:r>
-          <w:rPr>
-            <w:lang w:val="hi_IN" w:bidi="hi_IN"/>
-          </w:rPr>
-          <w:rPr>
-            <w:color w:val="0000EE"/>
-            <w:u w:val="single"/>
-          </w:rPr>
-          <w:t>1 रा 22:3</w:t>
-        </w:r>
-      </w:hyperlink>
+      <w:r>
+        <w:rPr>
+          <w:lang w:val="hi_IN" w:bidi="hi_IN"/>
+        </w:rPr>
+        <w:t>1 रा 22:3</w:t>
+      </w:r>
       <w:r>
         <w:rPr>
           <w:lang w:val="hi_IN" w:bidi="hi_IN"/>
@@ -879,108 +789,72 @@
         </w:rPr>
         <w:t xml:space="preserve">: प्राचीन समय में विजयी सेनाओं द्वारा जीते गए नगरों को जला दिया जाता था (देखें </w:t>
       </w:r>
-      <w:hyperlink r:id="rId28">
-        <w:r>
-          <w:rPr>
-            <w:lang w:val="hi_IN" w:bidi="hi_IN"/>
-          </w:rPr>
-          <w:rPr>
-            <w:color w:val="0000EE"/>
-            <w:u w:val="single"/>
-          </w:rPr>
-          <w:t>1:7</w:t>
-        </w:r>
-      </w:hyperlink>
+      <w:r>
+        <w:rPr>
+          <w:lang w:val="hi_IN" w:bidi="hi_IN"/>
+        </w:rPr>
+        <w:t>1:7</w:t>
+      </w:r>
       <w:r>
         <w:rPr>
           <w:lang w:val="hi_IN" w:bidi="hi_IN"/>
         </w:rPr>
         <w:t xml:space="preserve">, </w:t>
       </w:r>
-      <w:hyperlink r:id="rId29">
-        <w:r>
-          <w:rPr>
-            <w:lang w:val="hi_IN" w:bidi="hi_IN"/>
-          </w:rPr>
-          <w:rPr>
-            <w:color w:val="0000EE"/>
-            <w:u w:val="single"/>
-          </w:rPr>
-          <w:t>10</w:t>
-        </w:r>
-      </w:hyperlink>
+      <w:r>
+        <w:rPr>
+          <w:lang w:val="hi_IN" w:bidi="hi_IN"/>
+        </w:rPr>
+        <w:t>10</w:t>
+      </w:r>
       <w:r>
         <w:rPr>
           <w:lang w:val="hi_IN" w:bidi="hi_IN"/>
         </w:rPr>
         <w:t xml:space="preserve">, </w:t>
       </w:r>
-      <w:hyperlink r:id="rId30">
-        <w:r>
-          <w:rPr>
-            <w:lang w:val="hi_IN" w:bidi="hi_IN"/>
-          </w:rPr>
-          <w:rPr>
-            <w:color w:val="0000EE"/>
-            <w:u w:val="single"/>
-          </w:rPr>
-          <w:t>12</w:t>
-        </w:r>
-      </w:hyperlink>
+      <w:r>
+        <w:rPr>
+          <w:lang w:val="hi_IN" w:bidi="hi_IN"/>
+        </w:rPr>
+        <w:t>12</w:t>
+      </w:r>
       <w:r>
         <w:rPr>
           <w:lang w:val="hi_IN" w:bidi="hi_IN"/>
         </w:rPr>
         <w:t xml:space="preserve">, </w:t>
       </w:r>
-      <w:hyperlink r:id="rId31">
-        <w:r>
-          <w:rPr>
-            <w:lang w:val="hi_IN" w:bidi="hi_IN"/>
-          </w:rPr>
-          <w:rPr>
-            <w:color w:val="0000EE"/>
-            <w:u w:val="single"/>
-          </w:rPr>
-          <w:t>14</w:t>
-        </w:r>
-      </w:hyperlink>
+      <w:r>
+        <w:rPr>
+          <w:lang w:val="hi_IN" w:bidi="hi_IN"/>
+        </w:rPr>
+        <w:t>14</w:t>
+      </w:r>
       <w:r>
         <w:rPr>
           <w:lang w:val="hi_IN" w:bidi="hi_IN"/>
         </w:rPr>
         <w:t xml:space="preserve">; </w:t>
       </w:r>
-      <w:hyperlink r:id="rId32">
-        <w:r>
-          <w:rPr>
-            <w:lang w:val="hi_IN" w:bidi="hi_IN"/>
-          </w:rPr>
-          <w:rPr>
-            <w:color w:val="0000EE"/>
-            <w:u w:val="single"/>
-          </w:rPr>
-          <w:t>2:2</w:t>
-        </w:r>
-      </w:hyperlink>
+      <w:r>
+        <w:rPr>
+          <w:lang w:val="hi_IN" w:bidi="hi_IN"/>
+        </w:rPr>
+        <w:t>2:2</w:t>
+      </w:r>
       <w:r>
         <w:rPr>
           <w:lang w:val="hi_IN" w:bidi="hi_IN"/>
         </w:rPr>
         <w:t xml:space="preserve">, </w:t>
       </w:r>
-      <w:hyperlink r:id="rId33">
-        <w:r>
-          <w:rPr>
-            <w:lang w:val="hi_IN" w:bidi="hi_IN"/>
-          </w:rPr>
-          <w:rPr>
-            <w:color w:val="0000EE"/>
-            <w:u w:val="single"/>
-          </w:rPr>
-          <w:t>5</w:t>
-        </w:r>
-      </w:hyperlink>
+      <w:r>
+        <w:rPr>
+          <w:lang w:val="hi_IN" w:bidi="hi_IN"/>
+        </w:rPr>
+        <w:t>5</w:t>
+      </w:r>
       <w:r>
         <w:rPr>
           <w:lang w:val="hi_IN" w:bidi="hi_IN"/>
@@ -1085,90 +959,60 @@
         </w:rPr>
         <w:t xml:space="preserve"> कहा जाता है (</w:t>
       </w:r>
-      <w:hyperlink r:id="rId34">
-        <w:r>
-          <w:rPr>
-            <w:lang w:val="hi_IN" w:bidi="hi_IN"/>
-          </w:rPr>
-          <w:rPr>
-            <w:color w:val="0000EE"/>
-            <w:u w:val="single"/>
-          </w:rPr>
-          <w:t>2 रा 19:12</w:t>
-        </w:r>
-      </w:hyperlink>
+      <w:r>
+        <w:rPr>
+          <w:lang w:val="hi_IN" w:bidi="hi_IN"/>
+        </w:rPr>
+        <w:t>2 रा 19:12</w:t>
+      </w:r>
       <w:r>
         <w:rPr>
           <w:lang w:val="hi_IN" w:bidi="hi_IN"/>
         </w:rPr>
         <w:t xml:space="preserve">; </w:t>
       </w:r>
-      <w:hyperlink r:id="rId35">
-        <w:r>
-          <w:rPr>
-            <w:lang w:val="hi_IN" w:bidi="hi_IN"/>
-          </w:rPr>
-          <w:rPr>
-            <w:color w:val="0000EE"/>
-            <w:u w:val="single"/>
-          </w:rPr>
-          <w:t>यहेज 27:23</w:t>
-        </w:r>
-      </w:hyperlink>
+      <w:r>
+        <w:rPr>
+          <w:lang w:val="hi_IN" w:bidi="hi_IN"/>
+        </w:rPr>
+        <w:t>यहेज 27:23</w:t>
+      </w:r>
       <w:r>
         <w:rPr>
           <w:lang w:val="hi_IN" w:bidi="hi_IN"/>
         </w:rPr>
         <w:t>)। • अरामी मूल रूप से कीर से आए थे (</w:t>
       </w:r>
-      <w:hyperlink r:id="rId36">
-        <w:r>
-          <w:rPr>
-            <w:lang w:val="hi_IN" w:bidi="hi_IN"/>
-          </w:rPr>
-          <w:rPr>
-            <w:color w:val="0000EE"/>
-            <w:u w:val="single"/>
-          </w:rPr>
-          <w:t>आमो 9:7</w:t>
-        </w:r>
-      </w:hyperlink>
+      <w:r>
+        <w:rPr>
+          <w:lang w:val="hi_IN" w:bidi="hi_IN"/>
+        </w:rPr>
+        <w:t>आमो 9:7</w:t>
+      </w:r>
       <w:r>
         <w:rPr>
           <w:lang w:val="hi_IN" w:bidi="hi_IN"/>
         </w:rPr>
         <w:t>), जो सम्भवतः दक्षिणी बाबेल में था; कीर वह स्थान था जहाँ अश्शूर ने उन्हें निर्वासित किया जब दमिश्क गिर गया (</w:t>
       </w:r>
-      <w:hyperlink r:id="rId37">
-        <w:r>
-          <w:rPr>
-            <w:lang w:val="hi_IN" w:bidi="hi_IN"/>
-          </w:rPr>
-          <w:rPr>
-            <w:color w:val="0000EE"/>
-            <w:u w:val="single"/>
-          </w:rPr>
-          <w:t>2 रा 16:9</w:t>
-        </w:r>
-      </w:hyperlink>
+      <w:r>
+        <w:rPr>
+          <w:lang w:val="hi_IN" w:bidi="hi_IN"/>
+        </w:rPr>
+        <w:t>2 रा 16:9</w:t>
+      </w:r>
       <w:r>
         <w:rPr>
           <w:lang w:val="hi_IN" w:bidi="hi_IN"/>
         </w:rPr>
         <w:t xml:space="preserve">)। जैसे मिस्र इस्राएल के लिए बन्दीगृह का प्रतीक था (देखें </w:t>
       </w:r>
-      <w:hyperlink r:id="rId38">
-        <w:r>
-          <w:rPr>
-            <w:lang w:val="hi_IN" w:bidi="hi_IN"/>
-          </w:rPr>
-          <w:rPr>
-            <w:color w:val="0000EE"/>
-            <w:u w:val="single"/>
-          </w:rPr>
-          <w:t>व्य.वि. 28:68</w:t>
-        </w:r>
-      </w:hyperlink>
+      <w:r>
+        <w:rPr>
+          <w:lang w:val="hi_IN" w:bidi="hi_IN"/>
+        </w:rPr>
+        <w:t>व्य.वि. 28:68</w:t>
+      </w:r>
       <w:r>
         <w:rPr>
           <w:lang w:val="hi_IN" w:bidi="hi_IN"/>
@@ -1302,18 +1146,12 @@
         </w:rPr>
         <w:t>: उज्जियाह ने पलिश्तियों को जीता (</w:t>
       </w:r>
-      <w:hyperlink r:id="rId39">
-        <w:r>
-          <w:rPr>
-            <w:lang w:val="hi_IN" w:bidi="hi_IN"/>
-          </w:rPr>
-          <w:rPr>
-            <w:color w:val="0000EE"/>
-            <w:u w:val="single"/>
-          </w:rPr>
-          <w:t>2 इति 26:6</w:t>
-        </w:r>
-      </w:hyperlink>
+      <w:r>
+        <w:rPr>
+          <w:lang w:val="hi_IN" w:bidi="hi_IN"/>
+        </w:rPr>
+        <w:t>2 इति 26:6</w:t>
+      </w:r>
       <w:r>
         <w:rPr>
           <w:lang w:val="hi_IN" w:bidi="hi_IN"/>
@@ -1368,36 +1206,24 @@
         </w:rPr>
         <w:t>पलिश्ती नगर अश्दोद और अश्कलोन समुद्र तट पर या उसके पास स्थित थे, जबकि एक्रोन अन्दर की ओर था। गत का यहाँ उल्लेख नहीं है, क्योंकि इसे पहले हजाएल (</w:t>
       </w:r>
-      <w:hyperlink r:id="rId40">
-        <w:r>
-          <w:rPr>
-            <w:lang w:val="hi_IN" w:bidi="hi_IN"/>
-          </w:rPr>
-          <w:rPr>
-            <w:color w:val="0000EE"/>
-            <w:u w:val="single"/>
-          </w:rPr>
-          <w:t>2 रा 12:17</w:t>
-        </w:r>
-      </w:hyperlink>
+      <w:r>
+        <w:rPr>
+          <w:lang w:val="hi_IN" w:bidi="hi_IN"/>
+        </w:rPr>
+        <w:t>2 रा 12:17</w:t>
+      </w:r>
       <w:r>
         <w:rPr>
           <w:lang w:val="hi_IN" w:bidi="hi_IN"/>
         </w:rPr>
         <w:t>) और फिर उज्जियाह (</w:t>
       </w:r>
-      <w:hyperlink r:id="rId39">
-        <w:r>
-          <w:rPr>
-            <w:lang w:val="hi_IN" w:bidi="hi_IN"/>
-          </w:rPr>
-          <w:rPr>
-            <w:color w:val="0000EE"/>
-            <w:u w:val="single"/>
-          </w:rPr>
-          <w:t>2 इति 26:6</w:t>
-        </w:r>
-      </w:hyperlink>
+      <w:r>
+        <w:rPr>
+          <w:lang w:val="hi_IN" w:bidi="hi_IN"/>
+        </w:rPr>
+        <w:t>2 इति 26:6</w:t>
+      </w:r>
       <w:r>
         <w:rPr>
           <w:lang w:val="hi_IN" w:bidi="hi_IN"/>
@@ -1416,18 +1242,12 @@
         </w:rPr>
         <w:t>: पलिश्तियों ने अश्शूरी काल के दौरान अपनी जातीय पहचान बनाए रखी, लेकिन फारसियों के समय तक यह भेद समाप्त हो गया था (</w:t>
       </w:r>
-      <w:hyperlink r:id="rId41">
-        <w:r>
-          <w:rPr>
-            <w:lang w:val="hi_IN" w:bidi="hi_IN"/>
-          </w:rPr>
-          <w:rPr>
-            <w:color w:val="0000EE"/>
-            <w:u w:val="single"/>
-          </w:rPr>
-          <w:t>जक 9:5–7</w:t>
-        </w:r>
-      </w:hyperlink>
+      <w:r>
+        <w:rPr>
+          <w:lang w:val="hi_IN" w:bidi="hi_IN"/>
+        </w:rPr>
+        <w:t>जक 9:5–7</w:t>
+      </w:r>
       <w:r>
         <w:rPr>
           <w:lang w:val="hi_IN" w:bidi="hi_IN"/>
@@ -1494,108 +1314,72 @@
         </w:rPr>
         <w:t>के समान (</w:t>
       </w:r>
-      <w:hyperlink r:id="rId42">
-        <w:r>
-          <w:rPr>
-            <w:lang w:val="hi_IN" w:bidi="hi_IN"/>
-          </w:rPr>
-          <w:rPr>
-            <w:color w:val="0000EE"/>
-            <w:u w:val="single"/>
-          </w:rPr>
-          <w:t>1:6–8</w:t>
-        </w:r>
-      </w:hyperlink>
+      <w:r>
+        <w:rPr>
+          <w:lang w:val="hi_IN" w:bidi="hi_IN"/>
+        </w:rPr>
+        <w:t>1:6–8</w:t>
+      </w:r>
       <w:r>
         <w:rPr>
           <w:lang w:val="hi_IN" w:bidi="hi_IN"/>
         </w:rPr>
         <w:t xml:space="preserve">), इस्राएली बन्दियों के पूरे गांवों को एदोमियों को गुलाम के रूप में बेचने का था, एक कैद जो विश्वासघात की भावना से और अधिक कड़वी हो गई (देखें </w:t>
       </w:r>
-      <w:hyperlink r:id="rId43">
-        <w:r>
-          <w:rPr>
-            <w:lang w:val="hi_IN" w:bidi="hi_IN"/>
-          </w:rPr>
-          <w:rPr>
-            <w:color w:val="0000EE"/>
-            <w:u w:val="single"/>
-          </w:rPr>
-          <w:t>2 शमू 5:11</w:t>
-        </w:r>
-      </w:hyperlink>
+      <w:r>
+        <w:rPr>
+          <w:lang w:val="hi_IN" w:bidi="hi_IN"/>
+        </w:rPr>
+        <w:t>2 शमू 5:11</w:t>
+      </w:r>
       <w:r>
         <w:rPr>
           <w:lang w:val="hi_IN" w:bidi="hi_IN"/>
         </w:rPr>
         <w:t xml:space="preserve">; </w:t>
       </w:r>
-      <w:hyperlink r:id="rId44">
-        <w:r>
-          <w:rPr>
-            <w:lang w:val="hi_IN" w:bidi="hi_IN"/>
-          </w:rPr>
-          <w:rPr>
-            <w:color w:val="0000EE"/>
-            <w:u w:val="single"/>
-          </w:rPr>
-          <w:t>1 रा 5:1</w:t>
-        </w:r>
-      </w:hyperlink>
+      <w:r>
+        <w:rPr>
+          <w:lang w:val="hi_IN" w:bidi="hi_IN"/>
+        </w:rPr>
+        <w:t>1 रा 5:1</w:t>
+      </w:r>
       <w:r>
         <w:rPr>
           <w:lang w:val="hi_IN" w:bidi="hi_IN"/>
         </w:rPr>
         <w:t xml:space="preserve">, </w:t>
       </w:r>
-      <w:hyperlink r:id="rId45">
-        <w:r>
-          <w:rPr>
-            <w:lang w:val="hi_IN" w:bidi="hi_IN"/>
-          </w:rPr>
-          <w:rPr>
-            <w:color w:val="0000EE"/>
-            <w:u w:val="single"/>
-          </w:rPr>
-          <w:t>11</w:t>
-        </w:r>
-      </w:hyperlink>
+      <w:r>
+        <w:rPr>
+          <w:lang w:val="hi_IN" w:bidi="hi_IN"/>
+        </w:rPr>
+        <w:t>11</w:t>
+      </w:r>
       <w:r>
         <w:rPr>
           <w:lang w:val="hi_IN" w:bidi="hi_IN"/>
         </w:rPr>
         <w:t xml:space="preserve">; </w:t>
       </w:r>
-      <w:hyperlink r:id="rId46">
-        <w:r>
-          <w:rPr>
-            <w:lang w:val="hi_IN" w:bidi="hi_IN"/>
-          </w:rPr>
-          <w:rPr>
-            <w:color w:val="0000EE"/>
-            <w:u w:val="single"/>
-          </w:rPr>
-          <w:t>16:30–31</w:t>
-        </w:r>
-      </w:hyperlink>
+      <w:r>
+        <w:rPr>
+          <w:lang w:val="hi_IN" w:bidi="hi_IN"/>
+        </w:rPr>
+        <w:t>16:30–31</w:t>
+      </w:r>
       <w:r>
         <w:rPr>
           <w:lang w:val="hi_IN" w:bidi="hi_IN"/>
         </w:rPr>
         <w:t>)। सोर की प्रतिष्ठा थी "सबकुछ बिकाऊ है"; यशायाह ने नगर को एक वेश्या के रूप में चित्रित किया जो अपने सामान बेच रही थी (</w:t>
       </w:r>
-      <w:hyperlink r:id="rId47">
-        <w:r>
-          <w:rPr>
-            <w:lang w:val="hi_IN" w:bidi="hi_IN"/>
-          </w:rPr>
-          <w:rPr>
-            <w:color w:val="0000EE"/>
-            <w:u w:val="single"/>
-          </w:rPr>
-          <w:t>यशा 23:15–17</w:t>
-        </w:r>
-      </w:hyperlink>
+      <w:r>
+        <w:rPr>
+          <w:lang w:val="hi_IN" w:bidi="hi_IN"/>
+        </w:rPr>
+        <w:t>यशा 23:15–17</w:t>
+      </w:r>
       <w:r>
         <w:rPr>
           <w:lang w:val="hi_IN" w:bidi="hi_IN"/>
@@ -1656,18 +1440,12 @@
         </w:rPr>
         <w:t xml:space="preserve">: सोर का मुख्य भाग एक द्वीप पर निर्मित किया गया था, जिससे इसे जीतना लगभग असम्भव था (देखें </w:t>
       </w:r>
-      <w:hyperlink r:id="rId48">
-        <w:r>
-          <w:rPr>
-            <w:lang w:val="hi_IN" w:bidi="hi_IN"/>
-          </w:rPr>
-          <w:rPr>
-            <w:color w:val="0000EE"/>
-            <w:u w:val="single"/>
-          </w:rPr>
-          <w:t>यहेज 26:1–28:19</w:t>
-        </w:r>
-      </w:hyperlink>
+      <w:r>
+        <w:rPr>
+          <w:lang w:val="hi_IN" w:bidi="hi_IN"/>
+        </w:rPr>
+        <w:t>यहेज 26:1–28:19</w:t>
+      </w:r>
       <w:r>
         <w:rPr>
           <w:lang w:val="hi_IN" w:bidi="hi_IN"/>
@@ -1722,72 +1500,48 @@
         </w:rPr>
         <w:t xml:space="preserve">एदोम भी एक विश्वासघाती था (देखें </w:t>
       </w:r>
-      <w:hyperlink r:id="rId49">
-        <w:r>
-          <w:rPr>
-            <w:lang w:val="hi_IN" w:bidi="hi_IN"/>
-          </w:rPr>
-          <w:rPr>
-            <w:color w:val="0000EE"/>
-            <w:u w:val="single"/>
-          </w:rPr>
-          <w:t>1:9</w:t>
-        </w:r>
-      </w:hyperlink>
+      <w:r>
+        <w:rPr>
+          <w:lang w:val="hi_IN" w:bidi="hi_IN"/>
+        </w:rPr>
+        <w:t>1:9</w:t>
+      </w:r>
       <w:r>
         <w:rPr>
           <w:lang w:val="hi_IN" w:bidi="hi_IN"/>
         </w:rPr>
         <w:t xml:space="preserve">; </w:t>
       </w:r>
-      <w:hyperlink r:id="rId50">
-        <w:r>
-          <w:rPr>
-            <w:lang w:val="hi_IN" w:bidi="hi_IN"/>
-          </w:rPr>
-          <w:rPr>
-            <w:color w:val="0000EE"/>
-            <w:u w:val="single"/>
-          </w:rPr>
-          <w:t>उत 36</w:t>
-        </w:r>
-      </w:hyperlink>
+      <w:r>
+        <w:rPr>
+          <w:lang w:val="hi_IN" w:bidi="hi_IN"/>
+        </w:rPr>
+        <w:t>उत 36</w:t>
+      </w:r>
       <w:r>
         <w:rPr>
           <w:lang w:val="hi_IN" w:bidi="hi_IN"/>
         </w:rPr>
         <w:t xml:space="preserve">; देखें </w:t>
       </w:r>
-      <w:hyperlink r:id="rId51">
-        <w:r>
-          <w:rPr>
-            <w:lang w:val="hi_IN" w:bidi="hi_IN"/>
-          </w:rPr>
-          <w:rPr>
-            <w:color w:val="0000EE"/>
-            <w:u w:val="single"/>
-          </w:rPr>
-          <w:t>उत 25:23–30</w:t>
-        </w:r>
-      </w:hyperlink>
+      <w:r>
+        <w:rPr>
+          <w:lang w:val="hi_IN" w:bidi="hi_IN"/>
+        </w:rPr>
+        <w:t>उत 25:23–30</w:t>
+      </w:r>
       <w:r>
         <w:rPr>
           <w:lang w:val="hi_IN" w:bidi="hi_IN"/>
         </w:rPr>
         <w:t xml:space="preserve">; </w:t>
       </w:r>
-      <w:hyperlink r:id="rId52">
-        <w:r>
-          <w:rPr>
-            <w:lang w:val="hi_IN" w:bidi="hi_IN"/>
-          </w:rPr>
-          <w:rPr>
-            <w:color w:val="0000EE"/>
-            <w:u w:val="single"/>
-          </w:rPr>
-          <w:t>27:39–40</w:t>
-        </w:r>
-      </w:hyperlink>
+      <w:r>
+        <w:rPr>
+          <w:lang w:val="hi_IN" w:bidi="hi_IN"/>
+        </w:rPr>
+        <w:t>27:39–40</w:t>
+      </w:r>
       <w:r>
         <w:rPr>
           <w:lang w:val="hi_IN" w:bidi="hi_IN"/>
@@ -1807,72 +1561,48 @@
         </w:rPr>
         <w:t xml:space="preserve">) का क्या अर्थ है (देखें </w:t>
       </w:r>
-      <w:hyperlink r:id="rId53">
-        <w:r>
-          <w:rPr>
-            <w:lang w:val="hi_IN" w:bidi="hi_IN"/>
-          </w:rPr>
-          <w:rPr>
-            <w:color w:val="0000EE"/>
-            <w:u w:val="single"/>
-          </w:rPr>
-          <w:t>उत 25:25–30</w:t>
-        </w:r>
-      </w:hyperlink>
+      <w:r>
+        <w:rPr>
+          <w:lang w:val="hi_IN" w:bidi="hi_IN"/>
+        </w:rPr>
+        <w:t>उत 25:25–30</w:t>
+      </w:r>
       <w:r>
         <w:rPr>
           <w:lang w:val="hi_IN" w:bidi="hi_IN"/>
         </w:rPr>
         <w:t xml:space="preserve">)। "भाई" संधि के पक्षों को भी सन्दर्भित कर सकता है (देखें </w:t>
       </w:r>
-      <w:hyperlink r:id="rId49">
-        <w:r>
-          <w:rPr>
-            <w:lang w:val="hi_IN" w:bidi="hi_IN"/>
-          </w:rPr>
-          <w:rPr>
-            <w:color w:val="0000EE"/>
-            <w:u w:val="single"/>
-          </w:rPr>
-          <w:t>आमो 1:9</w:t>
-        </w:r>
-      </w:hyperlink>
+      <w:r>
+        <w:rPr>
+          <w:lang w:val="hi_IN" w:bidi="hi_IN"/>
+        </w:rPr>
+        <w:t>आमो 1:9</w:t>
+      </w:r>
       <w:r>
         <w:rPr>
           <w:lang w:val="hi_IN" w:bidi="hi_IN"/>
         </w:rPr>
         <w:t>)। स्पष्ट है कि एदोम ने इस्राएल और यहूदा की सीमाओं पर लगातार दबाव डाला, कमजोर क्षणों में छापा मारा और लूटपाट की (</w:t>
       </w:r>
-      <w:hyperlink r:id="rId54">
-        <w:r>
-          <w:rPr>
-            <w:lang w:val="hi_IN" w:bidi="hi_IN"/>
-          </w:rPr>
-          <w:rPr>
-            <w:color w:val="0000EE"/>
-            <w:u w:val="single"/>
-          </w:rPr>
-          <w:t>यिर्म 49:7–22</w:t>
-        </w:r>
-      </w:hyperlink>
+      <w:r>
+        <w:rPr>
+          <w:lang w:val="hi_IN" w:bidi="hi_IN"/>
+        </w:rPr>
+        <w:t>यिर्म 49:7–22</w:t>
+      </w:r>
       <w:r>
         <w:rPr>
           <w:lang w:val="hi_IN" w:bidi="hi_IN"/>
         </w:rPr>
         <w:t xml:space="preserve">; </w:t>
       </w:r>
-      <w:hyperlink r:id="rId55">
-        <w:r>
-          <w:rPr>
-            <w:lang w:val="hi_IN" w:bidi="hi_IN"/>
-          </w:rPr>
-          <w:rPr>
-            <w:color w:val="0000EE"/>
-            <w:u w:val="single"/>
-          </w:rPr>
-          <w:t>ओब 1:1–9</w:t>
-        </w:r>
-      </w:hyperlink>
+      <w:r>
+        <w:rPr>
+          <w:lang w:val="hi_IN" w:bidi="hi_IN"/>
+        </w:rPr>
+        <w:t>ओब 1:1–9</w:t>
+      </w:r>
       <w:r>
         <w:rPr>
           <w:lang w:val="hi_IN" w:bidi="hi_IN"/>
@@ -1940,36 +1670,24 @@
         </w:rPr>
         <w:t xml:space="preserve"> एदोम ने निरन्तर युद्ध करने की अपनी क्षमता खो दी। बाबेल ने 553 ईसा पूर्व में यहूदा के तुरन्त बाद एदोम को नष्ट कर दिया (देखें </w:t>
       </w:r>
-      <w:hyperlink r:id="rId56">
-        <w:r>
-          <w:rPr>
-            <w:lang w:val="hi_IN" w:bidi="hi_IN"/>
-          </w:rPr>
-          <w:rPr>
-            <w:color w:val="0000EE"/>
-            <w:u w:val="single"/>
-          </w:rPr>
-          <w:t>यिर्म 27</w:t>
-        </w:r>
-      </w:hyperlink>
+      <w:r>
+        <w:rPr>
+          <w:lang w:val="hi_IN" w:bidi="hi_IN"/>
+        </w:rPr>
+        <w:t>यिर्म 27</w:t>
+      </w:r>
       <w:r>
         <w:rPr>
           <w:lang w:val="hi_IN" w:bidi="hi_IN"/>
         </w:rPr>
         <w:t xml:space="preserve">; </w:t>
       </w:r>
-      <w:hyperlink r:id="rId54">
-        <w:r>
-          <w:rPr>
-            <w:lang w:val="hi_IN" w:bidi="hi_IN"/>
-          </w:rPr>
-          <w:rPr>
-            <w:color w:val="0000EE"/>
-            <w:u w:val="single"/>
-          </w:rPr>
-          <w:t>49:7–22</w:t>
-        </w:r>
-      </w:hyperlink>
+      <w:r>
+        <w:rPr>
+          <w:lang w:val="hi_IN" w:bidi="hi_IN"/>
+        </w:rPr>
+        <w:t>49:7–22</w:t>
+      </w:r>
       <w:r>
         <w:rPr>
           <w:lang w:val="hi_IN" w:bidi="hi_IN"/>
@@ -2036,234 +1754,156 @@
         </w:rPr>
         <w:t xml:space="preserve">इस्राएल ने अम्मोन के लोगों को अपने कुटुम्बी के रूप में देखा जिन्होंने उन्हें भी धोखा दिया। अम्मोनियों (मोआबियों की तरह, </w:t>
       </w:r>
-      <w:hyperlink r:id="rId57">
-        <w:r>
-          <w:rPr>
-            <w:lang w:val="hi_IN" w:bidi="hi_IN"/>
-          </w:rPr>
-          <w:rPr>
-            <w:color w:val="0000EE"/>
-            <w:u w:val="single"/>
-          </w:rPr>
-          <w:t>2:1</w:t>
-        </w:r>
-      </w:hyperlink>
+      <w:r>
+        <w:rPr>
+          <w:lang w:val="hi_IN" w:bidi="hi_IN"/>
+        </w:rPr>
+        <w:t>2:1</w:t>
+      </w:r>
       <w:r>
         <w:rPr>
           <w:lang w:val="hi_IN" w:bidi="hi_IN"/>
         </w:rPr>
         <w:t>) लूत के वंशज थे, जो अब्राहम के भतीजे थे (</w:t>
       </w:r>
-      <w:hyperlink r:id="rId58">
-        <w:r>
-          <w:rPr>
-            <w:lang w:val="hi_IN" w:bidi="hi_IN"/>
-          </w:rPr>
-          <w:rPr>
-            <w:color w:val="0000EE"/>
-            <w:u w:val="single"/>
-          </w:rPr>
-          <w:t>उत 19:37–38</w:t>
-        </w:r>
-      </w:hyperlink>
+      <w:r>
+        <w:rPr>
+          <w:lang w:val="hi_IN" w:bidi="hi_IN"/>
+        </w:rPr>
+        <w:t>उत 19:37–38</w:t>
+      </w:r>
       <w:r>
         <w:rPr>
           <w:lang w:val="hi_IN" w:bidi="hi_IN"/>
         </w:rPr>
         <w:t xml:space="preserve">)। अम्मोन गिलाद के लिए एक निरन्तर खतरा बने हुए थे (देखें </w:t>
       </w:r>
-      <w:hyperlink r:id="rId59">
-        <w:r>
-          <w:rPr>
-            <w:lang w:val="hi_IN" w:bidi="hi_IN"/>
-          </w:rPr>
-          <w:rPr>
-            <w:color w:val="0000EE"/>
-            <w:u w:val="single"/>
-          </w:rPr>
-          <w:t>न्या 10:7–9</w:t>
-        </w:r>
-      </w:hyperlink>
+      <w:r>
+        <w:rPr>
+          <w:lang w:val="hi_IN" w:bidi="hi_IN"/>
+        </w:rPr>
+        <w:t>न्या 10:7–9</w:t>
+      </w:r>
       <w:r>
         <w:rPr>
           <w:lang w:val="hi_IN" w:bidi="hi_IN"/>
         </w:rPr>
         <w:t>)। • प्राचीन समय में, विजयी सेनाएँ आमतौर पर गर्भवती महिलाओं को चीर देती थीं (</w:t>
       </w:r>
-      <w:hyperlink r:id="rId60">
-        <w:r>
-          <w:rPr>
-            <w:lang w:val="hi_IN" w:bidi="hi_IN"/>
-          </w:rPr>
-          <w:rPr>
-            <w:color w:val="0000EE"/>
-            <w:u w:val="single"/>
-          </w:rPr>
-          <w:t>2 रा 8:12</w:t>
-        </w:r>
-      </w:hyperlink>
+      <w:r>
+        <w:rPr>
+          <w:lang w:val="hi_IN" w:bidi="hi_IN"/>
+        </w:rPr>
+        <w:t>2 रा 8:12</w:t>
+      </w:r>
       <w:r>
         <w:rPr>
           <w:lang w:val="hi_IN" w:bidi="hi_IN"/>
         </w:rPr>
         <w:t xml:space="preserve">; </w:t>
       </w:r>
-      <w:hyperlink r:id="rId61">
-        <w:r>
-          <w:rPr>
-            <w:lang w:val="hi_IN" w:bidi="hi_IN"/>
-          </w:rPr>
-          <w:rPr>
-            <w:color w:val="0000EE"/>
-            <w:u w:val="single"/>
-          </w:rPr>
-          <w:t>15:16</w:t>
-        </w:r>
-      </w:hyperlink>
+      <w:r>
+        <w:rPr>
+          <w:lang w:val="hi_IN" w:bidi="hi_IN"/>
+        </w:rPr>
+        <w:t>15:16</w:t>
+      </w:r>
       <w:r>
         <w:rPr>
           <w:lang w:val="hi_IN" w:bidi="hi_IN"/>
         </w:rPr>
         <w:t xml:space="preserve">; </w:t>
       </w:r>
-      <w:hyperlink r:id="rId62">
-        <w:r>
-          <w:rPr>
-            <w:lang w:val="hi_IN" w:bidi="hi_IN"/>
-          </w:rPr>
-          <w:rPr>
-            <w:color w:val="0000EE"/>
-            <w:u w:val="single"/>
-          </w:rPr>
-          <w:t>होश 13:16</w:t>
-        </w:r>
-      </w:hyperlink>
+      <w:r>
+        <w:rPr>
+          <w:lang w:val="hi_IN" w:bidi="hi_IN"/>
+        </w:rPr>
+        <w:t>होश 13:16</w:t>
+      </w:r>
       <w:r>
         <w:rPr>
           <w:lang w:val="hi_IN" w:bidi="hi_IN"/>
         </w:rPr>
         <w:t>); वे उन नगरों की महिलाओं के साथ बलात्कार भी करते थे और बच्चों का वध करते थे जिन्हें वे जीत लेते थे (</w:t>
       </w:r>
-      <w:hyperlink r:id="rId63">
-        <w:r>
-          <w:rPr>
-            <w:lang w:val="hi_IN" w:bidi="hi_IN"/>
-          </w:rPr>
-          <w:rPr>
-            <w:color w:val="0000EE"/>
-            <w:u w:val="single"/>
-          </w:rPr>
-          <w:t>यशा 13:16</w:t>
-        </w:r>
-      </w:hyperlink>
+      <w:r>
+        <w:rPr>
+          <w:lang w:val="hi_IN" w:bidi="hi_IN"/>
+        </w:rPr>
+        <w:t>यशा 13:16</w:t>
+      </w:r>
       <w:r>
         <w:rPr>
           <w:lang w:val="hi_IN" w:bidi="hi_IN"/>
         </w:rPr>
         <w:t xml:space="preserve">, </w:t>
       </w:r>
-      <w:hyperlink r:id="rId64">
-        <w:r>
-          <w:rPr>
-            <w:lang w:val="hi_IN" w:bidi="hi_IN"/>
-          </w:rPr>
-          <w:rPr>
-            <w:color w:val="0000EE"/>
-            <w:u w:val="single"/>
-          </w:rPr>
-          <w:t>18</w:t>
-        </w:r>
-      </w:hyperlink>
+      <w:r>
+        <w:rPr>
+          <w:lang w:val="hi_IN" w:bidi="hi_IN"/>
+        </w:rPr>
+        <w:t>18</w:t>
+      </w:r>
       <w:r>
         <w:rPr>
           <w:lang w:val="hi_IN" w:bidi="hi_IN"/>
         </w:rPr>
         <w:t xml:space="preserve">; </w:t>
       </w:r>
-      <w:hyperlink r:id="rId65">
-        <w:r>
-          <w:rPr>
-            <w:lang w:val="hi_IN" w:bidi="hi_IN"/>
-          </w:rPr>
-          <w:rPr>
-            <w:color w:val="0000EE"/>
-            <w:u w:val="single"/>
-          </w:rPr>
-          <w:t>विल 5:11</w:t>
-        </w:r>
-      </w:hyperlink>
+      <w:r>
+        <w:rPr>
+          <w:lang w:val="hi_IN" w:bidi="hi_IN"/>
+        </w:rPr>
+        <w:t>विल 5:11</w:t>
+      </w:r>
       <w:r>
         <w:rPr>
           <w:lang w:val="hi_IN" w:bidi="hi_IN"/>
         </w:rPr>
         <w:t xml:space="preserve">; </w:t>
       </w:r>
-      <w:hyperlink r:id="rId66">
-        <w:r>
-          <w:rPr>
-            <w:lang w:val="hi_IN" w:bidi="hi_IN"/>
-          </w:rPr>
-          <w:rPr>
-            <w:color w:val="0000EE"/>
-            <w:u w:val="single"/>
-          </w:rPr>
-          <w:t>होश 10:14</w:t>
-        </w:r>
-      </w:hyperlink>
+      <w:r>
+        <w:rPr>
+          <w:lang w:val="hi_IN" w:bidi="hi_IN"/>
+        </w:rPr>
+        <w:t>होश 10:14</w:t>
+      </w:r>
       <w:r>
         <w:rPr>
           <w:lang w:val="hi_IN" w:bidi="hi_IN"/>
         </w:rPr>
         <w:t xml:space="preserve">; </w:t>
       </w:r>
-      <w:hyperlink r:id="rId62">
-        <w:r>
-          <w:rPr>
-            <w:lang w:val="hi_IN" w:bidi="hi_IN"/>
-          </w:rPr>
-          <w:rPr>
-            <w:color w:val="0000EE"/>
-            <w:u w:val="single"/>
-          </w:rPr>
-          <w:t>13:16</w:t>
-        </w:r>
-      </w:hyperlink>
+      <w:r>
+        <w:rPr>
+          <w:lang w:val="hi_IN" w:bidi="hi_IN"/>
+        </w:rPr>
+        <w:t>13:16</w:t>
+      </w:r>
       <w:r>
         <w:rPr>
           <w:lang w:val="hi_IN" w:bidi="hi_IN"/>
         </w:rPr>
         <w:t xml:space="preserve">; </w:t>
       </w:r>
-      <w:hyperlink r:id="rId67">
-        <w:r>
-          <w:rPr>
-            <w:lang w:val="hi_IN" w:bidi="hi_IN"/>
-          </w:rPr>
-          <w:rPr>
-            <w:color w:val="0000EE"/>
-            <w:u w:val="single"/>
-          </w:rPr>
-          <w:t>नहू 3:10</w:t>
-        </w:r>
-      </w:hyperlink>
+      <w:r>
+        <w:rPr>
+          <w:lang w:val="hi_IN" w:bidi="hi_IN"/>
+        </w:rPr>
+        <w:t>नहू 3:10</w:t>
+      </w:r>
       <w:r>
         <w:rPr>
           <w:lang w:val="hi_IN" w:bidi="hi_IN"/>
         </w:rPr>
         <w:t xml:space="preserve">; </w:t>
       </w:r>
-      <w:hyperlink r:id="rId68">
-        <w:r>
-          <w:rPr>
-            <w:lang w:val="hi_IN" w:bidi="hi_IN"/>
-          </w:rPr>
-          <w:rPr>
-            <w:color w:val="0000EE"/>
-            <w:u w:val="single"/>
-          </w:rPr>
-          <w:t>जक 14:2</w:t>
-        </w:r>
-      </w:hyperlink>
+      <w:r>
+        <w:rPr>
+          <w:lang w:val="hi_IN" w:bidi="hi_IN"/>
+        </w:rPr>
+        <w:t>जक 14:2</w:t>
+      </w:r>
       <w:r>
         <w:rPr>
           <w:lang w:val="hi_IN" w:bidi="hi_IN"/>
@@ -2318,36 +1958,24 @@
         </w:rPr>
         <w:t>रब्बाह अम्मोनियों का प्रमुख नगर था (</w:t>
       </w:r>
-      <w:hyperlink r:id="rId69">
-        <w:r>
-          <w:rPr>
-            <w:lang w:val="hi_IN" w:bidi="hi_IN"/>
-          </w:rPr>
-          <w:rPr>
-            <w:color w:val="0000EE"/>
-            <w:u w:val="single"/>
-          </w:rPr>
-          <w:t>2 शमू 12:26</w:t>
-        </w:r>
-      </w:hyperlink>
+      <w:r>
+        <w:rPr>
+          <w:lang w:val="hi_IN" w:bidi="hi_IN"/>
+        </w:rPr>
+        <w:t>2 शमू 12:26</w:t>
+      </w:r>
       <w:r>
         <w:rPr>
           <w:lang w:val="hi_IN" w:bidi="hi_IN"/>
         </w:rPr>
         <w:t>)। • अम्मोन (</w:t>
       </w:r>
-      <w:hyperlink r:id="rId70">
-        <w:r>
-          <w:rPr>
-            <w:lang w:val="hi_IN" w:bidi="hi_IN"/>
-          </w:rPr>
-          <w:rPr>
-            <w:color w:val="0000EE"/>
-            <w:u w:val="single"/>
-          </w:rPr>
-          <w:t>आमो 1:13</w:t>
-        </w:r>
-      </w:hyperlink>
+      <w:r>
+        <w:rPr>
+          <w:lang w:val="hi_IN" w:bidi="hi_IN"/>
+        </w:rPr>
+        <w:t>आमो 1:13</w:t>
+      </w:r>
       <w:r>
         <w:rPr>
           <w:lang w:val="hi_IN" w:bidi="hi_IN"/>
@@ -2402,54 +2030,36 @@
         </w:rPr>
         <w:t xml:space="preserve">उनका राजा: इब्री शब्द मलकम अम्मोनी परमेश्वर मोलेक का सन्दर्भ हो सकता है। प्राचीन समय में, लोग मानते थे कि एक विजित देश के परमेश्वर या देवता उनके साथ बँधुआई में चले जाते थे (देखें </w:t>
       </w:r>
-      <w:hyperlink r:id="rId71">
-        <w:r>
-          <w:rPr>
-            <w:lang w:val="hi_IN" w:bidi="hi_IN"/>
-          </w:rPr>
-          <w:rPr>
-            <w:color w:val="0000EE"/>
-            <w:u w:val="single"/>
-          </w:rPr>
-          <w:t>5:26–27</w:t>
-        </w:r>
-      </w:hyperlink>
+      <w:r>
+        <w:rPr>
+          <w:lang w:val="hi_IN" w:bidi="hi_IN"/>
+        </w:rPr>
+        <w:t>5:26–27</w:t>
+      </w:r>
       <w:r>
         <w:rPr>
           <w:lang w:val="hi_IN" w:bidi="hi_IN"/>
         </w:rPr>
         <w:t xml:space="preserve">; </w:t>
       </w:r>
-      <w:hyperlink r:id="rId72">
-        <w:r>
-          <w:rPr>
-            <w:lang w:val="hi_IN" w:bidi="hi_IN"/>
-          </w:rPr>
-          <w:rPr>
-            <w:color w:val="0000EE"/>
-            <w:u w:val="single"/>
-          </w:rPr>
-          <w:t>1 शमू 5:1–2</w:t>
-        </w:r>
-      </w:hyperlink>
+      <w:r>
+        <w:rPr>
+          <w:lang w:val="hi_IN" w:bidi="hi_IN"/>
+        </w:rPr>
+        <w:t>1 शमू 5:1–2</w:t>
+      </w:r>
       <w:r>
         <w:rPr>
           <w:lang w:val="hi_IN" w:bidi="hi_IN"/>
         </w:rPr>
         <w:t xml:space="preserve">; </w:t>
       </w:r>
-      <w:hyperlink r:id="rId73">
-        <w:r>
-          <w:rPr>
-            <w:lang w:val="hi_IN" w:bidi="hi_IN"/>
-          </w:rPr>
-          <w:rPr>
-            <w:color w:val="0000EE"/>
-            <w:u w:val="single"/>
-          </w:rPr>
-          <w:t>यशा 46:1</w:t>
-        </w:r>
-      </w:hyperlink>
+      <w:r>
+        <w:rPr>
+          <w:lang w:val="hi_IN" w:bidi="hi_IN"/>
+        </w:rPr>
+        <w:t>यशा 46:1</w:t>
+      </w:r>
       <w:r>
         <w:rPr>
           <w:lang w:val="hi_IN" w:bidi="hi_IN"/>
@@ -2584,36 +2194,24 @@
         </w:rPr>
         <w:t xml:space="preserve"> एक प्रमुख नगर (</w:t>
       </w:r>
-      <w:hyperlink r:id="rId74">
-        <w:r>
-          <w:rPr>
-            <w:lang w:val="hi_IN" w:bidi="hi_IN"/>
-          </w:rPr>
-          <w:rPr>
-            <w:color w:val="0000EE"/>
-            <w:u w:val="single"/>
-          </w:rPr>
-          <w:t>यिर्म 48:20–24</w:t>
-        </w:r>
-      </w:hyperlink>
+      <w:r>
+        <w:rPr>
+          <w:lang w:val="hi_IN" w:bidi="hi_IN"/>
+        </w:rPr>
+        <w:t>यिर्म 48:20–24</w:t>
+      </w:r>
       <w:r>
         <w:rPr>
           <w:lang w:val="hi_IN" w:bidi="hi_IN"/>
         </w:rPr>
         <w:t xml:space="preserve">), मोआबी पत्थर पर कमोश, मोआब के परमेश्वर के एक मन्दिर के रूप में उल्लिखित है। सम्भवतः मोआबियों ने एदोम के राजा के अवशेषों को जलाया या उसे इस स्थल पर मानव बलिदान के रूप में अर्पित किया। एदोमी राजा के शव के अपवित्रीकरण के कारण, परमेश्वर मोआब के राजा और उसके अधिकारियों को नष्ट कर देंगे। यह भाग्य सम्भवतः अश्शूर के सर्गोन II के आक्रमण के माध्यम से उन पर आया (715/713 ईसा पूर्व; तुलना करें </w:t>
       </w:r>
-      <w:hyperlink r:id="rId75">
-        <w:r>
-          <w:rPr>
-            <w:lang w:val="hi_IN" w:bidi="hi_IN"/>
-          </w:rPr>
-          <w:rPr>
-            <w:color w:val="0000EE"/>
-            <w:u w:val="single"/>
-          </w:rPr>
-          <w:t>यशा 15–16</w:t>
-        </w:r>
-      </w:hyperlink>
+      <w:r>
+        <w:rPr>
+          <w:lang w:val="hi_IN" w:bidi="hi_IN"/>
+        </w:rPr>
+        <w:t>यशा 15–16</w:t>
+      </w:r>
       <w:r>
         <w:rPr>
           <w:lang w:val="hi_IN" w:bidi="hi_IN"/>
@@ -2633,54 +2231,36 @@
         </w:rPr>
         <w:t xml:space="preserve">10.9.7) 582 ईसा पूर्व में एक और विनाश का संकेत देते हैं (देखें </w:t>
       </w:r>
-      <w:hyperlink r:id="rId76">
-        <w:r>
-          <w:rPr>
-            <w:lang w:val="hi_IN" w:bidi="hi_IN"/>
-          </w:rPr>
-          <w:rPr>
-            <w:color w:val="0000EE"/>
-            <w:u w:val="single"/>
-          </w:rPr>
-          <w:t>यिर्म 48</w:t>
-        </w:r>
-      </w:hyperlink>
+      <w:r>
+        <w:rPr>
+          <w:lang w:val="hi_IN" w:bidi="hi_IN"/>
+        </w:rPr>
+        <w:t>यिर्म 48</w:t>
+      </w:r>
       <w:r>
         <w:rPr>
           <w:lang w:val="hi_IN" w:bidi="hi_IN"/>
         </w:rPr>
         <w:t xml:space="preserve">; </w:t>
       </w:r>
-      <w:hyperlink r:id="rId77">
-        <w:r>
-          <w:rPr>
-            <w:lang w:val="hi_IN" w:bidi="hi_IN"/>
-          </w:rPr>
-          <w:rPr>
-            <w:color w:val="0000EE"/>
-            <w:u w:val="single"/>
-          </w:rPr>
-          <w:t>यहेज 25:8–11</w:t>
-        </w:r>
-      </w:hyperlink>
+      <w:r>
+        <w:rPr>
+          <w:lang w:val="hi_IN" w:bidi="hi_IN"/>
+        </w:rPr>
+        <w:t>यहेज 25:8–11</w:t>
+      </w:r>
       <w:r>
         <w:rPr>
           <w:lang w:val="hi_IN" w:bidi="hi_IN"/>
         </w:rPr>
         <w:t xml:space="preserve">; </w:t>
       </w:r>
-      <w:hyperlink r:id="rId78">
-        <w:r>
-          <w:rPr>
-            <w:lang w:val="hi_IN" w:bidi="hi_IN"/>
-          </w:rPr>
-          <w:rPr>
-            <w:color w:val="0000EE"/>
-            <w:u w:val="single"/>
-          </w:rPr>
-          <w:t>सप 2:8–11</w:t>
-        </w:r>
-      </w:hyperlink>
+      <w:r>
+        <w:rPr>
+          <w:lang w:val="hi_IN" w:bidi="hi_IN"/>
+        </w:rPr>
+        <w:t>सप 2:8–11</w:t>
+      </w:r>
       <w:r>
         <w:rPr>
           <w:lang w:val="hi_IN" w:bidi="hi_IN"/>
@@ -2753,54 +2333,36 @@
         </w:rPr>
         <w:t xml:space="preserve">: इस बिन्दु तक सूचीबद्ध मूर्तिपूजक राष्ट्रों ने ऐसे अत्याचार किये थे जो मानव शालीनता की सामान्य भावना का उल्लंघन करते थे, लेकिन यहूदा इससे भी आगे बढ़ गया था; उन्होंने परमेश्वर के वचन को धारण किया था, फिर भी उसकी शिक्षाओं को अस्वीकार कर दिया था (देखें </w:t>
       </w:r>
-      <w:hyperlink r:id="rId79">
-        <w:r>
-          <w:rPr>
-            <w:lang w:val="hi_IN" w:bidi="hi_IN"/>
-          </w:rPr>
-          <w:rPr>
-            <w:color w:val="0000EE"/>
-            <w:u w:val="single"/>
-          </w:rPr>
-          <w:t>होश 4:6</w:t>
-        </w:r>
-      </w:hyperlink>
+      <w:r>
+        <w:rPr>
+          <w:lang w:val="hi_IN" w:bidi="hi_IN"/>
+        </w:rPr>
+        <w:t>होश 4:6</w:t>
+      </w:r>
       <w:r>
         <w:rPr>
           <w:lang w:val="hi_IN" w:bidi="hi_IN"/>
         </w:rPr>
         <w:t xml:space="preserve">; </w:t>
       </w:r>
-      <w:hyperlink r:id="rId80">
-        <w:r>
-          <w:rPr>
-            <w:lang w:val="hi_IN" w:bidi="hi_IN"/>
-          </w:rPr>
-          <w:rPr>
-            <w:color w:val="0000EE"/>
-            <w:u w:val="single"/>
-          </w:rPr>
-          <w:t>8:1</w:t>
-        </w:r>
-      </w:hyperlink>
+      <w:r>
+        <w:rPr>
+          <w:lang w:val="hi_IN" w:bidi="hi_IN"/>
+        </w:rPr>
+        <w:t>8:1</w:t>
+      </w:r>
       <w:r>
         <w:rPr>
           <w:lang w:val="hi_IN" w:bidi="hi_IN"/>
         </w:rPr>
         <w:t xml:space="preserve">)। परमेश्वर लोगों को उस विशेषाधिकार के अनुपात में जिम्मेदार ठहराते हैं जो उन्होंने प्राप्त किया है (देखें </w:t>
       </w:r>
-      <w:hyperlink r:id="rId81">
-        <w:r>
-          <w:rPr>
-            <w:lang w:val="hi_IN" w:bidi="hi_IN"/>
-          </w:rPr>
-          <w:rPr>
-            <w:color w:val="0000EE"/>
-            <w:u w:val="single"/>
-          </w:rPr>
-          <w:t>आमो 3:2</w:t>
-        </w:r>
-      </w:hyperlink>
+      <w:r>
+        <w:rPr>
+          <w:lang w:val="hi_IN" w:bidi="hi_IN"/>
+        </w:rPr>
+        <w:t>आमो 3:2</w:t>
+      </w:r>
       <w:r>
         <w:rPr>
           <w:lang w:val="hi_IN" w:bidi="hi_IN"/>
@@ -2819,18 +2381,12 @@
         </w:rPr>
         <w:t xml:space="preserve">: परमेश्वर के सच्चे निर्देश को त्यागने के बाद, यहूदा ने अन्यजाति के समन्वयवाद (विभिन्न विश्वास प्रणालियों के तत्वों का संयोजन) और मूर्तिपूजा में पाए गए एक विकल्प की ओर रुख किया (देखें </w:t>
       </w:r>
-      <w:hyperlink r:id="rId82">
-        <w:r>
-          <w:rPr>
-            <w:lang w:val="hi_IN" w:bidi="hi_IN"/>
-          </w:rPr>
-          <w:rPr>
-            <w:color w:val="0000EE"/>
-            <w:u w:val="single"/>
-          </w:rPr>
-          <w:t>1 रा 14:22–24</w:t>
-        </w:r>
-      </w:hyperlink>
+      <w:r>
+        <w:rPr>
+          <w:lang w:val="hi_IN" w:bidi="hi_IN"/>
+        </w:rPr>
+        <w:t>1 रा 14:22–24</w:t>
+      </w:r>
       <w:r>
         <w:rPr>
           <w:lang w:val="hi_IN" w:bidi="hi_IN"/>
@@ -2933,162 +2489,108 @@
         </w:rPr>
         <w:t>यहूदा की मूर्तिपूजा उसी दण्ड को लाई जैसा कि इसके अन्यजाति पड़ोसियों के पाप: आग (</w:t>
       </w:r>
-      <w:hyperlink r:id="rId83">
-        <w:r>
-          <w:rPr>
-            <w:lang w:val="hi_IN" w:bidi="hi_IN"/>
-          </w:rPr>
-          <w:rPr>
-            <w:color w:val="0000EE"/>
-            <w:u w:val="single"/>
-          </w:rPr>
-          <w:t>1:4</w:t>
-        </w:r>
-      </w:hyperlink>
+      <w:r>
+        <w:rPr>
+          <w:lang w:val="hi_IN" w:bidi="hi_IN"/>
+        </w:rPr>
+        <w:t>1:4</w:t>
+      </w:r>
       <w:r>
         <w:rPr>
           <w:lang w:val="hi_IN" w:bidi="hi_IN"/>
         </w:rPr>
         <w:t xml:space="preserve">, </w:t>
       </w:r>
-      <w:hyperlink r:id="rId28">
-        <w:r>
-          <w:rPr>
-            <w:lang w:val="hi_IN" w:bidi="hi_IN"/>
-          </w:rPr>
-          <w:rPr>
-            <w:color w:val="0000EE"/>
-            <w:u w:val="single"/>
-          </w:rPr>
-          <w:t>7</w:t>
-        </w:r>
-      </w:hyperlink>
+      <w:r>
+        <w:rPr>
+          <w:lang w:val="hi_IN" w:bidi="hi_IN"/>
+        </w:rPr>
+        <w:t>7</w:t>
+      </w:r>
       <w:r>
         <w:rPr>
           <w:lang w:val="hi_IN" w:bidi="hi_IN"/>
         </w:rPr>
         <w:t xml:space="preserve">, </w:t>
       </w:r>
-      <w:hyperlink r:id="rId29">
-        <w:r>
-          <w:rPr>
-            <w:lang w:val="hi_IN" w:bidi="hi_IN"/>
-          </w:rPr>
-          <w:rPr>
-            <w:color w:val="0000EE"/>
-            <w:u w:val="single"/>
-          </w:rPr>
-          <w:t>10</w:t>
-        </w:r>
-      </w:hyperlink>
+      <w:r>
+        <w:rPr>
+          <w:lang w:val="hi_IN" w:bidi="hi_IN"/>
+        </w:rPr>
+        <w:t>10</w:t>
+      </w:r>
       <w:r>
         <w:rPr>
           <w:lang w:val="hi_IN" w:bidi="hi_IN"/>
         </w:rPr>
         <w:t xml:space="preserve">, </w:t>
       </w:r>
-      <w:hyperlink r:id="rId30">
-        <w:r>
-          <w:rPr>
-            <w:lang w:val="hi_IN" w:bidi="hi_IN"/>
-          </w:rPr>
-          <w:rPr>
-            <w:color w:val="0000EE"/>
-            <w:u w:val="single"/>
-          </w:rPr>
-          <w:t>12</w:t>
-        </w:r>
-      </w:hyperlink>
+      <w:r>
+        <w:rPr>
+          <w:lang w:val="hi_IN" w:bidi="hi_IN"/>
+        </w:rPr>
+        <w:t>12</w:t>
+      </w:r>
       <w:r>
         <w:rPr>
           <w:lang w:val="hi_IN" w:bidi="hi_IN"/>
         </w:rPr>
         <w:t xml:space="preserve">, </w:t>
       </w:r>
-      <w:hyperlink r:id="rId31">
-        <w:r>
-          <w:rPr>
-            <w:lang w:val="hi_IN" w:bidi="hi_IN"/>
-          </w:rPr>
-          <w:rPr>
-            <w:color w:val="0000EE"/>
-            <w:u w:val="single"/>
-          </w:rPr>
-          <w:t>14</w:t>
-        </w:r>
-      </w:hyperlink>
+      <w:r>
+        <w:rPr>
+          <w:lang w:val="hi_IN" w:bidi="hi_IN"/>
+        </w:rPr>
+        <w:t>14</w:t>
+      </w:r>
       <w:r>
         <w:rPr>
           <w:lang w:val="hi_IN" w:bidi="hi_IN"/>
         </w:rPr>
         <w:t xml:space="preserve">; </w:t>
       </w:r>
-      <w:hyperlink r:id="rId32">
-        <w:r>
-          <w:rPr>
-            <w:lang w:val="hi_IN" w:bidi="hi_IN"/>
-          </w:rPr>
-          <w:rPr>
-            <w:color w:val="0000EE"/>
-            <w:u w:val="single"/>
-          </w:rPr>
-          <w:t>2:2</w:t>
-        </w:r>
-      </w:hyperlink>
+      <w:r>
+        <w:rPr>
+          <w:lang w:val="hi_IN" w:bidi="hi_IN"/>
+        </w:rPr>
+        <w:t>2:2</w:t>
+      </w:r>
       <w:r>
         <w:rPr>
           <w:lang w:val="hi_IN" w:bidi="hi_IN"/>
         </w:rPr>
         <w:t xml:space="preserve">) जो यरूशलेम को नष्ट कर देगी। कसदियों ने 586 ईसा पूर्व में यरूशलेम को जला दिया जब उन्होंने इसे अधीन कर लिया (देखें </w:t>
       </w:r>
-      <w:hyperlink r:id="rId84">
-        <w:r>
-          <w:rPr>
-            <w:lang w:val="hi_IN" w:bidi="hi_IN"/>
-          </w:rPr>
-          <w:rPr>
-            <w:color w:val="0000EE"/>
-            <w:u w:val="single"/>
-          </w:rPr>
-          <w:t>2 रा 25:9</w:t>
-        </w:r>
-      </w:hyperlink>
+      <w:r>
+        <w:rPr>
+          <w:lang w:val="hi_IN" w:bidi="hi_IN"/>
+        </w:rPr>
+        <w:t>2 रा 25:9</w:t>
+      </w:r>
       <w:r>
         <w:rPr>
           <w:lang w:val="hi_IN" w:bidi="hi_IN"/>
         </w:rPr>
         <w:t xml:space="preserve">; </w:t>
       </w:r>
-      <w:hyperlink r:id="rId85">
-        <w:r>
-          <w:rPr>
-            <w:lang w:val="hi_IN" w:bidi="hi_IN"/>
-          </w:rPr>
-          <w:rPr>
-            <w:color w:val="0000EE"/>
-            <w:u w:val="single"/>
-          </w:rPr>
-          <w:t>नहे 2:17</w:t>
-        </w:r>
-      </w:hyperlink>
+      <w:r>
+        <w:rPr>
+          <w:lang w:val="hi_IN" w:bidi="hi_IN"/>
+        </w:rPr>
+        <w:t>नहे 2:17</w:t>
+      </w:r>
       <w:r>
         <w:rPr>
           <w:lang w:val="hi_IN" w:bidi="hi_IN"/>
         </w:rPr>
         <w:t xml:space="preserve">; </w:t>
       </w:r>
-      <w:hyperlink r:id="rId86">
-        <w:r>
-          <w:rPr>
-            <w:lang w:val="hi_IN" w:bidi="hi_IN"/>
-          </w:rPr>
-          <w:rPr>
-            <w:color w:val="0000EE"/>
-            <w:u w:val="single"/>
-          </w:rPr>
-          <w:t>4:2</w:t>
-        </w:r>
-      </w:hyperlink>
+      <w:r>
+        <w:rPr>
+          <w:lang w:val="hi_IN" w:bidi="hi_IN"/>
+        </w:rPr>
+        <w:t>4:2</w:t>
+      </w:r>
       <w:r>
         <w:rPr>
           <w:lang w:val="hi_IN" w:bidi="hi_IN"/>
@@ -3143,36 +2645,24 @@
         </w:rPr>
         <w:t>सम्माननीय लोग “धार्मिक” होते हैं, जो परमेश्वर और अन्य लोगों के साथ सही सम्बन्ध का आनन्द लेते हैं। दरिद्र लोगों के साथ समानता “धार्मिक जरूरतमंदों” का विचार उत्पन्न करती है। व्यवस्था ने उन लोगों को प्रेरित किया जिनके पास अधिक था कि वे जरूरतमंदों की सहायता करें और स्वतंत्र रूप से उधार दें (</w:t>
       </w:r>
-      <w:hyperlink r:id="rId87">
-        <w:r>
-          <w:rPr>
-            <w:lang w:val="hi_IN" w:bidi="hi_IN"/>
-          </w:rPr>
-          <w:rPr>
-            <w:color w:val="0000EE"/>
-            <w:u w:val="single"/>
-          </w:rPr>
-          <w:t>व्य.वि. 15:7–11</w:t>
-        </w:r>
-      </w:hyperlink>
+      <w:r>
+        <w:rPr>
+          <w:lang w:val="hi_IN" w:bidi="hi_IN"/>
+        </w:rPr>
+        <w:t>व्य.वि. 15:7–11</w:t>
+      </w:r>
       <w:r>
         <w:rPr>
           <w:lang w:val="hi_IN" w:bidi="hi_IN"/>
         </w:rPr>
         <w:t>)। अन्तिम उपाय के रूप में, जो लोग अपने ऋण चुकाने के लिए अत्यधिक दरिद्र थे, वे श्रम के माध्यम से अपने ऋण चुकाने के लिए बँधुआ दास बन सकते थे (</w:t>
       </w:r>
-      <w:hyperlink r:id="rId88">
-        <w:r>
-          <w:rPr>
-            <w:lang w:val="hi_IN" w:bidi="hi_IN"/>
-          </w:rPr>
-          <w:rPr>
-            <w:color w:val="0000EE"/>
-            <w:u w:val="single"/>
-          </w:rPr>
-          <w:t>लैव्य 25:39–43</w:t>
-        </w:r>
-      </w:hyperlink>
+      <w:r>
+        <w:rPr>
+          <w:lang w:val="hi_IN" w:bidi="hi_IN"/>
+        </w:rPr>
+        <w:t>लैव्य 25:39–43</w:t>
+      </w:r>
       <w:r>
         <w:rPr>
           <w:lang w:val="hi_IN" w:bidi="hi_IN"/>
@@ -3192,36 +2682,24 @@
         </w:rPr>
         <w:t xml:space="preserve"> जो कि वे जो थोड़ी सी राशि के लिए ऋणी थे, उसका अतिशयोक्ति है (देखें </w:t>
       </w:r>
-      <w:hyperlink r:id="rId89">
-        <w:r>
-          <w:rPr>
-            <w:lang w:val="hi_IN" w:bidi="hi_IN"/>
-          </w:rPr>
-          <w:rPr>
-            <w:color w:val="0000EE"/>
-            <w:u w:val="single"/>
-          </w:rPr>
-          <w:t>आमो 8:6</w:t>
-        </w:r>
-      </w:hyperlink>
+      <w:r>
+        <w:rPr>
+          <w:lang w:val="hi_IN" w:bidi="hi_IN"/>
+        </w:rPr>
+        <w:t>आमो 8:6</w:t>
+      </w:r>
       <w:r>
         <w:rPr>
           <w:lang w:val="hi_IN" w:bidi="hi_IN"/>
         </w:rPr>
         <w:t xml:space="preserve">)। चप्पलें ऋण के लिए दी गई प्रतिज्ञा थीं या सौदे को मुहर करने के लिए इस्तेमाल किया गया एक प्रतीक (देखें </w:t>
       </w:r>
-      <w:hyperlink r:id="rId90">
-        <w:r>
-          <w:rPr>
-            <w:lang w:val="hi_IN" w:bidi="hi_IN"/>
-          </w:rPr>
-          <w:rPr>
-            <w:color w:val="0000EE"/>
-            <w:u w:val="single"/>
-          </w:rPr>
-          <w:t>रूत 4:7</w:t>
-        </w:r>
-      </w:hyperlink>
+      <w:r>
+        <w:rPr>
+          <w:lang w:val="hi_IN" w:bidi="hi_IN"/>
+        </w:rPr>
+        <w:t>रूत 4:7</w:t>
+      </w:r>
       <w:r>
         <w:rPr>
           <w:lang w:val="hi_IN" w:bidi="hi_IN"/>
@@ -3276,18 +2754,12 @@
         </w:rPr>
         <w:t xml:space="preserve">इस्राएल: इस्राएल के पड़ोसियों द्वारा किये गए पापों की एक सूची लोगों को बताने के बाद, आमोस अपने वास्तविक मुद्दे पर पहुँचे: इस्राएलियों को भी इसी तरह का भाग्य भुगतना पड़ेगा (तुलना करें नातान द्वारा आत्म-आरोप लगाने के लिए भविष्यवाणी सम्बन्धी बयानबाजी से, </w:t>
       </w:r>
-      <w:hyperlink r:id="rId91">
-        <w:r>
-          <w:rPr>
-            <w:lang w:val="hi_IN" w:bidi="hi_IN"/>
-          </w:rPr>
-          <w:rPr>
-            <w:color w:val="0000EE"/>
-            <w:u w:val="single"/>
-          </w:rPr>
-          <w:t>2 शमू 12:1–13</w:t>
-        </w:r>
-      </w:hyperlink>
+      <w:r>
+        <w:rPr>
+          <w:lang w:val="hi_IN" w:bidi="hi_IN"/>
+        </w:rPr>
+        <w:t>2 शमू 12:1–13</w:t>
+      </w:r>
       <w:r>
         <w:rPr>
           <w:lang w:val="hi_IN" w:bidi="hi_IN"/>
@@ -3354,90 +2826,60 @@
         </w:rPr>
         <w:t xml:space="preserve"> का अर्थ था उनके साथ निर्दयता से व्यवहार करना (देखें </w:t>
       </w:r>
-      <w:hyperlink r:id="rId92">
-        <w:r>
-          <w:rPr>
-            <w:lang w:val="hi_IN" w:bidi="hi_IN"/>
-          </w:rPr>
-          <w:rPr>
-            <w:color w:val="0000EE"/>
-            <w:u w:val="single"/>
-          </w:rPr>
-          <w:t>8:4</w:t>
-        </w:r>
-      </w:hyperlink>
+      <w:r>
+        <w:rPr>
+          <w:lang w:val="hi_IN" w:bidi="hi_IN"/>
+        </w:rPr>
+        <w:t>8:4</w:t>
+      </w:r>
       <w:r>
         <w:rPr>
           <w:lang w:val="hi_IN" w:bidi="hi_IN"/>
         </w:rPr>
         <w:t>)। • निर्बल और उत्पीड़ित लोग एक सामाजिक-आर्थिक प्रणाली द्वारा शोषित होते थे, जो उन्हें व्यवस्था द्वारा प्रत्याभूत न्याय से वंचित करती थी (</w:t>
       </w:r>
-      <w:hyperlink r:id="rId93">
-        <w:r>
-          <w:rPr>
-            <w:lang w:val="hi_IN" w:bidi="hi_IN"/>
-          </w:rPr>
-          <w:rPr>
-            <w:color w:val="0000EE"/>
-            <w:u w:val="single"/>
-          </w:rPr>
-          <w:t>निर्ग 23:6–8</w:t>
-        </w:r>
-      </w:hyperlink>
+      <w:r>
+        <w:rPr>
+          <w:lang w:val="hi_IN" w:bidi="hi_IN"/>
+        </w:rPr>
+        <w:t>निर्ग 23:6–8</w:t>
+      </w:r>
       <w:r>
         <w:rPr>
           <w:lang w:val="hi_IN" w:bidi="hi_IN"/>
         </w:rPr>
         <w:t>)। • यह कि पिता और पुत्र एक ही महिला के साथ सोते थे, इस्राएलियों की नैतिक दरिद्रता को दर्शाता था; व्यवस्था ने इस प्रथा को निषिद्ध किया था (</w:t>
       </w:r>
-      <w:hyperlink r:id="rId94">
-        <w:r>
-          <w:rPr>
-            <w:lang w:val="hi_IN" w:bidi="hi_IN"/>
-          </w:rPr>
-          <w:rPr>
-            <w:color w:val="0000EE"/>
-            <w:u w:val="single"/>
-          </w:rPr>
-          <w:t>लैव्य 18:7–8</w:t>
-        </w:r>
-      </w:hyperlink>
+      <w:r>
+        <w:rPr>
+          <w:lang w:val="hi_IN" w:bidi="hi_IN"/>
+        </w:rPr>
+        <w:t>लैव्य 18:7–8</w:t>
+      </w:r>
       <w:r>
         <w:rPr>
           <w:lang w:val="hi_IN" w:bidi="hi_IN"/>
         </w:rPr>
         <w:t xml:space="preserve">, </w:t>
       </w:r>
-      <w:hyperlink r:id="rId95">
-        <w:r>
-          <w:rPr>
-            <w:lang w:val="hi_IN" w:bidi="hi_IN"/>
-          </w:rPr>
-          <w:rPr>
-            <w:color w:val="0000EE"/>
-            <w:u w:val="single"/>
-          </w:rPr>
-          <w:t>15</w:t>
-        </w:r>
-      </w:hyperlink>
+      <w:r>
+        <w:rPr>
+          <w:lang w:val="hi_IN" w:bidi="hi_IN"/>
+        </w:rPr>
+        <w:t>15</w:t>
+      </w:r>
       <w:r>
         <w:rPr>
           <w:lang w:val="hi_IN" w:bidi="hi_IN"/>
         </w:rPr>
         <w:t xml:space="preserve">; </w:t>
       </w:r>
-      <w:hyperlink r:id="rId96">
-        <w:r>
-          <w:rPr>
-            <w:lang w:val="hi_IN" w:bidi="hi_IN"/>
-          </w:rPr>
-          <w:rPr>
-            <w:color w:val="0000EE"/>
-            <w:u w:val="single"/>
-          </w:rPr>
-          <w:t>20:11–12</w:t>
-        </w:r>
-      </w:hyperlink>
+      <w:r>
+        <w:rPr>
+          <w:lang w:val="hi_IN" w:bidi="hi_IN"/>
+        </w:rPr>
+        <w:t>20:11–12</w:t>
+      </w:r>
       <w:r>
         <w:rPr>
           <w:lang w:val="hi_IN" w:bidi="hi_IN"/>
@@ -3456,18 +2898,12 @@
         </w:rPr>
         <w:t xml:space="preserve">: विभिन्न उर्वरता देवताओं की पूजा करते समय, इस्राएल और आस-पास की जातियाँ "पवित्र वेश्यावृत्ति" में संलग्न होती थीं (देखें </w:t>
       </w:r>
-      <w:hyperlink r:id="rId97">
-        <w:r>
-          <w:rPr>
-            <w:lang w:val="hi_IN" w:bidi="hi_IN"/>
-          </w:rPr>
-          <w:rPr>
-            <w:color w:val="0000EE"/>
-            <w:u w:val="single"/>
-          </w:rPr>
-          <w:t>होश 4:10–14</w:t>
-        </w:r>
-      </w:hyperlink>
+      <w:r>
+        <w:rPr>
+          <w:lang w:val="hi_IN" w:bidi="hi_IN"/>
+        </w:rPr>
+        <w:t>होश 4:10–14</w:t>
+      </w:r>
       <w:r>
         <w:rPr>
           <w:lang w:val="hi_IN" w:bidi="hi_IN"/>
@@ -3522,54 +2958,36 @@
         </w:rPr>
         <w:t>विडम्बना यह है कि दरिद्रों के उत्पीड़क अपने पापों का प्रदर्शन धार्मिक त्योहारों में करते थे। • तोराह ने एक ऋणदाता को दरिद्र व्यक्ति की अंगरखा को ऋण के लिए सुरक्षा के रूप में लेने की अनुमति दी थी, लेकिन इसे रात भर नहीं रखा जाना चाहिए था, क्योंकि रातें ठण्डी होती थीं (</w:t>
       </w:r>
-      <w:hyperlink r:id="rId98">
-        <w:r>
-          <w:rPr>
-            <w:lang w:val="hi_IN" w:bidi="hi_IN"/>
-          </w:rPr>
-          <w:rPr>
-            <w:color w:val="0000EE"/>
-            <w:u w:val="single"/>
-          </w:rPr>
-          <w:t>निर्ग 22:26–27</w:t>
-        </w:r>
-      </w:hyperlink>
+      <w:r>
+        <w:rPr>
+          <w:lang w:val="hi_IN" w:bidi="hi_IN"/>
+        </w:rPr>
+        <w:t>निर्ग 22:26–27</w:t>
+      </w:r>
       <w:r>
         <w:rPr>
           <w:lang w:val="hi_IN" w:bidi="hi_IN"/>
         </w:rPr>
         <w:t xml:space="preserve">; </w:t>
       </w:r>
-      <w:hyperlink r:id="rId99">
-        <w:r>
-          <w:rPr>
-            <w:lang w:val="hi_IN" w:bidi="hi_IN"/>
-          </w:rPr>
-          <w:rPr>
-            <w:color w:val="0000EE"/>
-            <w:u w:val="single"/>
-          </w:rPr>
-          <w:t>व्य.वि. 24:12–13</w:t>
-        </w:r>
-      </w:hyperlink>
+      <w:r>
+        <w:rPr>
+          <w:lang w:val="hi_IN" w:bidi="hi_IN"/>
+        </w:rPr>
+        <w:t>व्य.वि. 24:12–13</w:t>
+      </w:r>
       <w:r>
         <w:rPr>
           <w:lang w:val="hi_IN" w:bidi="hi_IN"/>
         </w:rPr>
         <w:t>)। एक विधवा स्त्री के वस्त्रों को कभी भी ऋण के लिए सुरक्षा के रूप में नहीं लिया जाना चाहिए था (</w:t>
       </w:r>
-      <w:hyperlink r:id="rId100">
-        <w:r>
-          <w:rPr>
-            <w:lang w:val="hi_IN" w:bidi="hi_IN"/>
-          </w:rPr>
-          <w:rPr>
-            <w:color w:val="0000EE"/>
-            <w:u w:val="single"/>
-          </w:rPr>
-          <w:t>व्य.वि. 24:17</w:t>
-        </w:r>
-      </w:hyperlink>
+      <w:r>
+        <w:rPr>
+          <w:lang w:val="hi_IN" w:bidi="hi_IN"/>
+        </w:rPr>
+        <w:t>व्य.वि. 24:17</w:t>
+      </w:r>
       <w:r>
         <w:rPr>
           <w:lang w:val="hi_IN" w:bidi="hi_IN"/>
@@ -3588,18 +3006,12 @@
         </w:rPr>
         <w:t>: धनी लोग न्यायियों को रिश्वत देते थे और अपने प्रभाव का उपयोग करते थे ताकि दरिद्र, जो अपनी रक्षा नहीं कर सकते थे, उसको निष्पक्ष सुनवाई प्राप्त करने से रोका जा सके (</w:t>
       </w:r>
-      <w:hyperlink r:id="rId101">
-        <w:r>
-          <w:rPr>
-            <w:lang w:val="hi_IN" w:bidi="hi_IN"/>
-          </w:rPr>
-          <w:rPr>
-            <w:color w:val="0000EE"/>
-            <w:u w:val="single"/>
-          </w:rPr>
-          <w:t>आमो 5:12</w:t>
-        </w:r>
-      </w:hyperlink>
+      <w:r>
+        <w:rPr>
+          <w:lang w:val="hi_IN" w:bidi="hi_IN"/>
+        </w:rPr>
+        <w:t>आमो 5:12</w:t>
+      </w:r>
       <w:r>
         <w:rPr>
           <w:lang w:val="hi_IN" w:bidi="hi_IN"/>
@@ -3666,36 +3078,24 @@
         </w:rPr>
         <w:t xml:space="preserve">का उपयोग कनान के निवासियों को दर्शाने के लिए एक सामान्य शब्द के रूप में किया गया है (देखें </w:t>
       </w:r>
-      <w:hyperlink r:id="rId102">
-        <w:r>
-          <w:rPr>
-            <w:lang w:val="hi_IN" w:bidi="hi_IN"/>
-          </w:rPr>
-          <w:rPr>
-            <w:color w:val="0000EE"/>
-            <w:u w:val="single"/>
-          </w:rPr>
-          <w:t>उत 15:16</w:t>
-        </w:r>
-      </w:hyperlink>
+      <w:r>
+        <w:rPr>
+          <w:lang w:val="hi_IN" w:bidi="hi_IN"/>
+        </w:rPr>
+        <w:t>उत 15:16</w:t>
+      </w:r>
       <w:r>
         <w:rPr>
           <w:lang w:val="hi_IN" w:bidi="hi_IN"/>
         </w:rPr>
         <w:t xml:space="preserve">; </w:t>
       </w:r>
-      <w:hyperlink r:id="rId103">
-        <w:r>
-          <w:rPr>
-            <w:lang w:val="hi_IN" w:bidi="hi_IN"/>
-          </w:rPr>
-          <w:rPr>
-            <w:color w:val="0000EE"/>
-            <w:u w:val="single"/>
-          </w:rPr>
-          <w:t>न्या 6:10</w:t>
-        </w:r>
-      </w:hyperlink>
+      <w:r>
+        <w:rPr>
+          <w:lang w:val="hi_IN" w:bidi="hi_IN"/>
+        </w:rPr>
+        <w:t>न्या 6:10</w:t>
+      </w:r>
       <w:r>
         <w:rPr>
           <w:lang w:val="hi_IN" w:bidi="hi_IN"/>
@@ -3750,18 +3150,12 @@
         </w:rPr>
         <w:t>याजकों के अलावा, परमेश्वर ने भविष्यवक्ताओं को अपना वचन और इच्छा प्रकट करने के लिए नियुक्त किया (</w:t>
       </w:r>
-      <w:hyperlink r:id="rId104">
-        <w:r>
-          <w:rPr>
-            <w:lang w:val="hi_IN" w:bidi="hi_IN"/>
-          </w:rPr>
-          <w:rPr>
-            <w:color w:val="0000EE"/>
-            <w:u w:val="single"/>
-          </w:rPr>
-          <w:t>व्य.वि. 18:15–19</w:t>
-        </w:r>
-      </w:hyperlink>
+      <w:r>
+        <w:rPr>
+          <w:lang w:val="hi_IN" w:bidi="hi_IN"/>
+        </w:rPr>
+        <w:t>व्य.वि. 18:15–19</w:t>
+      </w:r>
       <w:r>
         <w:rPr>
           <w:lang w:val="hi_IN" w:bidi="hi_IN"/>
@@ -3781,36 +3175,24 @@
         </w:rPr>
         <w:t xml:space="preserve"> जो यहोवा को समर्पित थे उन वचनों द्वारा जिनमें किण्वित पेयों से परहेज शामिल था (</w:t>
       </w:r>
-      <w:hyperlink r:id="rId105">
-        <w:r>
-          <w:rPr>
-            <w:lang w:val="hi_IN" w:bidi="hi_IN"/>
-          </w:rPr>
-          <w:rPr>
-            <w:color w:val="0000EE"/>
-            <w:u w:val="single"/>
-          </w:rPr>
-          <w:t>गिन 6:1–21</w:t>
-        </w:r>
-      </w:hyperlink>
+      <w:r>
+        <w:rPr>
+          <w:lang w:val="hi_IN" w:bidi="hi_IN"/>
+        </w:rPr>
+        <w:t>गिन 6:1–21</w:t>
+      </w:r>
       <w:r>
         <w:rPr>
           <w:lang w:val="hi_IN" w:bidi="hi_IN"/>
         </w:rPr>
         <w:t xml:space="preserve">)। इस्राएल ने नाज़ीरों और भविष्यद्वक्ताओं दोनों को परमेश्वर की बुलाहट की उपेक्षा करने और उसका उल्लंघन करने के लिए कहकर परमेश्वर के प्रति अपनी उपेक्षा दिखाई (देखें </w:t>
       </w:r>
-      <w:hyperlink r:id="rId106">
-        <w:r>
-          <w:rPr>
-            <w:lang w:val="hi_IN" w:bidi="hi_IN"/>
-          </w:rPr>
-          <w:rPr>
-            <w:color w:val="0000EE"/>
-            <w:u w:val="single"/>
-          </w:rPr>
-          <w:t>आमो 7:12–13</w:t>
-        </w:r>
-      </w:hyperlink>
+      <w:r>
+        <w:rPr>
+          <w:lang w:val="hi_IN" w:bidi="hi_IN"/>
+        </w:rPr>
+        <w:t>आमो 7:12–13</w:t>
+      </w:r>
       <w:r>
         <w:rPr>
           <w:lang w:val="hi_IN" w:bidi="hi_IN"/>
@@ -3865,18 +3247,12 @@
         </w:rPr>
         <w:t xml:space="preserve">अध्याय का समापन उस युद्ध के वर्णन के साथ होता है जिसमें इस्राएल पराजित होगा और भाग जाएगा (देखें </w:t>
       </w:r>
-      <w:hyperlink r:id="rId107">
-        <w:r>
-          <w:rPr>
-            <w:lang w:val="hi_IN" w:bidi="hi_IN"/>
-          </w:rPr>
-          <w:rPr>
-            <w:color w:val="0000EE"/>
-            <w:u w:val="single"/>
-          </w:rPr>
-          <w:t>भज 33:16–17</w:t>
-        </w:r>
-      </w:hyperlink>
+      <w:r>
+        <w:rPr>
+          <w:lang w:val="hi_IN" w:bidi="hi_IN"/>
+        </w:rPr>
+        <w:t>भज 33:16–17</w:t>
+      </w:r>
       <w:r>
         <w:rPr>
           <w:lang w:val="hi_IN" w:bidi="hi_IN"/>
@@ -3991,36 +3367,24 @@
         </w:rPr>
         <w:t>” कहते हैं (</w:t>
       </w:r>
-      <w:hyperlink r:id="rId108">
-        <w:r>
-          <w:rPr>
-            <w:lang w:val="hi_IN" w:bidi="hi_IN"/>
-          </w:rPr>
-          <w:rPr>
-            <w:color w:val="0000EE"/>
-            <w:u w:val="single"/>
-          </w:rPr>
-          <w:t>5:18</w:t>
-        </w:r>
-      </w:hyperlink>
+      <w:r>
+        <w:rPr>
+          <w:lang w:val="hi_IN" w:bidi="hi_IN"/>
+        </w:rPr>
+        <w:t>5:18</w:t>
+      </w:r>
       <w:r>
         <w:rPr>
           <w:lang w:val="hi_IN" w:bidi="hi_IN"/>
         </w:rPr>
         <w:t xml:space="preserve">); दोनों अभिव्यक्तियाँ इस्राएल पर न्याय के समय को दर्शाती हैं (यह भी देखें </w:t>
       </w:r>
-      <w:hyperlink r:id="rId109">
-        <w:r>
-          <w:rPr>
-            <w:lang w:val="hi_IN" w:bidi="hi_IN"/>
-          </w:rPr>
-          <w:rPr>
-            <w:color w:val="0000EE"/>
-            <w:u w:val="single"/>
-          </w:rPr>
-          <w:t>8:3</w:t>
-        </w:r>
-      </w:hyperlink>
+      <w:r>
+        <w:rPr>
+          <w:lang w:val="hi_IN" w:bidi="hi_IN"/>
+        </w:rPr>
+        <w:t>8:3</w:t>
+      </w:r>
       <w:r>
         <w:rPr>
           <w:lang w:val="hi_IN" w:bidi="hi_IN"/>
@@ -4075,18 +3439,12 @@
         </w:rPr>
         <w:t xml:space="preserve">आमोस इस्राएल के लिए परमेश्वर की भलाई का उल्लेख करते हैं जब परमेश्वर ने उन्हें मिस्र से छुड़ाया (देखें </w:t>
       </w:r>
-      <w:hyperlink r:id="rId110">
-        <w:r>
-          <w:rPr>
-            <w:lang w:val="hi_IN" w:bidi="hi_IN"/>
-          </w:rPr>
-          <w:rPr>
-            <w:color w:val="0000EE"/>
-            <w:u w:val="single"/>
-          </w:rPr>
-          <w:t>2:10</w:t>
-        </w:r>
-      </w:hyperlink>
+      <w:r>
+        <w:rPr>
+          <w:lang w:val="hi_IN" w:bidi="hi_IN"/>
+        </w:rPr>
+        <w:t>2:10</w:t>
+      </w:r>
       <w:r>
         <w:rPr>
           <w:lang w:val="hi_IN" w:bidi="hi_IN"/>
@@ -4237,126 +3595,84 @@
         </w:rPr>
         <w:t>शब्द मन लगाया है का अनुवाद व्यक्तिगत और अनुभवजन्य ज्ञान को इंगित करता है जो अक्सर केवल बौद्धिक जागरूकता से परे होता है। यह औपचारिक मान्यता और स्वीकृति का संकेत दे सकता है (</w:t>
       </w:r>
-      <w:hyperlink r:id="rId111">
-        <w:r>
-          <w:rPr>
-            <w:lang w:val="hi_IN" w:bidi="hi_IN"/>
-          </w:rPr>
-          <w:rPr>
-            <w:color w:val="0000EE"/>
-            <w:u w:val="single"/>
-          </w:rPr>
-          <w:t>निर्ग 1:8</w:t>
-        </w:r>
-      </w:hyperlink>
+      <w:r>
+        <w:rPr>
+          <w:lang w:val="hi_IN" w:bidi="hi_IN"/>
+        </w:rPr>
+        <w:t>निर्ग 1:8</w:t>
+      </w:r>
       <w:r>
         <w:rPr>
           <w:lang w:val="hi_IN" w:bidi="hi_IN"/>
         </w:rPr>
         <w:t xml:space="preserve">; </w:t>
       </w:r>
-      <w:hyperlink r:id="rId112">
-        <w:r>
-          <w:rPr>
-            <w:lang w:val="hi_IN" w:bidi="hi_IN"/>
-          </w:rPr>
-          <w:rPr>
-            <w:color w:val="0000EE"/>
-            <w:u w:val="single"/>
-          </w:rPr>
-          <w:t>5:2</w:t>
-        </w:r>
-      </w:hyperlink>
+      <w:r>
+        <w:rPr>
+          <w:lang w:val="hi_IN" w:bidi="hi_IN"/>
+        </w:rPr>
+        <w:t>5:2</w:t>
+      </w:r>
       <w:r>
         <w:rPr>
           <w:lang w:val="hi_IN" w:bidi="hi_IN"/>
         </w:rPr>
         <w:t>), व्यक्तिगत अनुभव (</w:t>
       </w:r>
-      <w:hyperlink r:id="rId113">
-        <w:r>
-          <w:rPr>
-            <w:lang w:val="hi_IN" w:bidi="hi_IN"/>
-          </w:rPr>
-          <w:rPr>
-            <w:color w:val="0000EE"/>
-            <w:u w:val="single"/>
-          </w:rPr>
-          <w:t>उत 2:17</w:t>
-        </w:r>
-      </w:hyperlink>
+      <w:r>
+        <w:rPr>
+          <w:lang w:val="hi_IN" w:bidi="hi_IN"/>
+        </w:rPr>
+        <w:t>उत 2:17</w:t>
+      </w:r>
       <w:r>
         <w:rPr>
           <w:lang w:val="hi_IN" w:bidi="hi_IN"/>
         </w:rPr>
         <w:t>), या यौन सम्बन्ध (</w:t>
       </w:r>
-      <w:hyperlink r:id="rId114">
-        <w:r>
-          <w:rPr>
-            <w:lang w:val="hi_IN" w:bidi="hi_IN"/>
-          </w:rPr>
-          <w:rPr>
-            <w:color w:val="0000EE"/>
-            <w:u w:val="single"/>
-          </w:rPr>
-          <w:t>उत 4:1</w:t>
-        </w:r>
-      </w:hyperlink>
+      <w:r>
+        <w:rPr>
+          <w:lang w:val="hi_IN" w:bidi="hi_IN"/>
+        </w:rPr>
+        <w:t>उत 4:1</w:t>
+      </w:r>
       <w:r>
         <w:rPr>
           <w:lang w:val="hi_IN" w:bidi="hi_IN"/>
         </w:rPr>
         <w:t>)। यह शब्द अक्सर परमेश्वर के इस्राएल के साथ सम्बन्ध के लिए उपयोग किया जाता है (</w:t>
       </w:r>
-      <w:hyperlink r:id="rId115">
-        <w:r>
-          <w:rPr>
-            <w:lang w:val="hi_IN" w:bidi="hi_IN"/>
-          </w:rPr>
-          <w:rPr>
-            <w:color w:val="0000EE"/>
-            <w:u w:val="single"/>
-          </w:rPr>
-          <w:t>होश 5:3</w:t>
-        </w:r>
-      </w:hyperlink>
+      <w:r>
+        <w:rPr>
+          <w:lang w:val="hi_IN" w:bidi="hi_IN"/>
+        </w:rPr>
+        <w:t>होश 5:3</w:t>
+      </w:r>
       <w:r>
         <w:rPr>
           <w:lang w:val="hi_IN" w:bidi="hi_IN"/>
         </w:rPr>
         <w:t>) और इस्राएल के परमेश्वर के साथ आदर्श सम्बन्ध के लिए (</w:t>
       </w:r>
-      <w:hyperlink r:id="rId116">
-        <w:r>
-          <w:rPr>
-            <w:lang w:val="hi_IN" w:bidi="hi_IN"/>
-          </w:rPr>
-          <w:rPr>
-            <w:color w:val="0000EE"/>
-            <w:u w:val="single"/>
-          </w:rPr>
-          <w:t>होश 2:20</w:t>
-        </w:r>
-      </w:hyperlink>
+      <w:r>
+        <w:rPr>
+          <w:lang w:val="hi_IN" w:bidi="hi_IN"/>
+        </w:rPr>
+        <w:t>होश 2:20</w:t>
+      </w:r>
       <w:r>
         <w:rPr>
           <w:lang w:val="hi_IN" w:bidi="hi_IN"/>
         </w:rPr>
         <w:t>)। इस्राएल की विशेष स्थिति के कारण, परमेश्वर उन्हें उनके सभी पापों के लिए जिम्मेदार ठहराएँगे, सिर्फ उनमें से कुछ के लिए नहीं। परमेश्वर लोगों को उनके दिए गए व्यवस्था के अनुसार जिम्मेदार ठहराते हैं (</w:t>
       </w:r>
-      <w:hyperlink r:id="rId117">
-        <w:r>
-          <w:rPr>
-            <w:lang w:val="hi_IN" w:bidi="hi_IN"/>
-          </w:rPr>
-          <w:rPr>
-            <w:color w:val="0000EE"/>
-            <w:u w:val="single"/>
-          </w:rPr>
-          <w:t>लूका 12:47–48</w:t>
-        </w:r>
-      </w:hyperlink>
+      <w:r>
+        <w:rPr>
+          <w:lang w:val="hi_IN" w:bidi="hi_IN"/>
+        </w:rPr>
+        <w:t>लूका 12:47–48</w:t>
+      </w:r>
       <w:r>
         <w:rPr>
           <w:lang w:val="hi_IN" w:bidi="hi_IN"/>
@@ -4621,72 +3937,48 @@
         </w:rPr>
         <w:t>: परमेश्वर अच्छे और सुखद, और हानिकारक और दर्दनाक दोनों चीजों भेजते हैं (</w:t>
       </w:r>
-      <w:hyperlink r:id="rId118">
-        <w:r>
-          <w:rPr>
-            <w:lang w:val="hi_IN" w:bidi="hi_IN"/>
-          </w:rPr>
-          <w:rPr>
-            <w:color w:val="0000EE"/>
-            <w:u w:val="single"/>
-          </w:rPr>
-          <w:t>यशा 45:7</w:t>
-        </w:r>
-      </w:hyperlink>
+      <w:r>
+        <w:rPr>
+          <w:lang w:val="hi_IN" w:bidi="hi_IN"/>
+        </w:rPr>
+        <w:t>यशा 45:7</w:t>
+      </w:r>
       <w:r>
         <w:rPr>
           <w:lang w:val="hi_IN" w:bidi="hi_IN"/>
         </w:rPr>
         <w:t xml:space="preserve">; </w:t>
       </w:r>
-      <w:hyperlink r:id="rId119">
-        <w:r>
-          <w:rPr>
-            <w:lang w:val="hi_IN" w:bidi="hi_IN"/>
-          </w:rPr>
-          <w:rPr>
-            <w:color w:val="0000EE"/>
-            <w:u w:val="single"/>
-          </w:rPr>
-          <w:t>विल 3:38</w:t>
-        </w:r>
-      </w:hyperlink>
+      <w:r>
+        <w:rPr>
+          <w:lang w:val="hi_IN" w:bidi="hi_IN"/>
+        </w:rPr>
+        <w:t>विल 3:38</w:t>
+      </w:r>
       <w:r>
         <w:rPr>
           <w:lang w:val="hi_IN" w:bidi="hi_IN"/>
         </w:rPr>
         <w:t xml:space="preserve">; देखें </w:t>
       </w:r>
-      <w:hyperlink r:id="rId120">
-        <w:r>
-          <w:rPr>
-            <w:lang w:val="hi_IN" w:bidi="hi_IN"/>
-          </w:rPr>
-          <w:rPr>
-            <w:color w:val="0000EE"/>
-            <w:u w:val="single"/>
-          </w:rPr>
-          <w:t>व्य.वि. 28</w:t>
-        </w:r>
-      </w:hyperlink>
+      <w:r>
+        <w:rPr>
+          <w:lang w:val="hi_IN" w:bidi="hi_IN"/>
+        </w:rPr>
+        <w:t>व्य.वि. 28</w:t>
+      </w:r>
       <w:r>
         <w:rPr>
           <w:lang w:val="hi_IN" w:bidi="hi_IN"/>
         </w:rPr>
         <w:t xml:space="preserve">; </w:t>
       </w:r>
-      <w:hyperlink r:id="rId121">
-        <w:r>
-          <w:rPr>
-            <w:lang w:val="hi_IN" w:bidi="hi_IN"/>
-          </w:rPr>
-          <w:rPr>
-            <w:color w:val="0000EE"/>
-            <w:u w:val="single"/>
-          </w:rPr>
-          <w:t>अय्यू 2:10</w:t>
-        </w:r>
-      </w:hyperlink>
+      <w:r>
+        <w:rPr>
+          <w:lang w:val="hi_IN" w:bidi="hi_IN"/>
+        </w:rPr>
+        <w:t>अय्यू 2:10</w:t>
+      </w:r>
       <w:r>
         <w:rPr>
           <w:lang w:val="hi_IN" w:bidi="hi_IN"/>
@@ -4766,36 +4058,24 @@
         </w:rPr>
         <w:t xml:space="preserve"> सिय्योन पर्वत से गरजते हैं (</w:t>
       </w:r>
-      <w:hyperlink r:id="rId122">
-        <w:r>
-          <w:rPr>
-            <w:lang w:val="hi_IN" w:bidi="hi_IN"/>
-          </w:rPr>
-          <w:rPr>
-            <w:color w:val="0000EE"/>
-            <w:u w:val="single"/>
-          </w:rPr>
-          <w:t>1:2</w:t>
-        </w:r>
-      </w:hyperlink>
+      <w:r>
+        <w:rPr>
+          <w:lang w:val="hi_IN" w:bidi="hi_IN"/>
+        </w:rPr>
+        <w:t>1:2</w:t>
+      </w:r>
       <w:r>
         <w:rPr>
           <w:lang w:val="hi_IN" w:bidi="hi_IN"/>
         </w:rPr>
         <w:t>) और आमोस को भविष्यवाणी करने के लिए प्रेरित करते हैं (</w:t>
       </w:r>
-      <w:hyperlink r:id="rId123">
-        <w:r>
-          <w:rPr>
-            <w:lang w:val="hi_IN" w:bidi="hi_IN"/>
-          </w:rPr>
-          <w:rPr>
-            <w:color w:val="0000EE"/>
-            <w:u w:val="single"/>
-          </w:rPr>
-          <w:t>7:14–16</w:t>
-        </w:r>
-      </w:hyperlink>
+      <w:r>
+        <w:rPr>
+          <w:lang w:val="hi_IN" w:bidi="hi_IN"/>
+        </w:rPr>
+        <w:t>7:14–16</w:t>
+      </w:r>
       <w:r>
         <w:rPr>
           <w:lang w:val="hi_IN" w:bidi="hi_IN"/>
@@ -4863,18 +4143,12 @@
         </w:rPr>
         <w:t xml:space="preserve"> जो पलिश्ती के प्रमुख नगरों में से एक है) और मिस्र। वे उन्हें सामरिया (जो इस्राएल के राज्य की राजधानी है) को घेरने के लिए आमंत्रित करते हैं ताकि उसके अराजकता और उत्पीड़न को देख सकें। इस्राएल बाहर से मजबूत दिखाई देता था, लेकिन अन्दर से यह सड़ा हुआ था, वर्ग संघर्षों से भरा हुआ। शत्रु, इस्राएल की आन्तरिक कमजोरी का फायदा उठाएँगे (देखें </w:t>
       </w:r>
-      <w:hyperlink r:id="rId124">
-        <w:r>
-          <w:rPr>
-            <w:lang w:val="hi_IN" w:bidi="hi_IN"/>
-          </w:rPr>
-          <w:rPr>
-            <w:color w:val="0000EE"/>
-            <w:u w:val="single"/>
-          </w:rPr>
-          <w:t>3:11</w:t>
-        </w:r>
-      </w:hyperlink>
+      <w:r>
+        <w:rPr>
+          <w:lang w:val="hi_IN" w:bidi="hi_IN"/>
+        </w:rPr>
+        <w:t>3:11</w:t>
+      </w:r>
       <w:r>
         <w:rPr>
           <w:lang w:val="hi_IN" w:bidi="hi_IN"/>
@@ -4929,18 +4203,12 @@
         </w:rPr>
         <w:t xml:space="preserve">इस्राएल के धनी लोगों ने अपनी सम्पत्ति गरीब और असहाय लोगों की उपेक्षा और क्रूर व्यवहार के माध्यम से अर्जित की (देखें </w:t>
       </w:r>
-      <w:hyperlink r:id="rId125">
-        <w:r>
-          <w:rPr>
-            <w:lang w:val="hi_IN" w:bidi="hi_IN"/>
-          </w:rPr>
-          <w:rPr>
-            <w:color w:val="0000EE"/>
-            <w:u w:val="single"/>
-          </w:rPr>
-          <w:t>2:6–8</w:t>
-        </w:r>
-      </w:hyperlink>
+      <w:r>
+        <w:rPr>
+          <w:lang w:val="hi_IN" w:bidi="hi_IN"/>
+        </w:rPr>
+        <w:t>2:6–8</w:t>
+      </w:r>
       <w:r>
         <w:rPr>
           <w:lang w:val="hi_IN" w:bidi="hi_IN"/>
@@ -5165,18 +4433,12 @@
         </w:rPr>
         <w:t xml:space="preserve">) के पास जाना है। याकूब इस्राएल और यहूदा दोनों के पूर्वज थे। • गवाह जिन्हें सुनने के लिए कहा गया है, वे </w:t>
       </w:r>
-      <w:hyperlink r:id="rId126">
-        <w:r>
-          <w:rPr>
-            <w:lang w:val="hi_IN" w:bidi="hi_IN"/>
-          </w:rPr>
-          <w:rPr>
-            <w:color w:val="0000EE"/>
-            <w:u w:val="single"/>
-          </w:rPr>
-          <w:t>3:9</w:t>
-        </w:r>
-      </w:hyperlink>
+      <w:r>
+        <w:rPr>
+          <w:lang w:val="hi_IN" w:bidi="hi_IN"/>
+        </w:rPr>
+        <w:t>3:9</w:t>
+      </w:r>
       <w:r>
         <w:rPr>
           <w:lang w:val="hi_IN" w:bidi="hi_IN"/>
@@ -5207,90 +4469,60 @@
         </w:rPr>
         <w:t xml:space="preserve">" (यह भी </w:t>
       </w:r>
-      <w:hyperlink r:id="rId127">
-        <w:r>
-          <w:rPr>
-            <w:lang w:val="hi_IN" w:bidi="hi_IN"/>
-          </w:rPr>
-          <w:rPr>
-            <w:color w:val="0000EE"/>
-            <w:u w:val="single"/>
-          </w:rPr>
-          <w:t>4:13</w:t>
-        </w:r>
-      </w:hyperlink>
+      <w:r>
+        <w:rPr>
+          <w:lang w:val="hi_IN" w:bidi="hi_IN"/>
+        </w:rPr>
+        <w:t>4:13</w:t>
+      </w:r>
       <w:r>
         <w:rPr>
           <w:lang w:val="hi_IN" w:bidi="hi_IN"/>
         </w:rPr>
         <w:t xml:space="preserve">; </w:t>
       </w:r>
-      <w:hyperlink r:id="rId128">
-        <w:r>
-          <w:rPr>
-            <w:lang w:val="hi_IN" w:bidi="hi_IN"/>
-          </w:rPr>
-          <w:rPr>
-            <w:color w:val="0000EE"/>
-            <w:u w:val="single"/>
-          </w:rPr>
-          <w:t>5:14–16</w:t>
-        </w:r>
-      </w:hyperlink>
+      <w:r>
+        <w:rPr>
+          <w:lang w:val="hi_IN" w:bidi="hi_IN"/>
+        </w:rPr>
+        <w:t>5:14–16</w:t>
+      </w:r>
       <w:r>
         <w:rPr>
           <w:lang w:val="hi_IN" w:bidi="hi_IN"/>
         </w:rPr>
         <w:t xml:space="preserve">, </w:t>
       </w:r>
-      <w:hyperlink r:id="rId129">
-        <w:r>
-          <w:rPr>
-            <w:lang w:val="hi_IN" w:bidi="hi_IN"/>
-          </w:rPr>
-          <w:rPr>
-            <w:color w:val="0000EE"/>
-            <w:u w:val="single"/>
-          </w:rPr>
-          <w:t>27</w:t>
-        </w:r>
-      </w:hyperlink>
+      <w:r>
+        <w:rPr>
+          <w:lang w:val="hi_IN" w:bidi="hi_IN"/>
+        </w:rPr>
+        <w:t>27</w:t>
+      </w:r>
       <w:r>
         <w:rPr>
           <w:lang w:val="hi_IN" w:bidi="hi_IN"/>
         </w:rPr>
         <w:t xml:space="preserve">; </w:t>
       </w:r>
-      <w:hyperlink r:id="rId130">
-        <w:r>
-          <w:rPr>
-            <w:lang w:val="hi_IN" w:bidi="hi_IN"/>
-          </w:rPr>
-          <w:rPr>
-            <w:color w:val="0000EE"/>
-            <w:u w:val="single"/>
-          </w:rPr>
-          <w:t>6:8</w:t>
-        </w:r>
-      </w:hyperlink>
+      <w:r>
+        <w:rPr>
+          <w:lang w:val="hi_IN" w:bidi="hi_IN"/>
+        </w:rPr>
+        <w:t>6:8</w:t>
+      </w:r>
       <w:r>
         <w:rPr>
           <w:lang w:val="hi_IN" w:bidi="hi_IN"/>
         </w:rPr>
         <w:t xml:space="preserve"> में), परमेश्वर को स्वर्गीय सेनाओं के सेनापति के रूप में दर्शाता है; यह भूमण्डल के सच्चे परमेश्वर हैं, कोई स्थानीय देवता नहीं (देखें </w:t>
       </w:r>
-      <w:hyperlink r:id="rId131">
-        <w:r>
-          <w:rPr>
-            <w:lang w:val="hi_IN" w:bidi="hi_IN"/>
-          </w:rPr>
-          <w:rPr>
-            <w:color w:val="0000EE"/>
-            <w:u w:val="single"/>
-          </w:rPr>
-          <w:t>निर्ग 15:3</w:t>
-        </w:r>
-      </w:hyperlink>
+      <w:r>
+        <w:rPr>
+          <w:lang w:val="hi_IN" w:bidi="hi_IN"/>
+        </w:rPr>
+        <w:t>निर्ग 15:3</w:t>
+      </w:r>
       <w:r>
         <w:rPr>
           <w:lang w:val="hi_IN" w:bidi="hi_IN"/>
@@ -5351,54 +4583,36 @@
         </w:rPr>
         <w:t>: बेतेल में मन्दिर, जिसे यारोबाम प्रथम ने अपने राज्याभिषेक के तुरन्त बाद बनवाया था (</w:t>
       </w:r>
-      <w:hyperlink r:id="rId132">
-        <w:r>
-          <w:rPr>
-            <w:lang w:val="hi_IN" w:bidi="hi_IN"/>
-          </w:rPr>
-          <w:rPr>
-            <w:color w:val="0000EE"/>
-            <w:u w:val="single"/>
-          </w:rPr>
-          <w:t>1 रा 12:26–33</w:t>
-        </w:r>
-      </w:hyperlink>
+      <w:r>
+        <w:rPr>
+          <w:lang w:val="hi_IN" w:bidi="hi_IN"/>
+        </w:rPr>
+        <w:t>1 रा 12:26–33</w:t>
+      </w:r>
       <w:r>
         <w:rPr>
           <w:lang w:val="hi_IN" w:bidi="hi_IN"/>
         </w:rPr>
         <w:t>), येहू के वंश के दौरान भी जारी रहा (</w:t>
       </w:r>
-      <w:hyperlink r:id="rId133">
-        <w:r>
-          <w:rPr>
-            <w:lang w:val="hi_IN" w:bidi="hi_IN"/>
-          </w:rPr>
-          <w:rPr>
-            <w:color w:val="0000EE"/>
-            <w:u w:val="single"/>
-          </w:rPr>
-          <w:t>2 रा 10:29</w:t>
-        </w:r>
-      </w:hyperlink>
+      <w:r>
+        <w:rPr>
+          <w:lang w:val="hi_IN" w:bidi="hi_IN"/>
+        </w:rPr>
+        <w:t>2 रा 10:29</w:t>
+      </w:r>
       <w:r>
         <w:rPr>
           <w:lang w:val="hi_IN" w:bidi="hi_IN"/>
         </w:rPr>
         <w:t>), जिनसे यारोबाम द्वितीय उतरे थे। इस मन्दिर ने प्रभु (यहोवा) की आराधना को अन्यजाति प्रतीक बैल के साथ मिलाया। जब वेदियाँ नष्ट कर दी गईं, तो बेतेल का मन्दिर, जो राजा का आधिकारिक निवासस्थान था (</w:t>
       </w:r>
-      <w:hyperlink r:id="rId134">
-        <w:r>
-          <w:rPr>
-            <w:lang w:val="hi_IN" w:bidi="hi_IN"/>
-          </w:rPr>
-          <w:rPr>
-            <w:color w:val="0000EE"/>
-            <w:u w:val="single"/>
-          </w:rPr>
-          <w:t>आमो 7:13</w:t>
-        </w:r>
-      </w:hyperlink>
+      <w:r>
+        <w:rPr>
+          <w:lang w:val="hi_IN" w:bidi="hi_IN"/>
+        </w:rPr>
+        <w:t>आमो 7:13</w:t>
+      </w:r>
       <w:r>
         <w:rPr>
           <w:lang w:val="hi_IN" w:bidi="hi_IN"/>
@@ -5520,36 +4734,24 @@
         </w:rPr>
         <w:t>): बाशान अपने उग्र, मोटे बैलों के लिए प्रसिद्ध था (</w:t>
       </w:r>
-      <w:hyperlink r:id="rId135">
-        <w:r>
-          <w:rPr>
-            <w:lang w:val="hi_IN" w:bidi="hi_IN"/>
-          </w:rPr>
-          <w:rPr>
-            <w:color w:val="0000EE"/>
-            <w:u w:val="single"/>
-          </w:rPr>
-          <w:t>भज 22:12</w:t>
-        </w:r>
-      </w:hyperlink>
+      <w:r>
+        <w:rPr>
+          <w:lang w:val="hi_IN" w:bidi="hi_IN"/>
+        </w:rPr>
+        <w:t>भज 22:12</w:t>
+      </w:r>
       <w:r>
         <w:rPr>
           <w:lang w:val="hi_IN" w:bidi="hi_IN"/>
         </w:rPr>
         <w:t xml:space="preserve">; </w:t>
       </w:r>
-      <w:hyperlink r:id="rId136">
-        <w:r>
-          <w:rPr>
-            <w:lang w:val="hi_IN" w:bidi="hi_IN"/>
-          </w:rPr>
-          <w:rPr>
-            <w:color w:val="0000EE"/>
-            <w:u w:val="single"/>
-          </w:rPr>
-          <w:t>यहेज 39:18</w:t>
-        </w:r>
-      </w:hyperlink>
+      <w:r>
+        <w:rPr>
+          <w:lang w:val="hi_IN" w:bidi="hi_IN"/>
+        </w:rPr>
+        <w:t>यहेज 39:18</w:t>
+      </w:r>
       <w:r>
         <w:rPr>
           <w:lang w:val="hi_IN" w:bidi="hi_IN"/>
@@ -5658,36 +4860,24 @@
         </w:rPr>
         <w:t xml:space="preserve">: पवित्रता परमेश्वर के बारे में बताती है कि वे सृष्टि के बाहर और स्वतंत्र रूप से अस्तित्व में हैं; उनका स्वभाव पूरी तरह से उस से भिन्न है जो उन्होंने बनाया है। शपथ </w:t>
       </w:r>
-      <w:hyperlink r:id="rId130">
-        <w:r>
-          <w:rPr>
-            <w:lang w:val="hi_IN" w:bidi="hi_IN"/>
-          </w:rPr>
-          <w:rPr>
-            <w:color w:val="0000EE"/>
-            <w:u w:val="single"/>
-          </w:rPr>
-          <w:t>6:8</w:t>
-        </w:r>
-      </w:hyperlink>
+      <w:r>
+        <w:rPr>
+          <w:lang w:val="hi_IN" w:bidi="hi_IN"/>
+        </w:rPr>
+        <w:t>6:8</w:t>
+      </w:r>
       <w:r>
         <w:rPr>
           <w:lang w:val="hi_IN" w:bidi="hi_IN"/>
         </w:rPr>
         <w:t xml:space="preserve">; </w:t>
       </w:r>
-      <w:hyperlink r:id="rId137">
-        <w:r>
-          <w:rPr>
-            <w:lang w:val="hi_IN" w:bidi="hi_IN"/>
-          </w:rPr>
-          <w:rPr>
-            <w:color w:val="0000EE"/>
-            <w:u w:val="single"/>
-          </w:rPr>
-          <w:t>8:7</w:t>
-        </w:r>
-      </w:hyperlink>
+      <w:r>
+        <w:rPr>
+          <w:lang w:val="hi_IN" w:bidi="hi_IN"/>
+        </w:rPr>
+        <w:t>8:7</w:t>
+      </w:r>
       <w:r>
         <w:rPr>
           <w:lang w:val="hi_IN" w:bidi="hi_IN"/>
@@ -5706,36 +4896,24 @@
         </w:rPr>
         <w:t xml:space="preserve">: अश्शूरी अपने युद्ध बन्दियों के अमानवीय व्यवहार के लिए जाने जाते थे (देखें </w:t>
       </w:r>
-      <w:hyperlink r:id="rId138">
-        <w:r>
-          <w:rPr>
-            <w:lang w:val="hi_IN" w:bidi="hi_IN"/>
-          </w:rPr>
-          <w:rPr>
-            <w:color w:val="0000EE"/>
-            <w:u w:val="single"/>
-          </w:rPr>
-          <w:t>2 इति 33:11</w:t>
-        </w:r>
-      </w:hyperlink>
+      <w:r>
+        <w:rPr>
+          <w:lang w:val="hi_IN" w:bidi="hi_IN"/>
+        </w:rPr>
+        <w:t>2 इति 33:11</w:t>
+      </w:r>
       <w:r>
         <w:rPr>
           <w:lang w:val="hi_IN" w:bidi="hi_IN"/>
         </w:rPr>
         <w:t xml:space="preserve">; तुलना करें </w:t>
       </w:r>
-      <w:hyperlink r:id="rId139">
-        <w:r>
-          <w:rPr>
-            <w:lang w:val="hi_IN" w:bidi="hi_IN"/>
-          </w:rPr>
-          <w:rPr>
-            <w:color w:val="0000EE"/>
-            <w:u w:val="single"/>
-          </w:rPr>
-          <w:t>2 रा 19:28</w:t>
-        </w:r>
-      </w:hyperlink>
+      <w:r>
+        <w:rPr>
+          <w:lang w:val="hi_IN" w:bidi="hi_IN"/>
+        </w:rPr>
+        <w:t>2 रा 19:28</w:t>
+      </w:r>
       <w:r>
         <w:rPr>
           <w:lang w:val="hi_IN" w:bidi="hi_IN"/>
@@ -5863,54 +5041,36 @@
         </w:rPr>
         <w:t xml:space="preserve"> याकूब के प्रसिद्ध दर्शन का स्थल जहाँ स्वर्गदूत सीढ़ी से उतरते और चढ़ते थे (</w:t>
       </w:r>
-      <w:hyperlink r:id="rId140">
-        <w:r>
-          <w:rPr>
-            <w:lang w:val="hi_IN" w:bidi="hi_IN"/>
-          </w:rPr>
-          <w:rPr>
-            <w:color w:val="0000EE"/>
-            <w:u w:val="single"/>
-          </w:rPr>
-          <w:t>उत 28:11–22</w:t>
-        </w:r>
-      </w:hyperlink>
+      <w:r>
+        <w:rPr>
+          <w:lang w:val="hi_IN" w:bidi="hi_IN"/>
+        </w:rPr>
+        <w:t>उत 28:11–22</w:t>
+      </w:r>
       <w:r>
         <w:rPr>
           <w:lang w:val="hi_IN" w:bidi="hi_IN"/>
         </w:rPr>
         <w:t xml:space="preserve">), यारोबाम प्रथम द्वारा स्थापित धर्म का दक्षिणी केन्द्र था (देखें </w:t>
       </w:r>
-      <w:hyperlink r:id="rId141">
-        <w:r>
-          <w:rPr>
-            <w:lang w:val="hi_IN" w:bidi="hi_IN"/>
-          </w:rPr>
-          <w:rPr>
-            <w:color w:val="0000EE"/>
-            <w:u w:val="single"/>
-          </w:rPr>
-          <w:t>आमो 3:14</w:t>
-        </w:r>
-      </w:hyperlink>
+      <w:r>
+        <w:rPr>
+          <w:lang w:val="hi_IN" w:bidi="hi_IN"/>
+        </w:rPr>
+        <w:t>आमो 3:14</w:t>
+      </w:r>
       <w:r>
         <w:rPr>
           <w:lang w:val="hi_IN" w:bidi="hi_IN"/>
         </w:rPr>
         <w:t xml:space="preserve">; </w:t>
       </w:r>
-      <w:hyperlink r:id="rId142">
-        <w:r>
-          <w:rPr>
-            <w:lang w:val="hi_IN" w:bidi="hi_IN"/>
-          </w:rPr>
-          <w:rPr>
-            <w:color w:val="0000EE"/>
-            <w:u w:val="single"/>
-          </w:rPr>
-          <w:t>1 रा 12:28–29</w:t>
-        </w:r>
-      </w:hyperlink>
+      <w:r>
+        <w:rPr>
+          <w:lang w:val="hi_IN" w:bidi="hi_IN"/>
+        </w:rPr>
+        <w:t>1 रा 12:28–29</w:t>
+      </w:r>
       <w:r>
         <w:rPr>
           <w:lang w:val="hi_IN" w:bidi="hi_IN"/>
@@ -5930,72 +5090,48 @@
         </w:rPr>
         <w:t xml:space="preserve"> इस्राएलियों का शिविर स्थल जब उन्होंने यरदन पार किया (</w:t>
       </w:r>
-      <w:hyperlink r:id="rId143">
-        <w:r>
-          <w:rPr>
-            <w:lang w:val="hi_IN" w:bidi="hi_IN"/>
-          </w:rPr>
-          <w:rPr>
-            <w:color w:val="0000EE"/>
-            <w:u w:val="single"/>
-          </w:rPr>
-          <w:t>यहो 4:19–5:9</w:t>
-        </w:r>
-      </w:hyperlink>
+      <w:r>
+        <w:rPr>
+          <w:lang w:val="hi_IN" w:bidi="hi_IN"/>
+        </w:rPr>
+        <w:t>यहो 4:19–5:9</w:t>
+      </w:r>
       <w:r>
         <w:rPr>
           <w:lang w:val="hi_IN" w:bidi="hi_IN"/>
         </w:rPr>
         <w:t>), आमोस और होशे के समय तक एक लोकप्रिय तीर्थ स्थल बन गया था (</w:t>
       </w:r>
-      <w:hyperlink r:id="rId144">
-        <w:r>
-          <w:rPr>
-            <w:lang w:val="hi_IN" w:bidi="hi_IN"/>
-          </w:rPr>
-          <w:rPr>
-            <w:color w:val="0000EE"/>
-            <w:u w:val="single"/>
-          </w:rPr>
-          <w:t>होश 4:15</w:t>
-        </w:r>
-      </w:hyperlink>
+      <w:r>
+        <w:rPr>
+          <w:lang w:val="hi_IN" w:bidi="hi_IN"/>
+        </w:rPr>
+        <w:t>होश 4:15</w:t>
+      </w:r>
       <w:r>
         <w:rPr>
           <w:lang w:val="hi_IN" w:bidi="hi_IN"/>
         </w:rPr>
         <w:t xml:space="preserve">; </w:t>
       </w:r>
-      <w:hyperlink r:id="rId145">
-        <w:r>
-          <w:rPr>
-            <w:lang w:val="hi_IN" w:bidi="hi_IN"/>
-          </w:rPr>
-          <w:rPr>
-            <w:color w:val="0000EE"/>
-            <w:u w:val="single"/>
-          </w:rPr>
-          <w:t>9:15</w:t>
-        </w:r>
-      </w:hyperlink>
+      <w:r>
+        <w:rPr>
+          <w:lang w:val="hi_IN" w:bidi="hi_IN"/>
+        </w:rPr>
+        <w:t>9:15</w:t>
+      </w:r>
       <w:r>
         <w:rPr>
           <w:lang w:val="hi_IN" w:bidi="hi_IN"/>
         </w:rPr>
         <w:t xml:space="preserve">; </w:t>
       </w:r>
-      <w:hyperlink r:id="rId146">
-        <w:r>
-          <w:rPr>
-            <w:lang w:val="hi_IN" w:bidi="hi_IN"/>
-          </w:rPr>
-          <w:rPr>
-            <w:color w:val="0000EE"/>
-            <w:u w:val="single"/>
-          </w:rPr>
-          <w:t>12:11</w:t>
-        </w:r>
-      </w:hyperlink>
+      <w:r>
+        <w:rPr>
+          <w:lang w:val="hi_IN" w:bidi="hi_IN"/>
+        </w:rPr>
+        <w:t>12:11</w:t>
+      </w:r>
       <w:r>
         <w:rPr>
           <w:lang w:val="hi_IN" w:bidi="hi_IN"/>
@@ -6014,180 +5150,120 @@
         </w:rPr>
         <w:t>: इस्राएली पुरुषों को वर्ष में तीन बार निवासस्थान पर यहोवा के सामने उपस्थित होना था (</w:t>
       </w:r>
-      <w:hyperlink r:id="rId147">
-        <w:r>
-          <w:rPr>
-            <w:lang w:val="hi_IN" w:bidi="hi_IN"/>
-          </w:rPr>
-          <w:rPr>
-            <w:color w:val="0000EE"/>
-            <w:u w:val="single"/>
-          </w:rPr>
-          <w:t>निर्ग 23:14–19</w:t>
-        </w:r>
-      </w:hyperlink>
+      <w:r>
+        <w:rPr>
+          <w:lang w:val="hi_IN" w:bidi="hi_IN"/>
+        </w:rPr>
+        <w:t>निर्ग 23:14–19</w:t>
+      </w:r>
       <w:r>
         <w:rPr>
           <w:lang w:val="hi_IN" w:bidi="hi_IN"/>
         </w:rPr>
         <w:t xml:space="preserve">; </w:t>
       </w:r>
-      <w:hyperlink r:id="rId148">
-        <w:r>
-          <w:rPr>
-            <w:lang w:val="hi_IN" w:bidi="hi_IN"/>
-          </w:rPr>
-          <w:rPr>
-            <w:color w:val="0000EE"/>
-            <w:u w:val="single"/>
-          </w:rPr>
-          <w:t>34:23</w:t>
-        </w:r>
-      </w:hyperlink>
+      <w:r>
+        <w:rPr>
+          <w:lang w:val="hi_IN" w:bidi="hi_IN"/>
+        </w:rPr>
+        <w:t>34:23</w:t>
+      </w:r>
       <w:r>
         <w:rPr>
           <w:lang w:val="hi_IN" w:bidi="hi_IN"/>
         </w:rPr>
         <w:t xml:space="preserve">; </w:t>
       </w:r>
-      <w:hyperlink r:id="rId149">
-        <w:r>
-          <w:rPr>
-            <w:lang w:val="hi_IN" w:bidi="hi_IN"/>
-          </w:rPr>
-          <w:rPr>
-            <w:color w:val="0000EE"/>
-            <w:u w:val="single"/>
-          </w:rPr>
-          <w:t>व्य.वि. 16:16–17</w:t>
-        </w:r>
-      </w:hyperlink>
+      <w:r>
+        <w:rPr>
+          <w:lang w:val="hi_IN" w:bidi="hi_IN"/>
+        </w:rPr>
+        <w:t>व्य.वि. 16:16–17</w:t>
+      </w:r>
       <w:r>
         <w:rPr>
           <w:lang w:val="hi_IN" w:bidi="hi_IN"/>
         </w:rPr>
         <w:t>)। दशमांश आमतौर पर वार्षिक रूप से दिया जाता था (</w:t>
       </w:r>
-      <w:hyperlink r:id="rId150">
-        <w:r>
-          <w:rPr>
-            <w:lang w:val="hi_IN" w:bidi="hi_IN"/>
-          </w:rPr>
-          <w:rPr>
-            <w:color w:val="0000EE"/>
-            <w:u w:val="single"/>
-          </w:rPr>
-          <w:t>व्य.वि. 14:22–29</w:t>
-        </w:r>
-      </w:hyperlink>
+      <w:r>
+        <w:rPr>
+          <w:lang w:val="hi_IN" w:bidi="hi_IN"/>
+        </w:rPr>
+        <w:t>व्य.वि. 14:22–29</w:t>
+      </w:r>
       <w:r>
         <w:rPr>
           <w:lang w:val="hi_IN" w:bidi="hi_IN"/>
         </w:rPr>
         <w:t xml:space="preserve">), और हर तीन साल में एक विशेष दशमांश दिया जाता था (देखें </w:t>
       </w:r>
-      <w:hyperlink r:id="rId151">
-        <w:r>
-          <w:rPr>
-            <w:lang w:val="hi_IN" w:bidi="hi_IN"/>
-          </w:rPr>
-          <w:rPr>
-            <w:color w:val="0000EE"/>
-            <w:u w:val="single"/>
-          </w:rPr>
-          <w:t>व्य.वि. 14:28</w:t>
-        </w:r>
-      </w:hyperlink>
+      <w:r>
+        <w:rPr>
+          <w:lang w:val="hi_IN" w:bidi="hi_IN"/>
+        </w:rPr>
+        <w:t>व्य.वि. 14:28</w:t>
+      </w:r>
       <w:r>
         <w:rPr>
           <w:lang w:val="hi_IN" w:bidi="hi_IN"/>
         </w:rPr>
         <w:t xml:space="preserve">; </w:t>
       </w:r>
-      <w:hyperlink r:id="rId152">
-        <w:r>
-          <w:rPr>
-            <w:lang w:val="hi_IN" w:bidi="hi_IN"/>
-          </w:rPr>
-          <w:rPr>
-            <w:color w:val="0000EE"/>
-            <w:u w:val="single"/>
-          </w:rPr>
-          <w:t>26:12</w:t>
-        </w:r>
-      </w:hyperlink>
+      <w:r>
+        <w:rPr>
+          <w:lang w:val="hi_IN" w:bidi="hi_IN"/>
+        </w:rPr>
+        <w:t>26:12</w:t>
+      </w:r>
       <w:r>
         <w:rPr>
           <w:lang w:val="hi_IN" w:bidi="hi_IN"/>
         </w:rPr>
         <w:t>)। आमोस यह बात स्पष्ट कर रहे हैं कि इस्राएली धार्मिकता के मामले में अयुक्तता तक लवलीन थे, लेकिन वे धार्मिकता में असफल हो रहे थे (</w:t>
       </w:r>
-      <w:hyperlink r:id="rId153">
-        <w:r>
-          <w:rPr>
-            <w:lang w:val="hi_IN" w:bidi="hi_IN"/>
-          </w:rPr>
-          <w:rPr>
-            <w:color w:val="0000EE"/>
-            <w:u w:val="single"/>
-          </w:rPr>
-          <w:t>आमो 5:15</w:t>
-        </w:r>
-      </w:hyperlink>
+      <w:r>
+        <w:rPr>
+          <w:lang w:val="hi_IN" w:bidi="hi_IN"/>
+        </w:rPr>
+        <w:t>आमो 5:15</w:t>
+      </w:r>
       <w:r>
         <w:rPr>
           <w:lang w:val="hi_IN" w:bidi="hi_IN"/>
         </w:rPr>
         <w:t xml:space="preserve">; </w:t>
       </w:r>
-      <w:hyperlink r:id="rId154">
-        <w:r>
-          <w:rPr>
-            <w:lang w:val="hi_IN" w:bidi="hi_IN"/>
-          </w:rPr>
-          <w:rPr>
-            <w:color w:val="0000EE"/>
-            <w:u w:val="single"/>
-          </w:rPr>
-          <w:t>होश 6:6</w:t>
-        </w:r>
-      </w:hyperlink>
+      <w:r>
+        <w:rPr>
+          <w:lang w:val="hi_IN" w:bidi="hi_IN"/>
+        </w:rPr>
+        <w:t>होश 6:6</w:t>
+      </w:r>
       <w:r>
         <w:rPr>
           <w:lang w:val="hi_IN" w:bidi="hi_IN"/>
         </w:rPr>
         <w:t xml:space="preserve">; </w:t>
       </w:r>
-      <w:hyperlink r:id="rId155">
-        <w:r>
-          <w:rPr>
-            <w:lang w:val="hi_IN" w:bidi="hi_IN"/>
-          </w:rPr>
-          <w:rPr>
-            <w:color w:val="0000EE"/>
-            <w:u w:val="single"/>
-          </w:rPr>
-          <w:t>मीक 6:8</w:t>
-        </w:r>
-      </w:hyperlink>
+      <w:r>
+        <w:rPr>
+          <w:lang w:val="hi_IN" w:bidi="hi_IN"/>
+        </w:rPr>
+        <w:t>मीक 6:8</w:t>
+      </w:r>
       <w:r>
         <w:rPr>
           <w:lang w:val="hi_IN" w:bidi="hi_IN"/>
         </w:rPr>
         <w:t xml:space="preserve">; देखें </w:t>
       </w:r>
-      <w:hyperlink r:id="rId156">
-        <w:r>
-          <w:rPr>
-            <w:lang w:val="hi_IN" w:bidi="hi_IN"/>
-          </w:rPr>
-          <w:rPr>
-            <w:color w:val="0000EE"/>
-            <w:u w:val="single"/>
-          </w:rPr>
-          <w:t>लूका 11:42</w:t>
-        </w:r>
-      </w:hyperlink>
+      <w:r>
+        <w:rPr>
+          <w:lang w:val="hi_IN" w:bidi="hi_IN"/>
+        </w:rPr>
+        <w:t>लूका 11:42</w:t>
+      </w:r>
       <w:r>
         <w:rPr>
           <w:lang w:val="hi_IN" w:bidi="hi_IN"/>
@@ -6296,126 +5372,84 @@
         </w:rPr>
         <w:t xml:space="preserve"> (यानी, जंगली खमीर द्वारा खट्टा किण्वित) दैनिक उपभोग के लिए होती थी। अधिक प्राचीन अख़मीरी रोटी (खमीर के बिना बनाई गई) एक पवित्र प्रतीक बन गई, जो इस्राएलियों की मिस्र में दासों के रूप में पीड़ा का स्मरण कराती थी (</w:t>
       </w:r>
-      <w:hyperlink r:id="rId157">
-        <w:r>
-          <w:rPr>
-            <w:lang w:val="hi_IN" w:bidi="hi_IN"/>
-          </w:rPr>
-          <w:rPr>
-            <w:color w:val="0000EE"/>
-            <w:u w:val="single"/>
-          </w:rPr>
-          <w:t>व्य.वि. 16:3</w:t>
-        </w:r>
-      </w:hyperlink>
+      <w:r>
+        <w:rPr>
+          <w:lang w:val="hi_IN" w:bidi="hi_IN"/>
+        </w:rPr>
+        <w:t>व्य.वि. 16:3</w:t>
+      </w:r>
       <w:r>
         <w:rPr>
           <w:lang w:val="hi_IN" w:bidi="hi_IN"/>
         </w:rPr>
         <w:t>), फसह (</w:t>
       </w:r>
-      <w:hyperlink r:id="rId158">
-        <w:r>
-          <w:rPr>
-            <w:lang w:val="hi_IN" w:bidi="hi_IN"/>
-          </w:rPr>
-          <w:rPr>
-            <w:color w:val="0000EE"/>
-            <w:u w:val="single"/>
-          </w:rPr>
-          <w:t>निर्ग 12:17–20</w:t>
-        </w:r>
-      </w:hyperlink>
+      <w:r>
+        <w:rPr>
+          <w:lang w:val="hi_IN" w:bidi="hi_IN"/>
+        </w:rPr>
+        <w:t>निर्ग 12:17–20</w:t>
+      </w:r>
       <w:r>
         <w:rPr>
           <w:lang w:val="hi_IN" w:bidi="hi_IN"/>
         </w:rPr>
         <w:t>), और उस भूमि से उनके शीघ्र प्रस्थान का स्मरण कराती थी (</w:t>
       </w:r>
-      <w:hyperlink r:id="rId159">
-        <w:r>
-          <w:rPr>
-            <w:lang w:val="hi_IN" w:bidi="hi_IN"/>
-          </w:rPr>
-          <w:rPr>
-            <w:color w:val="0000EE"/>
-            <w:u w:val="single"/>
-          </w:rPr>
-          <w:t>निर्ग 12:34</w:t>
-        </w:r>
-      </w:hyperlink>
+      <w:r>
+        <w:rPr>
+          <w:lang w:val="hi_IN" w:bidi="hi_IN"/>
+        </w:rPr>
+        <w:t>निर्ग 12:34</w:t>
+      </w:r>
       <w:r>
         <w:rPr>
           <w:lang w:val="hi_IN" w:bidi="hi_IN"/>
         </w:rPr>
         <w:t xml:space="preserve">, </w:t>
       </w:r>
-      <w:hyperlink r:id="rId160">
-        <w:r>
-          <w:rPr>
-            <w:lang w:val="hi_IN" w:bidi="hi_IN"/>
-          </w:rPr>
-          <w:rPr>
-            <w:color w:val="0000EE"/>
-            <w:u w:val="single"/>
-          </w:rPr>
-          <w:t>39</w:t>
-        </w:r>
-      </w:hyperlink>
+      <w:r>
+        <w:rPr>
+          <w:lang w:val="hi_IN" w:bidi="hi_IN"/>
+        </w:rPr>
+        <w:t>39</w:t>
+      </w:r>
       <w:r>
         <w:rPr>
           <w:lang w:val="hi_IN" w:bidi="hi_IN"/>
         </w:rPr>
         <w:t>)। इस प्रकार अख़मीरी रोटी वेदी की रोटी बन गई (</w:t>
       </w:r>
-      <w:hyperlink r:id="rId161">
-        <w:r>
-          <w:rPr>
-            <w:lang w:val="hi_IN" w:bidi="hi_IN"/>
-          </w:rPr>
-          <w:rPr>
-            <w:color w:val="0000EE"/>
-            <w:u w:val="single"/>
-          </w:rPr>
-          <w:t>लैव्य 6:17</w:t>
-        </w:r>
-      </w:hyperlink>
+      <w:r>
+        <w:rPr>
+          <w:lang w:val="hi_IN" w:bidi="hi_IN"/>
+        </w:rPr>
+        <w:t>लैव्य 6:17</w:t>
+      </w:r>
       <w:r>
         <w:rPr>
           <w:lang w:val="hi_IN" w:bidi="hi_IN"/>
         </w:rPr>
         <w:t xml:space="preserve">; </w:t>
       </w:r>
-      <w:hyperlink r:id="rId162">
-        <w:r>
-          <w:rPr>
-            <w:lang w:val="hi_IN" w:bidi="hi_IN"/>
-          </w:rPr>
-          <w:rPr>
-            <w:color w:val="0000EE"/>
-            <w:u w:val="single"/>
-          </w:rPr>
-          <w:t>7:12</w:t>
-        </w:r>
-      </w:hyperlink>
+      <w:r>
+        <w:rPr>
+          <w:lang w:val="hi_IN" w:bidi="hi_IN"/>
+        </w:rPr>
+        <w:t>7:12</w:t>
+      </w:r>
       <w:r>
         <w:rPr>
           <w:lang w:val="hi_IN" w:bidi="hi_IN"/>
         </w:rPr>
         <w:t>)। हालांकि, खमीर के साथ बनाई गई रोटी धन्यवाद के मेलबलि के साथ उपस्थिति हो सकती थी (</w:t>
       </w:r>
-      <w:hyperlink r:id="rId163">
-        <w:r>
-          <w:rPr>
-            <w:lang w:val="hi_IN" w:bidi="hi_IN"/>
-          </w:rPr>
-          <w:rPr>
-            <w:color w:val="0000EE"/>
-            <w:u w:val="single"/>
-          </w:rPr>
-          <w:t>लैव्य 7:13</w:t>
-        </w:r>
-      </w:hyperlink>
+      <w:r>
+        <w:rPr>
+          <w:lang w:val="hi_IN" w:bidi="hi_IN"/>
+        </w:rPr>
+        <w:t>लैव्य 7:13</w:t>
+      </w:r>
       <w:r>
         <w:rPr>
           <w:lang w:val="hi_IN" w:bidi="hi_IN"/>
@@ -6530,108 +5564,72 @@
         </w:rPr>
         <w:t>परमेश्वर ने मिस्र को इस्राएल को जाने देने के लिए मनाने हेतु विपत्तियों का उपयोग किया (</w:t>
       </w:r>
-      <w:hyperlink r:id="rId164">
-        <w:r>
-          <w:rPr>
-            <w:lang w:val="hi_IN" w:bidi="hi_IN"/>
-          </w:rPr>
-          <w:rPr>
-            <w:color w:val="0000EE"/>
-            <w:u w:val="single"/>
-          </w:rPr>
-          <w:t>निर्ग 7:14–12:30</w:t>
-        </w:r>
-      </w:hyperlink>
+      <w:r>
+        <w:rPr>
+          <w:lang w:val="hi_IN" w:bidi="hi_IN"/>
+        </w:rPr>
+        <w:t>निर्ग 7:14–12:30</w:t>
+      </w:r>
       <w:r>
         <w:rPr>
           <w:lang w:val="hi_IN" w:bidi="hi_IN"/>
         </w:rPr>
         <w:t xml:space="preserve">; </w:t>
       </w:r>
-      <w:hyperlink r:id="rId165">
-        <w:r>
-          <w:rPr>
-            <w:lang w:val="hi_IN" w:bidi="hi_IN"/>
-          </w:rPr>
-          <w:rPr>
-            <w:color w:val="0000EE"/>
-            <w:u w:val="single"/>
-          </w:rPr>
-          <w:t>9:2–3</w:t>
-        </w:r>
-      </w:hyperlink>
+      <w:r>
+        <w:rPr>
+          <w:lang w:val="hi_IN" w:bidi="hi_IN"/>
+        </w:rPr>
+        <w:t>9:2–3</w:t>
+      </w:r>
       <w:r>
         <w:rPr>
           <w:lang w:val="hi_IN" w:bidi="hi_IN"/>
         </w:rPr>
         <w:t xml:space="preserve">; </w:t>
       </w:r>
-      <w:hyperlink r:id="rId166">
-        <w:r>
-          <w:rPr>
-            <w:lang w:val="hi_IN" w:bidi="hi_IN"/>
-          </w:rPr>
-          <w:rPr>
-            <w:color w:val="0000EE"/>
-            <w:u w:val="single"/>
-          </w:rPr>
-          <w:t>भज 91:6</w:t>
-        </w:r>
-      </w:hyperlink>
+      <w:r>
+        <w:rPr>
+          <w:lang w:val="hi_IN" w:bidi="hi_IN"/>
+        </w:rPr>
+        <w:t>भज 91:6</w:t>
+      </w:r>
       <w:r>
         <w:rPr>
           <w:lang w:val="hi_IN" w:bidi="hi_IN"/>
         </w:rPr>
         <w:t xml:space="preserve">; </w:t>
       </w:r>
-      <w:hyperlink r:id="rId167">
-        <w:r>
-          <w:rPr>
-            <w:lang w:val="hi_IN" w:bidi="hi_IN"/>
-          </w:rPr>
-          <w:rPr>
-            <w:color w:val="0000EE"/>
-            <w:u w:val="single"/>
-          </w:rPr>
-          <w:t>हब 3:5</w:t>
-        </w:r>
-      </w:hyperlink>
+      <w:r>
+        <w:rPr>
+          <w:lang w:val="hi_IN" w:bidi="hi_IN"/>
+        </w:rPr>
+        <w:t>हब 3:5</w:t>
+      </w:r>
       <w:r>
         <w:rPr>
           <w:lang w:val="hi_IN" w:bidi="hi_IN"/>
         </w:rPr>
         <w:t>)। उन्होंने वादा किया कि यदि इस्राएल अन्यजाति देवताओं की आराधना करने के लिए उनसे दूर होते रहेंगे, तो वे मिस्र की विपत्तियों को इस्राएल पर लाएँगे (</w:t>
       </w:r>
-      <w:hyperlink r:id="rId168">
-        <w:r>
-          <w:rPr>
-            <w:lang w:val="hi_IN" w:bidi="hi_IN"/>
-          </w:rPr>
-          <w:rPr>
-            <w:color w:val="0000EE"/>
-            <w:u w:val="single"/>
-          </w:rPr>
-          <w:t>व्य.वि. 28:27</w:t>
-        </w:r>
-      </w:hyperlink>
+      <w:r>
+        <w:rPr>
+          <w:lang w:val="hi_IN" w:bidi="hi_IN"/>
+        </w:rPr>
+        <w:t>व्य.वि. 28:27</w:t>
+      </w:r>
       <w:r>
         <w:rPr>
           <w:lang w:val="hi_IN" w:bidi="hi_IN"/>
         </w:rPr>
         <w:t xml:space="preserve">, </w:t>
       </w:r>
-      <w:hyperlink r:id="rId169">
-        <w:r>
-          <w:rPr>
-            <w:lang w:val="hi_IN" w:bidi="hi_IN"/>
-          </w:rPr>
-          <w:rPr>
-            <w:color w:val="0000EE"/>
-            <w:u w:val="single"/>
-          </w:rPr>
-          <w:t>60</w:t>
-        </w:r>
-      </w:hyperlink>
+      <w:r>
+        <w:rPr>
+          <w:lang w:val="hi_IN" w:bidi="hi_IN"/>
+        </w:rPr>
+        <w:t>60</w:t>
+      </w:r>
       <w:r>
         <w:rPr>
           <w:lang w:val="hi_IN" w:bidi="hi_IN"/>
@@ -6686,36 +5684,24 @@
         </w:rPr>
         <w:t>मिस्र पर आई विपत्तियों की तरह (</w:t>
       </w:r>
-      <w:hyperlink r:id="rId170">
-        <w:r>
-          <w:rPr>
-            <w:lang w:val="hi_IN" w:bidi="hi_IN"/>
-          </w:rPr>
-          <w:rPr>
-            <w:color w:val="0000EE"/>
-            <w:u w:val="single"/>
-          </w:rPr>
-          <w:t>4:10</w:t>
-        </w:r>
-      </w:hyperlink>
+      <w:r>
+        <w:rPr>
+          <w:lang w:val="hi_IN" w:bidi="hi_IN"/>
+        </w:rPr>
+        <w:t>4:10</w:t>
+      </w:r>
       <w:r>
         <w:rPr>
           <w:lang w:val="hi_IN" w:bidi="hi_IN"/>
         </w:rPr>
         <w:t xml:space="preserve">), इस्राएल पर आई विपत्तियाँ भी परिमाण और तीव्रता में बढ़ गईं (तुलना करें </w:t>
       </w:r>
-      <w:hyperlink r:id="rId171">
-        <w:r>
-          <w:rPr>
-            <w:lang w:val="hi_IN" w:bidi="hi_IN"/>
-          </w:rPr>
-          <w:rPr>
-            <w:color w:val="0000EE"/>
-            <w:u w:val="single"/>
-          </w:rPr>
-          <w:t>4:12</w:t>
-        </w:r>
-      </w:hyperlink>
+      <w:r>
+        <w:rPr>
+          <w:lang w:val="hi_IN" w:bidi="hi_IN"/>
+        </w:rPr>
+        <w:t>4:12</w:t>
+      </w:r>
       <w:r>
         <w:rPr>
           <w:lang w:val="hi_IN" w:bidi="hi_IN"/>
@@ -6734,18 +5720,12 @@
         </w:rPr>
         <w:t>: यह विचार कि परमेश्वर अपने ही लोगों के साथ वैसा ही व्यवहार करेंगे जैसा उन्होंने सदोम और गमोरा के साथ किया था (</w:t>
       </w:r>
-      <w:hyperlink r:id="rId172">
-        <w:r>
-          <w:rPr>
-            <w:lang w:val="hi_IN" w:bidi="hi_IN"/>
-          </w:rPr>
-          <w:rPr>
-            <w:color w:val="0000EE"/>
-            <w:u w:val="single"/>
-          </w:rPr>
-          <w:t>उत 19:24–25</w:t>
-        </w:r>
-      </w:hyperlink>
+      <w:r>
+        <w:rPr>
+          <w:lang w:val="hi_IN" w:bidi="hi_IN"/>
+        </w:rPr>
+        <w:t>उत 19:24–25</w:t>
+      </w:r>
       <w:r>
         <w:rPr>
           <w:lang w:val="hi_IN" w:bidi="hi_IN"/>
@@ -6800,18 +5780,12 @@
         </w:rPr>
         <w:t xml:space="preserve">यह आमोस में दो प्रमुख विषयगत वचनों में से एक है (दूसरा है </w:t>
       </w:r>
-      <w:hyperlink r:id="rId173">
-        <w:r>
-          <w:rPr>
-            <w:lang w:val="hi_IN" w:bidi="hi_IN"/>
-          </w:rPr>
-          <w:rPr>
-            <w:color w:val="0000EE"/>
-            <w:u w:val="single"/>
-          </w:rPr>
-          <w:t>5:24</w:t>
-        </w:r>
-      </w:hyperlink>
+      <w:r>
+        <w:rPr>
+          <w:lang w:val="hi_IN" w:bidi="hi_IN"/>
+        </w:rPr>
+        <w:t>5:24</w:t>
+      </w:r>
       <w:r>
         <w:rPr>
           <w:lang w:val="hi_IN" w:bidi="hi_IN"/>
@@ -6878,36 +5852,24 @@
         </w:rPr>
         <w:t xml:space="preserve">यह पद एक भजन का अंश प्रतीत होता है, जिसे सम्भवतः बेतेल में आराधकों द्वारा गाया जाता था (अन्य भजन अंशों के लिए देखें </w:t>
       </w:r>
-      <w:hyperlink r:id="rId174">
-        <w:r>
-          <w:rPr>
-            <w:lang w:val="hi_IN" w:bidi="hi_IN"/>
-          </w:rPr>
-          <w:rPr>
-            <w:color w:val="0000EE"/>
-            <w:u w:val="single"/>
-          </w:rPr>
-          <w:t>5:8–9</w:t>
-        </w:r>
-      </w:hyperlink>
+      <w:r>
+        <w:rPr>
+          <w:lang w:val="hi_IN" w:bidi="hi_IN"/>
+        </w:rPr>
+        <w:t>5:8–9</w:t>
+      </w:r>
       <w:r>
         <w:rPr>
           <w:lang w:val="hi_IN" w:bidi="hi_IN"/>
         </w:rPr>
         <w:t xml:space="preserve">; </w:t>
       </w:r>
-      <w:hyperlink r:id="rId175">
-        <w:r>
-          <w:rPr>
-            <w:lang w:val="hi_IN" w:bidi="hi_IN"/>
-          </w:rPr>
-          <w:rPr>
-            <w:color w:val="0000EE"/>
-            <w:u w:val="single"/>
-          </w:rPr>
-          <w:t>9:5–6</w:t>
-        </w:r>
-      </w:hyperlink>
+      <w:r>
+        <w:rPr>
+          <w:lang w:val="hi_IN" w:bidi="hi_IN"/>
+        </w:rPr>
+        <w:t>9:5–6</w:t>
+      </w:r>
       <w:r>
         <w:rPr>
           <w:lang w:val="hi_IN" w:bidi="hi_IN"/>
@@ -7029,36 +5991,24 @@
         </w:rPr>
         <w:t>इस्राएल के खिलाफ आरोप दायर किए गए थे (</w:t>
       </w:r>
-      <w:hyperlink r:id="rId176">
-        <w:r>
-          <w:rPr>
-            <w:lang w:val="hi_IN" w:bidi="hi_IN"/>
-          </w:rPr>
-          <w:rPr>
-            <w:color w:val="0000EE"/>
-            <w:u w:val="single"/>
-          </w:rPr>
-          <w:t>3:1–2</w:t>
-        </w:r>
-      </w:hyperlink>
+      <w:r>
+        <w:rPr>
+          <w:lang w:val="hi_IN" w:bidi="hi_IN"/>
+        </w:rPr>
+        <w:t>3:1–2</w:t>
+      </w:r>
       <w:r>
         <w:rPr>
           <w:lang w:val="hi_IN" w:bidi="hi_IN"/>
         </w:rPr>
         <w:t xml:space="preserve">; </w:t>
       </w:r>
-      <w:hyperlink r:id="rId177">
-        <w:r>
-          <w:rPr>
-            <w:lang w:val="hi_IN" w:bidi="hi_IN"/>
-          </w:rPr>
-          <w:rPr>
-            <w:color w:val="0000EE"/>
-            <w:u w:val="single"/>
-          </w:rPr>
-          <w:t>4:1–3</w:t>
-        </w:r>
-      </w:hyperlink>
+      <w:r>
+        <w:rPr>
+          <w:lang w:val="hi_IN" w:bidi="hi_IN"/>
+        </w:rPr>
+        <w:t>4:1–3</w:t>
+      </w:r>
       <w:r>
         <w:rPr>
           <w:lang w:val="hi_IN" w:bidi="hi_IN"/>
@@ -7125,54 +6075,36 @@
         </w:rPr>
         <w:t xml:space="preserve">, विदेशी शक्ति द्वारा अजेय होने की स्थिति को सन्दर्भित करता है (जैसे, बाबेल, </w:t>
       </w:r>
-      <w:hyperlink r:id="rId178">
-        <w:r>
-          <w:rPr>
-            <w:lang w:val="hi_IN" w:bidi="hi_IN"/>
-          </w:rPr>
-          <w:rPr>
-            <w:color w:val="0000EE"/>
-            <w:u w:val="single"/>
-          </w:rPr>
-          <w:t>यशा 47:1</w:t>
-        </w:r>
-      </w:hyperlink>
+      <w:r>
+        <w:rPr>
+          <w:lang w:val="hi_IN" w:bidi="hi_IN"/>
+        </w:rPr>
+        <w:t>यशा 47:1</w:t>
+      </w:r>
       <w:r>
         <w:rPr>
           <w:lang w:val="hi_IN" w:bidi="hi_IN"/>
         </w:rPr>
         <w:t xml:space="preserve">; यरूशलेम, </w:t>
       </w:r>
-      <w:hyperlink r:id="rId179">
-        <w:r>
-          <w:rPr>
-            <w:lang w:val="hi_IN" w:bidi="hi_IN"/>
-          </w:rPr>
-          <w:rPr>
-            <w:color w:val="0000EE"/>
-            <w:u w:val="single"/>
-          </w:rPr>
-          <w:t>विल 2:13</w:t>
-        </w:r>
-      </w:hyperlink>
+      <w:r>
+        <w:rPr>
+          <w:lang w:val="hi_IN" w:bidi="hi_IN"/>
+        </w:rPr>
+        <w:t>विल 2:13</w:t>
+      </w:r>
       <w:r>
         <w:rPr>
           <w:lang w:val="hi_IN" w:bidi="hi_IN"/>
         </w:rPr>
         <w:t xml:space="preserve">; तुलना करें </w:t>
       </w:r>
-      <w:hyperlink r:id="rId180">
-        <w:r>
-          <w:rPr>
-            <w:lang w:val="hi_IN" w:bidi="hi_IN"/>
-          </w:rPr>
-          <w:rPr>
-            <w:color w:val="0000EE"/>
-            <w:u w:val="single"/>
-          </w:rPr>
-          <w:t>विल 1:1</w:t>
-        </w:r>
-      </w:hyperlink>
+      <w:r>
+        <w:rPr>
+          <w:lang w:val="hi_IN" w:bidi="hi_IN"/>
+        </w:rPr>
+        <w:t>विल 1:1</w:t>
+      </w:r>
       <w:r>
         <w:rPr>
           <w:lang w:val="hi_IN" w:bidi="hi_IN"/>
@@ -7233,18 +6165,12 @@
         </w:rPr>
         <w:t xml:space="preserve">यह वचन </w:t>
       </w:r>
-      <w:hyperlink r:id="rId181">
-        <w:r>
-          <w:rPr>
-            <w:lang w:val="hi_IN" w:bidi="hi_IN"/>
-          </w:rPr>
-          <w:rPr>
-            <w:color w:val="0000EE"/>
-            <w:u w:val="single"/>
-          </w:rPr>
-          <w:t>लैव्यव्यवस्था 26:8</w:t>
-        </w:r>
-      </w:hyperlink>
+      <w:r>
+        <w:rPr>
+          <w:lang w:val="hi_IN" w:bidi="hi_IN"/>
+        </w:rPr>
+        <w:t>लैव्यव्यवस्था 26:8</w:t>
+      </w:r>
       <w:r>
         <w:rPr>
           <w:lang w:val="hi_IN" w:bidi="hi_IN"/>
@@ -7317,36 +6243,24 @@
         </w:rPr>
         <w:t xml:space="preserve">की खोज करनी चाहिए (यह भी </w:t>
       </w:r>
-      <w:hyperlink r:id="rId182">
-        <w:r>
-          <w:rPr>
-            <w:lang w:val="hi_IN" w:bidi="hi_IN"/>
-          </w:rPr>
-          <w:rPr>
-            <w:color w:val="0000EE"/>
-            <w:u w:val="single"/>
-          </w:rPr>
-          <w:t>5:6</w:t>
-        </w:r>
-      </w:hyperlink>
+      <w:r>
+        <w:rPr>
+          <w:lang w:val="hi_IN" w:bidi="hi_IN"/>
+        </w:rPr>
+        <w:t>5:6</w:t>
+      </w:r>
       <w:r>
         <w:rPr>
           <w:lang w:val="hi_IN" w:bidi="hi_IN"/>
         </w:rPr>
         <w:t xml:space="preserve"> में)। अन्यथा, विलाप के गीत (</w:t>
       </w:r>
-      <w:hyperlink r:id="rId183">
-        <w:r>
-          <w:rPr>
-            <w:lang w:val="hi_IN" w:bidi="hi_IN"/>
-          </w:rPr>
-          <w:rPr>
-            <w:color w:val="0000EE"/>
-            <w:u w:val="single"/>
-          </w:rPr>
-          <w:t>5:1–2</w:t>
-        </w:r>
-      </w:hyperlink>
+      <w:r>
+        <w:rPr>
+          <w:lang w:val="hi_IN" w:bidi="hi_IN"/>
+        </w:rPr>
+        <w:t>5:1–2</w:t>
+      </w:r>
       <w:r>
         <w:rPr>
           <w:lang w:val="hi_IN" w:bidi="hi_IN"/>
@@ -7413,36 +6327,24 @@
         </w:rPr>
         <w:t xml:space="preserve">) जिसका सम्बन्ध पितृसत्तात्मक युग से था (जैसे, अब्राहम, </w:t>
       </w:r>
-      <w:hyperlink r:id="rId184">
-        <w:r>
-          <w:rPr>
-            <w:lang w:val="hi_IN" w:bidi="hi_IN"/>
-          </w:rPr>
-          <w:rPr>
-            <w:color w:val="0000EE"/>
-            <w:u w:val="single"/>
-          </w:rPr>
-          <w:t>उत 21:33</w:t>
-        </w:r>
-      </w:hyperlink>
+      <w:r>
+        <w:rPr>
+          <w:lang w:val="hi_IN" w:bidi="hi_IN"/>
+        </w:rPr>
+        <w:t>उत 21:33</w:t>
+      </w:r>
       <w:r>
         <w:rPr>
           <w:lang w:val="hi_IN" w:bidi="hi_IN"/>
         </w:rPr>
         <w:t xml:space="preserve">; </w:t>
       </w:r>
-      <w:hyperlink r:id="rId185">
-        <w:r>
-          <w:rPr>
-            <w:lang w:val="hi_IN" w:bidi="hi_IN"/>
-          </w:rPr>
-          <w:rPr>
-            <w:color w:val="0000EE"/>
-            <w:u w:val="single"/>
-          </w:rPr>
-          <w:t>22:19</w:t>
-        </w:r>
-      </w:hyperlink>
+      <w:r>
+        <w:rPr>
+          <w:lang w:val="hi_IN" w:bidi="hi_IN"/>
+        </w:rPr>
+        <w:t>22:19</w:t>
+      </w:r>
       <w:r>
         <w:rPr>
           <w:lang w:val="hi_IN" w:bidi="hi_IN"/>
@@ -7522,36 +6424,24 @@
         </w:rPr>
         <w:t xml:space="preserve">; देखें </w:t>
       </w:r>
-      <w:hyperlink r:id="rId115">
-        <w:r>
-          <w:rPr>
-            <w:lang w:val="hi_IN" w:bidi="hi_IN"/>
-          </w:rPr>
-          <w:rPr>
-            <w:color w:val="0000EE"/>
-            <w:u w:val="single"/>
-          </w:rPr>
-          <w:t>होश 5:3</w:t>
-        </w:r>
-      </w:hyperlink>
+      <w:r>
+        <w:rPr>
+          <w:lang w:val="hi_IN" w:bidi="hi_IN"/>
+        </w:rPr>
+        <w:t>होश 5:3</w:t>
+      </w:r>
       <w:r>
         <w:rPr>
           <w:lang w:val="hi_IN" w:bidi="hi_IN"/>
         </w:rPr>
         <w:t xml:space="preserve">, </w:t>
       </w:r>
-      <w:hyperlink r:id="rId186">
-        <w:r>
-          <w:rPr>
-            <w:lang w:val="hi_IN" w:bidi="hi_IN"/>
-          </w:rPr>
-          <w:rPr>
-            <w:color w:val="0000EE"/>
-            <w:u w:val="single"/>
-          </w:rPr>
-          <w:t>5</w:t>
-        </w:r>
-      </w:hyperlink>
+      <w:r>
+        <w:rPr>
+          <w:lang w:val="hi_IN" w:bidi="hi_IN"/>
+        </w:rPr>
+        <w:t>5</w:t>
+      </w:r>
       <w:r>
         <w:rPr>
           <w:lang w:val="hi_IN" w:bidi="hi_IN"/>
@@ -7606,36 +6496,24 @@
         </w:rPr>
         <w:t xml:space="preserve">आमोस एक और भजन अंश उद्धृत करते हैं (देखें </w:t>
       </w:r>
-      <w:hyperlink r:id="rId127">
-        <w:r>
-          <w:rPr>
-            <w:lang w:val="hi_IN" w:bidi="hi_IN"/>
-          </w:rPr>
-          <w:rPr>
-            <w:color w:val="0000EE"/>
-            <w:u w:val="single"/>
-          </w:rPr>
-          <w:t>4:13</w:t>
-        </w:r>
-      </w:hyperlink>
+      <w:r>
+        <w:rPr>
+          <w:lang w:val="hi_IN" w:bidi="hi_IN"/>
+        </w:rPr>
+        <w:t>4:13</w:t>
+      </w:r>
       <w:r>
         <w:rPr>
           <w:lang w:val="hi_IN" w:bidi="hi_IN"/>
         </w:rPr>
         <w:t xml:space="preserve">; </w:t>
       </w:r>
-      <w:hyperlink r:id="rId175">
-        <w:r>
-          <w:rPr>
-            <w:lang w:val="hi_IN" w:bidi="hi_IN"/>
-          </w:rPr>
-          <w:rPr>
-            <w:color w:val="0000EE"/>
-            <w:u w:val="single"/>
-          </w:rPr>
-          <w:t>9:5–6</w:t>
-        </w:r>
-      </w:hyperlink>
+      <w:r>
+        <w:rPr>
+          <w:lang w:val="hi_IN" w:bidi="hi_IN"/>
+        </w:rPr>
+        <w:t>9:5–6</w:t>
+      </w:r>
       <w:r>
         <w:rPr>
           <w:lang w:val="hi_IN" w:bidi="hi_IN"/>
@@ -7690,18 +6568,12 @@
         </w:rPr>
         <w:t xml:space="preserve">आमोस </w:t>
       </w:r>
-      <w:hyperlink r:id="rId187">
-        <w:r>
-          <w:rPr>
-            <w:lang w:val="hi_IN" w:bidi="hi_IN"/>
-          </w:rPr>
-          <w:rPr>
-            <w:color w:val="0000EE"/>
-            <w:u w:val="single"/>
-          </w:rPr>
-          <w:t>5:7</w:t>
-        </w:r>
-      </w:hyperlink>
+      <w:r>
+        <w:rPr>
+          <w:lang w:val="hi_IN" w:bidi="hi_IN"/>
+        </w:rPr>
+        <w:t>5:7</w:t>
+      </w:r>
       <w:r>
         <w:rPr>
           <w:lang w:val="hi_IN" w:bidi="hi_IN"/>
@@ -7720,18 +6592,12 @@
         </w:rPr>
         <w:t>, जो अमीरों द्वारा नियंत्रित थीं, भ्रष्ट न्यायियों और किराए के गवाहों पर निर्भर थीं। उन्हें सत्य की कोई परवाह नहीं थी, बल्कि केवल उसी की परवाह थी जो उनके अपने प्रयोजन के लिए सुविधाजनक था (</w:t>
       </w:r>
-      <w:hyperlink r:id="rId101">
-        <w:r>
-          <w:rPr>
-            <w:lang w:val="hi_IN" w:bidi="hi_IN"/>
-          </w:rPr>
-          <w:rPr>
-            <w:color w:val="0000EE"/>
-            <w:u w:val="single"/>
-          </w:rPr>
-          <w:t>5:12</w:t>
-        </w:r>
-      </w:hyperlink>
+      <w:r>
+        <w:rPr>
+          <w:lang w:val="hi_IN" w:bidi="hi_IN"/>
+        </w:rPr>
+        <w:t>5:12</w:t>
+      </w:r>
       <w:r>
         <w:rPr>
           <w:lang w:val="hi_IN" w:bidi="hi_IN"/>
@@ -7840,18 +6706,12 @@
         </w:rPr>
         <w:t>गवाहों ने निवेदन किया कि उन्होंने कुछ नहीं देखा और सुना। सत्य एक दायित्व बन गया था (</w:t>
       </w:r>
-      <w:hyperlink r:id="rId188">
-        <w:r>
-          <w:rPr>
-            <w:lang w:val="hi_IN" w:bidi="hi_IN"/>
-          </w:rPr>
-          <w:rPr>
-            <w:color w:val="0000EE"/>
-            <w:u w:val="single"/>
-          </w:rPr>
-          <w:t>5:10</w:t>
-        </w:r>
-      </w:hyperlink>
+      <w:r>
+        <w:rPr>
+          <w:lang w:val="hi_IN" w:bidi="hi_IN"/>
+        </w:rPr>
+        <w:t>5:10</w:t>
+      </w:r>
       <w:r>
         <w:rPr>
           <w:lang w:val="hi_IN" w:bidi="hi_IN"/>
@@ -7906,36 +6766,24 @@
         </w:rPr>
         <w:t>आमोस अपने पहले के संकेतों (</w:t>
       </w:r>
-      <w:hyperlink r:id="rId189">
-        <w:r>
-          <w:rPr>
-            <w:lang w:val="hi_IN" w:bidi="hi_IN"/>
-          </w:rPr>
-          <w:rPr>
-            <w:color w:val="0000EE"/>
-            <w:u w:val="single"/>
-          </w:rPr>
-          <w:t>5:4</w:t>
-        </w:r>
-      </w:hyperlink>
+      <w:r>
+        <w:rPr>
+          <w:lang w:val="hi_IN" w:bidi="hi_IN"/>
+        </w:rPr>
+        <w:t>5:4</w:t>
+      </w:r>
       <w:r>
         <w:rPr>
           <w:lang w:val="hi_IN" w:bidi="hi_IN"/>
         </w:rPr>
         <w:t xml:space="preserve">, </w:t>
       </w:r>
-      <w:hyperlink r:id="rId182">
-        <w:r>
-          <w:rPr>
-            <w:lang w:val="hi_IN" w:bidi="hi_IN"/>
-          </w:rPr>
-          <w:rPr>
-            <w:color w:val="0000EE"/>
-            <w:u w:val="single"/>
-          </w:rPr>
-          <w:t>6</w:t>
-        </w:r>
-      </w:hyperlink>
+      <w:r>
+        <w:rPr>
+          <w:lang w:val="hi_IN" w:bidi="hi_IN"/>
+        </w:rPr>
+        <w:t>6</w:t>
+      </w:r>
       <w:r>
         <w:rPr>
           <w:lang w:val="hi_IN" w:bidi="hi_IN"/>
@@ -8165,18 +7013,12 @@
         </w:rPr>
         <w:t>: यह दुख उस व्यापक और निश्चित विनाश से उत्पन्न होगा जो आगे था (</w:t>
       </w:r>
-      <w:hyperlink r:id="rId183">
-        <w:r>
-          <w:rPr>
-            <w:lang w:val="hi_IN" w:bidi="hi_IN"/>
-          </w:rPr>
-          <w:rPr>
-            <w:color w:val="0000EE"/>
-            <w:u w:val="single"/>
-          </w:rPr>
-          <w:t>5:1–2</w:t>
-        </w:r>
-      </w:hyperlink>
+      <w:r>
+        <w:rPr>
+          <w:lang w:val="hi_IN" w:bidi="hi_IN"/>
+        </w:rPr>
+        <w:t>5:1–2</w:t>
+      </w:r>
       <w:r>
         <w:rPr>
           <w:lang w:val="hi_IN" w:bidi="hi_IN"/>
@@ -8237,18 +7079,12 @@
         </w:rPr>
         <w:t xml:space="preserve">आमोस इस्राएलियों के उनके चुने हुए दर्जे के विकृत दृष्टिकोण का फिर से सामना करते हैं (देखें </w:t>
       </w:r>
-      <w:hyperlink r:id="rId81">
-        <w:r>
-          <w:rPr>
-            <w:lang w:val="hi_IN" w:bidi="hi_IN"/>
-          </w:rPr>
-          <w:rPr>
-            <w:color w:val="0000EE"/>
-            <w:u w:val="single"/>
-          </w:rPr>
-          <w:t>3:2</w:t>
-        </w:r>
-      </w:hyperlink>
+      <w:r>
+        <w:rPr>
+          <w:lang w:val="hi_IN" w:bidi="hi_IN"/>
+        </w:rPr>
+        <w:t>3:2</w:t>
+      </w:r>
       <w:r>
         <w:rPr>
           <w:lang w:val="hi_IN" w:bidi="hi_IN"/>
@@ -8267,126 +7103,84 @@
         </w:rPr>
         <w:t xml:space="preserve">" एक महान त्रासदी से उत्पन्न निराशा को दर्शाता है। • पुराने नियम में यहोवा का दिन (देखें </w:t>
       </w:r>
-      <w:hyperlink r:id="rId190">
-        <w:r>
-          <w:rPr>
-            <w:lang w:val="hi_IN" w:bidi="hi_IN"/>
-          </w:rPr>
-          <w:rPr>
-            <w:color w:val="0000EE"/>
-            <w:u w:val="single"/>
-          </w:rPr>
-          <w:t>यशा 13:6</w:t>
-        </w:r>
-      </w:hyperlink>
+      <w:r>
+        <w:rPr>
+          <w:lang w:val="hi_IN" w:bidi="hi_IN"/>
+        </w:rPr>
+        <w:t>यशा 13:6</w:t>
+      </w:r>
       <w:r>
         <w:rPr>
           <w:lang w:val="hi_IN" w:bidi="hi_IN"/>
         </w:rPr>
         <w:t xml:space="preserve">, </w:t>
       </w:r>
-      <w:hyperlink r:id="rId191">
-        <w:r>
-          <w:rPr>
-            <w:lang w:val="hi_IN" w:bidi="hi_IN"/>
-          </w:rPr>
-          <w:rPr>
-            <w:color w:val="0000EE"/>
-            <w:u w:val="single"/>
-          </w:rPr>
-          <w:t>9</w:t>
-        </w:r>
-      </w:hyperlink>
+      <w:r>
+        <w:rPr>
+          <w:lang w:val="hi_IN" w:bidi="hi_IN"/>
+        </w:rPr>
+        <w:t>9</w:t>
+      </w:r>
       <w:r>
         <w:rPr>
           <w:lang w:val="hi_IN" w:bidi="hi_IN"/>
         </w:rPr>
         <w:t xml:space="preserve">) वह समय था जब परमेश्वर संसार में हस्तक्षेप करेंगे ताकि उन चीजों को सही किया जा सके जो गलत हो गई थीं। परमेश्वर का हस्तक्षेप धार्मिकों के लिए न्यायसंगतता का अर्थ होगा, लेकिन दुष्टों के लिए न्याय। इस्राएली सोचते थे कि उस दिन (देखें </w:t>
       </w:r>
-      <w:hyperlink r:id="rId109">
-        <w:r>
-          <w:rPr>
-            <w:lang w:val="hi_IN" w:bidi="hi_IN"/>
-          </w:rPr>
-          <w:rPr>
-            <w:color w:val="0000EE"/>
-            <w:u w:val="single"/>
-          </w:rPr>
-          <w:t>आमो 8:3</w:t>
-        </w:r>
-      </w:hyperlink>
+      <w:r>
+        <w:rPr>
+          <w:lang w:val="hi_IN" w:bidi="hi_IN"/>
+        </w:rPr>
+        <w:t>आमो 8:3</w:t>
+      </w:r>
       <w:r>
         <w:rPr>
           <w:lang w:val="hi_IN" w:bidi="hi_IN"/>
         </w:rPr>
         <w:t xml:space="preserve">, </w:t>
       </w:r>
-      <w:hyperlink r:id="rId192">
-        <w:r>
-          <w:rPr>
-            <w:lang w:val="hi_IN" w:bidi="hi_IN"/>
-          </w:rPr>
-          <w:rPr>
-            <w:color w:val="0000EE"/>
-            <w:u w:val="single"/>
-          </w:rPr>
-          <w:t>9</w:t>
-        </w:r>
-      </w:hyperlink>
+      <w:r>
+        <w:rPr>
+          <w:lang w:val="hi_IN" w:bidi="hi_IN"/>
+        </w:rPr>
+        <w:t>9</w:t>
+      </w:r>
       <w:r>
         <w:rPr>
           <w:lang w:val="hi_IN" w:bidi="hi_IN"/>
         </w:rPr>
         <w:t xml:space="preserve">, </w:t>
       </w:r>
-      <w:hyperlink r:id="rId193">
-        <w:r>
-          <w:rPr>
-            <w:lang w:val="hi_IN" w:bidi="hi_IN"/>
-          </w:rPr>
-          <w:rPr>
-            <w:color w:val="0000EE"/>
-            <w:u w:val="single"/>
-          </w:rPr>
-          <w:t>13</w:t>
-        </w:r>
-      </w:hyperlink>
+      <w:r>
+        <w:rPr>
+          <w:lang w:val="hi_IN" w:bidi="hi_IN"/>
+        </w:rPr>
+        <w:t>13</w:t>
+      </w:r>
       <w:r>
         <w:rPr>
           <w:lang w:val="hi_IN" w:bidi="hi_IN"/>
         </w:rPr>
         <w:t xml:space="preserve">; </w:t>
       </w:r>
-      <w:hyperlink r:id="rId194">
-        <w:r>
-          <w:rPr>
-            <w:lang w:val="hi_IN" w:bidi="hi_IN"/>
-          </w:rPr>
-          <w:rPr>
-            <w:color w:val="0000EE"/>
-            <w:u w:val="single"/>
-          </w:rPr>
-          <w:t>9:11</w:t>
-        </w:r>
-      </w:hyperlink>
+      <w:r>
+        <w:rPr>
+          <w:lang w:val="hi_IN" w:bidi="hi_IN"/>
+        </w:rPr>
+        <w:t>9:11</w:t>
+      </w:r>
       <w:r>
         <w:rPr>
           <w:lang w:val="hi_IN" w:bidi="hi_IN"/>
         </w:rPr>
         <w:t>) परमेश्वर उन्हें बचाएँगे। हालांकि, क्योंकि इस्राएली दुष्ट थे, यहोवा का दिन अंधकार लाएगा, प्रकाश नहीं। इस भविष्यवाणी को पूरा करते हुए अश्शूर ने 722 ईसा पूर्व में उत्तरी राज्य को जीत लिया (</w:t>
       </w:r>
-      <w:hyperlink r:id="rId195">
-        <w:r>
-          <w:rPr>
-            <w:lang w:val="hi_IN" w:bidi="hi_IN"/>
-          </w:rPr>
-          <w:rPr>
-            <w:color w:val="0000EE"/>
-            <w:u w:val="single"/>
-          </w:rPr>
-          <w:t>2 रा 17:7–23</w:t>
-        </w:r>
-      </w:hyperlink>
+      <w:r>
+        <w:rPr>
+          <w:lang w:val="hi_IN" w:bidi="hi_IN"/>
+        </w:rPr>
+        <w:t>2 रा 17:7–23</w:t>
+      </w:r>
       <w:r>
         <w:rPr>
           <w:lang w:val="hi_IN" w:bidi="hi_IN"/>
@@ -8501,36 +7295,24 @@
         </w:rPr>
         <w:t xml:space="preserve">आमोस फिर से इस्राएलियों के धार्मिक कपट और आत्मिक अविश्वास का सामना करते हैं (देखें </w:t>
       </w:r>
-      <w:hyperlink r:id="rId196">
-        <w:r>
-          <w:rPr>
-            <w:lang w:val="hi_IN" w:bidi="hi_IN"/>
-          </w:rPr>
-          <w:rPr>
-            <w:color w:val="0000EE"/>
-            <w:u w:val="single"/>
-          </w:rPr>
-          <w:t>4:4–5</w:t>
-        </w:r>
-      </w:hyperlink>
+      <w:r>
+        <w:rPr>
+          <w:lang w:val="hi_IN" w:bidi="hi_IN"/>
+        </w:rPr>
+        <w:t>4:4–5</w:t>
+      </w:r>
       <w:r>
         <w:rPr>
           <w:lang w:val="hi_IN" w:bidi="hi_IN"/>
         </w:rPr>
         <w:t xml:space="preserve">; </w:t>
       </w:r>
-      <w:hyperlink r:id="rId197">
-        <w:r>
-          <w:rPr>
-            <w:lang w:val="hi_IN" w:bidi="hi_IN"/>
-          </w:rPr>
-          <w:rPr>
-            <w:color w:val="0000EE"/>
-            <w:u w:val="single"/>
-          </w:rPr>
-          <w:t>यशा 1:10–20</w:t>
-        </w:r>
-      </w:hyperlink>
+      <w:r>
+        <w:rPr>
+          <w:lang w:val="hi_IN" w:bidi="hi_IN"/>
+        </w:rPr>
+        <w:t>यशा 1:10–20</w:t>
+      </w:r>
       <w:r>
         <w:rPr>
           <w:lang w:val="hi_IN" w:bidi="hi_IN"/>
@@ -8585,18 +7367,12 @@
         </w:rPr>
         <w:t xml:space="preserve">परमेश्वर इस्राएलियों की भेंटों को स्वीकार नहीं करेंगे (देखें </w:t>
       </w:r>
-      <w:hyperlink r:id="rId198">
-        <w:r>
-          <w:rPr>
-            <w:lang w:val="hi_IN" w:bidi="hi_IN"/>
-          </w:rPr>
-          <w:rPr>
-            <w:color w:val="0000EE"/>
-            <w:u w:val="single"/>
-          </w:rPr>
-          <w:t>लैव्य 1–6</w:t>
-        </w:r>
-      </w:hyperlink>
+      <w:r>
+        <w:rPr>
+          <w:lang w:val="hi_IN" w:bidi="hi_IN"/>
+        </w:rPr>
+        <w:t>लैव्य 1–6</w:t>
+      </w:r>
       <w:r>
         <w:rPr>
           <w:lang w:val="hi_IN" w:bidi="hi_IN"/>
@@ -8651,18 +7427,12 @@
         </w:rPr>
         <w:t xml:space="preserve">यह आमोस की महान विषयगत वचनों में से दूसरी है (देखें </w:t>
       </w:r>
-      <w:hyperlink r:id="rId171">
-        <w:r>
-          <w:rPr>
-            <w:lang w:val="hi_IN" w:bidi="hi_IN"/>
-          </w:rPr>
-          <w:rPr>
-            <w:color w:val="0000EE"/>
-            <w:u w:val="single"/>
-          </w:rPr>
-          <w:t>4:12</w:t>
-        </w:r>
-      </w:hyperlink>
+      <w:r>
+        <w:rPr>
+          <w:lang w:val="hi_IN" w:bidi="hi_IN"/>
+        </w:rPr>
+        <w:t>4:12</w:t>
+      </w:r>
       <w:r>
         <w:rPr>
           <w:lang w:val="hi_IN" w:bidi="hi_IN"/>
@@ -8729,18 +7499,12 @@
         </w:rPr>
         <w:t>इस्राएल का परमेश्वर के साथ सम्बन्ध सच्ची भक्ति पर आधारित था, जो आज्ञाकारिता उत्पन्न करता था (</w:t>
       </w:r>
-      <w:hyperlink r:id="rId199">
-        <w:r>
-          <w:rPr>
-            <w:lang w:val="hi_IN" w:bidi="hi_IN"/>
-          </w:rPr>
-          <w:rPr>
-            <w:color w:val="0000EE"/>
-            <w:u w:val="single"/>
-          </w:rPr>
-          <w:t>1 शमू 15:22–23</w:t>
-        </w:r>
-      </w:hyperlink>
+      <w:r>
+        <w:rPr>
+          <w:lang w:val="hi_IN" w:bidi="hi_IN"/>
+        </w:rPr>
+        <w:t>1 शमू 15:22–23</w:t>
+      </w:r>
       <w:r>
         <w:rPr>
           <w:lang w:val="hi_IN" w:bidi="hi_IN"/>
@@ -8759,18 +7523,12 @@
         </w:rPr>
         <w:t xml:space="preserve"> में विद्रोह के बाद इस्राएल की चालीस वर्षों की जंगल में भटकने की अवधि थी (देखें </w:t>
       </w:r>
-      <w:hyperlink r:id="rId200">
-        <w:r>
-          <w:rPr>
-            <w:lang w:val="hi_IN" w:bidi="hi_IN"/>
-          </w:rPr>
-          <w:rPr>
-            <w:color w:val="0000EE"/>
-            <w:u w:val="single"/>
-          </w:rPr>
-          <w:t>गिन 14:32–35</w:t>
-        </w:r>
-      </w:hyperlink>
+      <w:r>
+        <w:rPr>
+          <w:lang w:val="hi_IN" w:bidi="hi_IN"/>
+        </w:rPr>
+        <w:t>गिन 14:32–35</w:t>
+      </w:r>
       <w:r>
         <w:rPr>
           <w:lang w:val="hi_IN" w:bidi="hi_IN"/>
@@ -8867,36 +7625,24 @@
           <w:lang w:val="hi_IN" w:bidi="hi_IN"/>
         </w:rPr>
       </w:r>
-      <w:hyperlink r:id="rId201">
-        <w:r>
-          <w:rPr>
-            <w:lang w:val="hi_IN" w:bidi="hi_IN"/>
-          </w:rPr>
-          <w:rPr>
-            <w:color w:val="0000EE"/>
-            <w:u w:val="single"/>
-          </w:rPr>
-          <w:t>5:26</w:t>
-        </w:r>
-      </w:hyperlink>
+      <w:r>
+        <w:rPr>
+          <w:lang w:val="hi_IN" w:bidi="hi_IN"/>
+        </w:rPr>
+        <w:t>5:26</w:t>
+      </w:r>
       <w:r>
         <w:rPr>
           <w:lang w:val="hi_IN" w:bidi="hi_IN"/>
         </w:rPr>
         <w:t xml:space="preserve"> में जो नाम दिखाई देते हैं, उन्होंने कई अटकलों को जन्म दिया है, लेकिन कई व्याख्याकार उन्हें अज्ञात अन्यजाति देवताओं के नाम मानते हैं। राजा ईश्वर शायद अम्मोनियों के ईश्वर मोलेक हो सकते हैं (देखें </w:t>
       </w:r>
-      <w:hyperlink r:id="rId202">
-        <w:r>
-          <w:rPr>
-            <w:lang w:val="hi_IN" w:bidi="hi_IN"/>
-          </w:rPr>
-          <w:rPr>
-            <w:color w:val="0000EE"/>
-            <w:u w:val="single"/>
-          </w:rPr>
-          <w:t>1:15</w:t>
-        </w:r>
-      </w:hyperlink>
+      <w:r>
+        <w:rPr>
+          <w:lang w:val="hi_IN" w:bidi="hi_IN"/>
+        </w:rPr>
+        <w:t>1:15</w:t>
+      </w:r>
       <w:r>
         <w:rPr>
           <w:lang w:val="hi_IN" w:bidi="hi_IN"/>
@@ -8928,18 +7674,12 @@
         </w:rPr>
         <w:t xml:space="preserve"> भी हो सकता है, इस स्थिति में भविष्यद्वक्ता इस्राएल या यहूदा के बीच एक विरोधाभास बना रहे हैं, जिन्होंने अपने मूर्तियों को उठाया, और परमेश्वर, जो अपने लोगों को उठाते हैं (देखें </w:t>
       </w:r>
-      <w:hyperlink r:id="rId203">
-        <w:r>
-          <w:rPr>
-            <w:lang w:val="hi_IN" w:bidi="hi_IN"/>
-          </w:rPr>
-          <w:rPr>
-            <w:color w:val="0000EE"/>
-            <w:u w:val="single"/>
-          </w:rPr>
-          <w:t>यशा 46:1–7</w:t>
-        </w:r>
-      </w:hyperlink>
+      <w:r>
+        <w:rPr>
+          <w:lang w:val="hi_IN" w:bidi="hi_IN"/>
+        </w:rPr>
+        <w:t>यशा 46:1–7</w:t>
+      </w:r>
       <w:r>
         <w:rPr>
           <w:lang w:val="hi_IN" w:bidi="hi_IN"/>
@@ -9007,18 +7747,12 @@
         </w:rPr>
         <w:t xml:space="preserve"> शब्दों का उपयोग करता है, जो दोनों नगरों के दुर्गों को इंगित करता है। यहूदिया और इस्राएल के लोग आत्मसंतुष्ट और आत्ममुग्ध थे, यह मानते हुए कि यरूशलेम और सामरिया के नगरों के किले अभेद्य थे (देखें </w:t>
       </w:r>
-      <w:hyperlink r:id="rId204">
-        <w:r>
-          <w:rPr>
-            <w:lang w:val="hi_IN" w:bidi="hi_IN"/>
-          </w:rPr>
-          <w:rPr>
-            <w:color w:val="0000EE"/>
-            <w:u w:val="single"/>
-          </w:rPr>
-          <w:t>4:3</w:t>
-        </w:r>
-      </w:hyperlink>
+      <w:r>
+        <w:rPr>
+          <w:lang w:val="hi_IN" w:bidi="hi_IN"/>
+        </w:rPr>
+        <w:t>4:3</w:t>
+      </w:r>
       <w:r>
         <w:rPr>
           <w:lang w:val="hi_IN" w:bidi="hi_IN"/>
@@ -9073,18 +7807,12 @@
         </w:rPr>
         <w:t xml:space="preserve">कलने और हमात अरामी नगर-राज्य थे जो इस्राएली प्रभाव के अधीन थे (देखें </w:t>
       </w:r>
-      <w:hyperlink r:id="rId205">
-        <w:r>
-          <w:rPr>
-            <w:lang w:val="hi_IN" w:bidi="hi_IN"/>
-          </w:rPr>
-          <w:rPr>
-            <w:color w:val="0000EE"/>
-            <w:u w:val="single"/>
-          </w:rPr>
-          <w:t>2 रा 14:28</w:t>
-        </w:r>
-      </w:hyperlink>
+      <w:r>
+        <w:rPr>
+          <w:lang w:val="hi_IN" w:bidi="hi_IN"/>
+        </w:rPr>
+        <w:t>2 रा 14:28</w:t>
+      </w:r>
       <w:r>
         <w:rPr>
           <w:lang w:val="hi_IN" w:bidi="hi_IN"/>
@@ -9103,18 +7831,12 @@
         </w:rPr>
         <w:t>अर्पित करने के लिए मजबूर किया गया। उज्जियाह ने गत की दीवार को तोड़ दिया था (</w:t>
       </w:r>
-      <w:hyperlink r:id="rId39">
-        <w:r>
-          <w:rPr>
-            <w:lang w:val="hi_IN" w:bidi="hi_IN"/>
-          </w:rPr>
-          <w:rPr>
-            <w:color w:val="0000EE"/>
-            <w:u w:val="single"/>
-          </w:rPr>
-          <w:t>2 इति 26:6</w:t>
-        </w:r>
-      </w:hyperlink>
+      <w:r>
+        <w:rPr>
+          <w:lang w:val="hi_IN" w:bidi="hi_IN"/>
+        </w:rPr>
+        <w:t>2 इति 26:6</w:t>
+      </w:r>
       <w:r>
         <w:rPr>
           <w:lang w:val="hi_IN" w:bidi="hi_IN"/>
@@ -9420,54 +8142,36 @@
         </w:rPr>
         <w:t xml:space="preserve"> देखें </w:t>
       </w:r>
-      <w:hyperlink r:id="rId206">
-        <w:r>
-          <w:rPr>
-            <w:lang w:val="hi_IN" w:bidi="hi_IN"/>
-          </w:rPr>
-          <w:rPr>
-            <w:color w:val="0000EE"/>
-            <w:u w:val="single"/>
-          </w:rPr>
-          <w:t>निर्ग 24:6</w:t>
-        </w:r>
-      </w:hyperlink>
+      <w:r>
+        <w:rPr>
+          <w:lang w:val="hi_IN" w:bidi="hi_IN"/>
+        </w:rPr>
+        <w:t>निर्ग 24:6</w:t>
+      </w:r>
       <w:r>
         <w:rPr>
           <w:lang w:val="hi_IN" w:bidi="hi_IN"/>
         </w:rPr>
         <w:t xml:space="preserve">); वही शब्द उन कटोरों की पहचान करता है जो धार्मिक अनुष्ठानों में लहू या पानी छिड़कने के लिए उपयोग किए जाते थे (देखें </w:t>
       </w:r>
-      <w:hyperlink r:id="rId207">
-        <w:r>
-          <w:rPr>
-            <w:lang w:val="hi_IN" w:bidi="hi_IN"/>
-          </w:rPr>
-          <w:rPr>
-            <w:color w:val="0000EE"/>
-            <w:u w:val="single"/>
-          </w:rPr>
-          <w:t>2 रा 12:13</w:t>
-        </w:r>
-      </w:hyperlink>
+      <w:r>
+        <w:rPr>
+          <w:lang w:val="hi_IN" w:bidi="hi_IN"/>
+        </w:rPr>
+        <w:t>2 रा 12:13</w:t>
+      </w:r>
       <w:r>
         <w:rPr>
           <w:lang w:val="hi_IN" w:bidi="hi_IN"/>
         </w:rPr>
         <w:t xml:space="preserve">; </w:t>
       </w:r>
-      <w:hyperlink r:id="rId208">
-        <w:r>
-          <w:rPr>
-            <w:lang w:val="hi_IN" w:bidi="hi_IN"/>
-          </w:rPr>
-          <w:rPr>
-            <w:color w:val="0000EE"/>
-            <w:u w:val="single"/>
-          </w:rPr>
-          <w:t>25:15</w:t>
-        </w:r>
-      </w:hyperlink>
+      <w:r>
+        <w:rPr>
+          <w:lang w:val="hi_IN" w:bidi="hi_IN"/>
+        </w:rPr>
+        <w:t>25:15</w:t>
+      </w:r>
       <w:r>
         <w:rPr>
           <w:lang w:val="hi_IN" w:bidi="hi_IN"/>
@@ -9559,90 +8263,60 @@
         </w:rPr>
         <w:t xml:space="preserve">सबसे गम्भीर शपथ जो यहोवा उच्चारित कर सकते थे, वह उनके अपने नाम की थी (देखें </w:t>
       </w:r>
-      <w:hyperlink r:id="rId209">
-        <w:r>
-          <w:rPr>
-            <w:lang w:val="hi_IN" w:bidi="hi_IN"/>
-          </w:rPr>
-          <w:rPr>
-            <w:color w:val="0000EE"/>
-            <w:u w:val="single"/>
-          </w:rPr>
-          <w:t>उत 22:16</w:t>
-        </w:r>
-      </w:hyperlink>
+      <w:r>
+        <w:rPr>
+          <w:lang w:val="hi_IN" w:bidi="hi_IN"/>
+        </w:rPr>
+        <w:t>उत 22:16</w:t>
+      </w:r>
       <w:r>
         <w:rPr>
           <w:lang w:val="hi_IN" w:bidi="hi_IN"/>
         </w:rPr>
         <w:t xml:space="preserve">; </w:t>
       </w:r>
-      <w:hyperlink r:id="rId210">
-        <w:r>
-          <w:rPr>
-            <w:lang w:val="hi_IN" w:bidi="hi_IN"/>
-          </w:rPr>
-          <w:rPr>
-            <w:color w:val="0000EE"/>
-            <w:u w:val="single"/>
-          </w:rPr>
-          <w:t>यिर्म 51:14</w:t>
-        </w:r>
-      </w:hyperlink>
+      <w:r>
+        <w:rPr>
+          <w:lang w:val="hi_IN" w:bidi="hi_IN"/>
+        </w:rPr>
+        <w:t>यिर्म 51:14</w:t>
+      </w:r>
       <w:r>
         <w:rPr>
           <w:lang w:val="hi_IN" w:bidi="hi_IN"/>
         </w:rPr>
         <w:t xml:space="preserve">; तुलना करें </w:t>
       </w:r>
-      <w:hyperlink r:id="rId211">
-        <w:r>
-          <w:rPr>
-            <w:lang w:val="hi_IN" w:bidi="hi_IN"/>
-          </w:rPr>
-          <w:rPr>
-            <w:color w:val="0000EE"/>
-            <w:u w:val="single"/>
-          </w:rPr>
-          <w:t>आमो 4:2</w:t>
-        </w:r>
-      </w:hyperlink>
+      <w:r>
+        <w:rPr>
+          <w:lang w:val="hi_IN" w:bidi="hi_IN"/>
+        </w:rPr>
+        <w:t>आमो 4:2</w:t>
+      </w:r>
       <w:r>
         <w:rPr>
           <w:lang w:val="hi_IN" w:bidi="hi_IN"/>
         </w:rPr>
         <w:t xml:space="preserve">; </w:t>
       </w:r>
-      <w:hyperlink r:id="rId212">
-        <w:r>
-          <w:rPr>
-            <w:lang w:val="hi_IN" w:bidi="hi_IN"/>
-          </w:rPr>
-          <w:rPr>
-            <w:color w:val="0000EE"/>
-            <w:u w:val="single"/>
-          </w:rPr>
-          <w:t>भज 110:4</w:t>
-        </w:r>
-      </w:hyperlink>
+      <w:r>
+        <w:rPr>
+          <w:lang w:val="hi_IN" w:bidi="hi_IN"/>
+        </w:rPr>
+        <w:t>भज 110:4</w:t>
+      </w:r>
       <w:r>
         <w:rPr>
           <w:lang w:val="hi_IN" w:bidi="hi_IN"/>
         </w:rPr>
         <w:t xml:space="preserve">; </w:t>
       </w:r>
-      <w:hyperlink r:id="rId213">
-        <w:r>
-          <w:rPr>
-            <w:lang w:val="hi_IN" w:bidi="hi_IN"/>
-          </w:rPr>
-          <w:rPr>
-            <w:color w:val="0000EE"/>
-            <w:u w:val="single"/>
-          </w:rPr>
-          <w:t>इब्रा 6:13–14</w:t>
-        </w:r>
-      </w:hyperlink>
+      <w:r>
+        <w:rPr>
+          <w:lang w:val="hi_IN" w:bidi="hi_IN"/>
+        </w:rPr>
+        <w:t>इब्रा 6:13–14</w:t>
+      </w:r>
       <w:r>
         <w:rPr>
           <w:lang w:val="hi_IN" w:bidi="hi_IN"/>
@@ -9713,18 +8387,12 @@
         </w:rPr>
         <w:t xml:space="preserve"> हो सकता है (</w:t>
       </w:r>
-      <w:hyperlink r:id="rId214">
-        <w:r>
-          <w:rPr>
-            <w:lang w:val="hi_IN" w:bidi="hi_IN"/>
-          </w:rPr>
-          <w:rPr>
-            <w:color w:val="0000EE"/>
-            <w:u w:val="single"/>
-          </w:rPr>
-          <w:t>उत 27:36</w:t>
-        </w:r>
-      </w:hyperlink>
+      <w:r>
+        <w:rPr>
+          <w:lang w:val="hi_IN" w:bidi="hi_IN"/>
+        </w:rPr>
+        <w:t>उत 27:36</w:t>
+      </w:r>
       <w:r>
         <w:rPr>
           <w:lang w:val="hi_IN" w:bidi="hi_IN"/>
@@ -9757,18 +8425,12 @@
         </w:rPr>
         <w:t xml:space="preserve"> (</w:t>
       </w:r>
-      <w:hyperlink r:id="rId215">
-        <w:r>
-          <w:rPr>
-            <w:lang w:val="hi_IN" w:bidi="hi_IN"/>
-          </w:rPr>
-          <w:rPr>
-            <w:color w:val="0000EE"/>
-            <w:u w:val="single"/>
-          </w:rPr>
-          <w:t>उत 32:28</w:t>
-        </w:r>
-      </w:hyperlink>
+      <w:r>
+        <w:rPr>
+          <w:lang w:val="hi_IN" w:bidi="hi_IN"/>
+        </w:rPr>
+        <w:t>उत 32:28</w:t>
+      </w:r>
       <w:r>
         <w:rPr>
           <w:lang w:val="hi_IN" w:bidi="hi_IN"/>
@@ -9836,18 +8498,12 @@
         </w:rPr>
         <w:t xml:space="preserve">ये वचन </w:t>
       </w:r>
-      <w:hyperlink r:id="rId130">
-        <w:r>
-          <w:rPr>
-            <w:lang w:val="hi_IN" w:bidi="hi_IN"/>
-          </w:rPr>
-          <w:rPr>
-            <w:color w:val="0000EE"/>
-            <w:u w:val="single"/>
-          </w:rPr>
-          <w:t>6:8</w:t>
-        </w:r>
-      </w:hyperlink>
+      <w:r>
+        <w:rPr>
+          <w:lang w:val="hi_IN" w:bidi="hi_IN"/>
+        </w:rPr>
+        <w:t>6:8</w:t>
+      </w:r>
       <w:r>
         <w:rPr>
           <w:lang w:val="hi_IN" w:bidi="hi_IN"/>
@@ -9946,18 +8602,12 @@
         </w:rPr>
         <w:t xml:space="preserve"> मानते हैं (देखें </w:t>
       </w:r>
-      <w:hyperlink r:id="rId216">
-        <w:r>
-          <w:rPr>
-            <w:lang w:val="hi_IN" w:bidi="hi_IN"/>
-          </w:rPr>
-          <w:rPr>
-            <w:color w:val="0000EE"/>
-            <w:u w:val="single"/>
-          </w:rPr>
-          <w:t>यिर्म 34:5</w:t>
-        </w:r>
-      </w:hyperlink>
+      <w:r>
+        <w:rPr>
+          <w:lang w:val="hi_IN" w:bidi="hi_IN"/>
+        </w:rPr>
+        <w:t>यिर्म 34:5</w:t>
+      </w:r>
       <w:r>
         <w:rPr>
           <w:lang w:val="hi_IN" w:bidi="hi_IN"/>
@@ -9977,36 +8627,24 @@
         </w:rPr>
         <w:t xml:space="preserve"> करने के रूप में लेते हैं, बजाय दाह संस्कार करने के। फिर भी सन्दर्भ—सड़न और बीमारी से बचने के लिए कई शवों का निपटान करने की आवश्यकता (</w:t>
       </w:r>
-      <w:hyperlink r:id="rId217">
-        <w:r>
-          <w:rPr>
-            <w:lang w:val="hi_IN" w:bidi="hi_IN"/>
-          </w:rPr>
-          <w:rPr>
-            <w:color w:val="0000EE"/>
-            <w:u w:val="single"/>
-          </w:rPr>
-          <w:t>आमो 6:9</w:t>
-        </w:r>
-      </w:hyperlink>
+      <w:r>
+        <w:rPr>
+          <w:lang w:val="hi_IN" w:bidi="hi_IN"/>
+        </w:rPr>
+        <w:t>आमो 6:9</w:t>
+      </w:r>
       <w:r>
         <w:rPr>
           <w:lang w:val="hi_IN" w:bidi="hi_IN"/>
         </w:rPr>
         <w:t xml:space="preserve">; देखें </w:t>
       </w:r>
-      <w:hyperlink r:id="rId109">
-        <w:r>
-          <w:rPr>
-            <w:lang w:val="hi_IN" w:bidi="hi_IN"/>
-          </w:rPr>
-          <w:rPr>
-            <w:color w:val="0000EE"/>
-            <w:u w:val="single"/>
-          </w:rPr>
-          <w:t>8:3</w:t>
-        </w:r>
-      </w:hyperlink>
+      <w:r>
+        <w:rPr>
+          <w:lang w:val="hi_IN" w:bidi="hi_IN"/>
+        </w:rPr>
+        <w:t>8:3</w:t>
+      </w:r>
       <w:r>
         <w:rPr>
           <w:lang w:val="hi_IN" w:bidi="hi_IN"/>
@@ -10124,18 +8762,12 @@
         </w:rPr>
         <w:t xml:space="preserve">: लोगों ने धर्मी और सही को विकृत कर दिया, इसे कुछ विषाक्त और कड़वा बना दिया (देखें </w:t>
       </w:r>
-      <w:hyperlink r:id="rId187">
-        <w:r>
-          <w:rPr>
-            <w:lang w:val="hi_IN" w:bidi="hi_IN"/>
-          </w:rPr>
-          <w:rPr>
-            <w:color w:val="0000EE"/>
-            <w:u w:val="single"/>
-          </w:rPr>
-          <w:t>5:7</w:t>
-        </w:r>
-      </w:hyperlink>
+      <w:r>
+        <w:rPr>
+          <w:lang w:val="hi_IN" w:bidi="hi_IN"/>
+        </w:rPr>
+        <w:t>5:7</w:t>
+      </w:r>
       <w:r>
         <w:rPr>
           <w:lang w:val="hi_IN" w:bidi="hi_IN"/>
@@ -10196,18 +8828,12 @@
         </w:rPr>
         <w:t xml:space="preserve"> और करनेम वे क्षेत्र थे जो अरामियों से यारोबाम द्वितीय द्वारा पुनः प्राप्त किए गए थे (</w:t>
       </w:r>
-      <w:hyperlink r:id="rId218">
-        <w:r>
-          <w:rPr>
-            <w:lang w:val="hi_IN" w:bidi="hi_IN"/>
-          </w:rPr>
-          <w:rPr>
-            <w:color w:val="0000EE"/>
-            <w:u w:val="single"/>
-          </w:rPr>
-          <w:t>2 रा 14:25–28</w:t>
-        </w:r>
-      </w:hyperlink>
+      <w:r>
+        <w:rPr>
+          <w:lang w:val="hi_IN" w:bidi="hi_IN"/>
+        </w:rPr>
+        <w:t>2 रा 14:25–28</w:t>
+      </w:r>
       <w:r>
         <w:rPr>
           <w:lang w:val="hi_IN" w:bidi="hi_IN"/>
@@ -10268,18 +8894,12 @@
         </w:rPr>
         <w:t>ने सुलैमान के प्रभाव की उत्तरी सीमा को चिह्नित किया (</w:t>
       </w:r>
-      <w:hyperlink r:id="rId219">
-        <w:r>
-          <w:rPr>
-            <w:lang w:val="hi_IN" w:bidi="hi_IN"/>
-          </w:rPr>
-          <w:rPr>
-            <w:color w:val="0000EE"/>
-            <w:u w:val="single"/>
-          </w:rPr>
-          <w:t>1 रा 8:65</w:t>
-        </w:r>
-      </w:hyperlink>
+      <w:r>
+        <w:rPr>
+          <w:lang w:val="hi_IN" w:bidi="hi_IN"/>
+        </w:rPr>
+        <w:t>1 रा 8:65</w:t>
+      </w:r>
       <w:r>
         <w:rPr>
           <w:lang w:val="hi_IN" w:bidi="hi_IN"/>
@@ -10299,18 +8919,12 @@
         </w:rPr>
         <w:t xml:space="preserve"> </w:t>
       </w:r>
-      <w:hyperlink r:id="rId220">
-        <w:r>
-          <w:rPr>
-            <w:lang w:val="hi_IN" w:bidi="hi_IN"/>
-          </w:rPr>
-          <w:rPr>
-            <w:color w:val="0000EE"/>
-            <w:u w:val="single"/>
-          </w:rPr>
-          <w:t>2 रा 14:25</w:t>
-        </w:r>
-      </w:hyperlink>
+      <w:r>
+        <w:rPr>
+          <w:lang w:val="hi_IN" w:bidi="hi_IN"/>
+        </w:rPr>
+        <w:t>2 रा 14:25</w:t>
+      </w:r>
       <w:r>
         <w:rPr>
           <w:lang w:val="hi_IN" w:bidi="hi_IN"/>
@@ -10365,36 +8979,24 @@
         </w:rPr>
         <w:t xml:space="preserve">टिड्डियाँ (देखें </w:t>
       </w:r>
-      <w:hyperlink r:id="rId221">
-        <w:r>
-          <w:rPr>
-            <w:lang w:val="hi_IN" w:bidi="hi_IN"/>
-          </w:rPr>
-          <w:rPr>
-            <w:color w:val="0000EE"/>
-            <w:u w:val="single"/>
-          </w:rPr>
-          <w:t>4:9</w:t>
-        </w:r>
-      </w:hyperlink>
+      <w:r>
+        <w:rPr>
+          <w:lang w:val="hi_IN" w:bidi="hi_IN"/>
+        </w:rPr>
+        <w:t>4:9</w:t>
+      </w:r>
       <w:r>
         <w:rPr>
           <w:lang w:val="hi_IN" w:bidi="hi_IN"/>
         </w:rPr>
         <w:t>) मिस्र पर लाई गई विपत्तियों में से एक थीं (</w:t>
       </w:r>
-      <w:hyperlink r:id="rId222">
-        <w:r>
-          <w:rPr>
-            <w:lang w:val="hi_IN" w:bidi="hi_IN"/>
-          </w:rPr>
-          <w:rPr>
-            <w:color w:val="0000EE"/>
-            <w:u w:val="single"/>
-          </w:rPr>
-          <w:t>निर्ग 10:4</w:t>
-        </w:r>
-      </w:hyperlink>
+      <w:r>
+        <w:rPr>
+          <w:lang w:val="hi_IN" w:bidi="hi_IN"/>
+        </w:rPr>
+        <w:t>निर्ग 10:4</w:t>
+      </w:r>
       <w:r>
         <w:rPr>
           <w:lang w:val="hi_IN" w:bidi="hi_IN"/>
@@ -10509,18 +9111,12 @@
         </w:rPr>
         <w:t xml:space="preserve">इस खण्ड में पाँच दृष्टिकोण शामिल हैं। इन पाँच दृष्टिकोणों की प्रगति की तुलना </w:t>
       </w:r>
-      <w:hyperlink r:id="rId223">
-        <w:r>
-          <w:rPr>
-            <w:lang w:val="hi_IN" w:bidi="hi_IN"/>
-          </w:rPr>
-          <w:rPr>
-            <w:color w:val="0000EE"/>
-            <w:u w:val="single"/>
-          </w:rPr>
-          <w:t>4:6–11</w:t>
-        </w:r>
-      </w:hyperlink>
+      <w:r>
+        <w:rPr>
+          <w:lang w:val="hi_IN" w:bidi="hi_IN"/>
+        </w:rPr>
+        <w:t>4:6–11</w:t>
+      </w:r>
       <w:r>
         <w:rPr>
           <w:lang w:val="hi_IN" w:bidi="hi_IN"/>
@@ -10773,36 +9369,24 @@
         </w:rPr>
         <w:t>यह दर्शन पिछले दो दर्शनों (</w:t>
       </w:r>
-      <w:hyperlink r:id="rId224">
-        <w:r>
-          <w:rPr>
-            <w:lang w:val="hi_IN" w:bidi="hi_IN"/>
-          </w:rPr>
-          <w:rPr>
-            <w:color w:val="0000EE"/>
-            <w:u w:val="single"/>
-          </w:rPr>
-          <w:t>7:2–3</w:t>
-        </w:r>
-      </w:hyperlink>
+      <w:r>
+        <w:rPr>
+          <w:lang w:val="hi_IN" w:bidi="hi_IN"/>
+        </w:rPr>
+        <w:t>7:2–3</w:t>
+      </w:r>
       <w:r>
         <w:rPr>
           <w:lang w:val="hi_IN" w:bidi="hi_IN"/>
         </w:rPr>
         <w:t xml:space="preserve">, </w:t>
       </w:r>
-      <w:hyperlink r:id="rId225">
-        <w:r>
-          <w:rPr>
-            <w:lang w:val="hi_IN" w:bidi="hi_IN"/>
-          </w:rPr>
-          <w:rPr>
-            <w:color w:val="0000EE"/>
-            <w:u w:val="single"/>
-          </w:rPr>
-          <w:t>4–6</w:t>
-        </w:r>
-      </w:hyperlink>
+      <w:r>
+        <w:rPr>
+          <w:lang w:val="hi_IN" w:bidi="hi_IN"/>
+        </w:rPr>
+        <w:t>4–6</w:t>
+      </w:r>
       <w:r>
         <w:rPr>
           <w:lang w:val="hi_IN" w:bidi="hi_IN"/>
@@ -10857,36 +9441,24 @@
         </w:rPr>
         <w:t xml:space="preserve">इब्री शब्द साहुल (इब्री ’अनाक) का अनुवाद उस शब्द के समान है जो कराहने के लिए है (’अनाखाह, देखें </w:t>
       </w:r>
-      <w:hyperlink r:id="rId226">
-        <w:r>
-          <w:rPr>
-            <w:lang w:val="hi_IN" w:bidi="hi_IN"/>
-          </w:rPr>
-          <w:rPr>
-            <w:color w:val="0000EE"/>
-            <w:u w:val="single"/>
-          </w:rPr>
-          <w:t>यशा 35:10</w:t>
-        </w:r>
-      </w:hyperlink>
+      <w:r>
+        <w:rPr>
+          <w:lang w:val="hi_IN" w:bidi="hi_IN"/>
+        </w:rPr>
+        <w:t>यशा 35:10</w:t>
+      </w:r>
       <w:r>
         <w:rPr>
           <w:lang w:val="hi_IN" w:bidi="hi_IN"/>
         </w:rPr>
         <w:t xml:space="preserve">; </w:t>
       </w:r>
-      <w:hyperlink r:id="rId227">
-        <w:r>
-          <w:rPr>
-            <w:lang w:val="hi_IN" w:bidi="hi_IN"/>
-          </w:rPr>
-          <w:rPr>
-            <w:color w:val="0000EE"/>
-            <w:u w:val="single"/>
-          </w:rPr>
-          <w:t>विल 1:22</w:t>
-        </w:r>
-      </w:hyperlink>
+      <w:r>
+        <w:rPr>
+          <w:lang w:val="hi_IN" w:bidi="hi_IN"/>
+        </w:rPr>
+        <w:t>विल 1:22</w:t>
+      </w:r>
       <w:r>
         <w:rPr>
           <w:lang w:val="hi_IN" w:bidi="hi_IN"/>
@@ -10996,72 +9568,48 @@
         </w:rPr>
         <w:t>: यारोबाम द्वितीय स्वाभाविक कारणों से मरे (</w:t>
       </w:r>
-      <w:hyperlink r:id="rId228">
-        <w:r>
-          <w:rPr>
-            <w:lang w:val="hi_IN" w:bidi="hi_IN"/>
-          </w:rPr>
-          <w:rPr>
-            <w:color w:val="0000EE"/>
-            <w:u w:val="single"/>
-          </w:rPr>
-          <w:t>2 रा 14:29</w:t>
-        </w:r>
-      </w:hyperlink>
+      <w:r>
+        <w:rPr>
+          <w:lang w:val="hi_IN" w:bidi="hi_IN"/>
+        </w:rPr>
+        <w:t>2 रा 14:29</w:t>
+      </w:r>
       <w:r>
         <w:rPr>
           <w:lang w:val="hi_IN" w:bidi="hi_IN"/>
         </w:rPr>
         <w:t>), लेकिन उनके पुत्र और उत्तराधिकारी जकर्याह की हत्या, एक वर्ष से भी कम शासन के बाद (</w:t>
       </w:r>
-      <w:hyperlink r:id="rId229">
-        <w:r>
-          <w:rPr>
-            <w:lang w:val="hi_IN" w:bidi="hi_IN"/>
-          </w:rPr>
-          <w:rPr>
-            <w:color w:val="0000EE"/>
-            <w:u w:val="single"/>
-          </w:rPr>
-          <w:t>2 रा 15:8–10</w:t>
-        </w:r>
-      </w:hyperlink>
+      <w:r>
+        <w:rPr>
+          <w:lang w:val="hi_IN" w:bidi="hi_IN"/>
+        </w:rPr>
+        <w:t>2 रा 15:8–10</w:t>
+      </w:r>
       <w:r>
         <w:rPr>
           <w:lang w:val="hi_IN" w:bidi="hi_IN"/>
         </w:rPr>
         <w:t xml:space="preserve">; देखें </w:t>
       </w:r>
-      <w:hyperlink r:id="rId230">
-        <w:r>
-          <w:rPr>
-            <w:lang w:val="hi_IN" w:bidi="hi_IN"/>
-          </w:rPr>
-          <w:rPr>
-            <w:color w:val="0000EE"/>
-            <w:u w:val="single"/>
-          </w:rPr>
-          <w:t>2 रा 10:28–31</w:t>
-        </w:r>
-      </w:hyperlink>
+      <w:r>
+        <w:rPr>
+          <w:lang w:val="hi_IN" w:bidi="hi_IN"/>
+        </w:rPr>
+        <w:t>2 रा 10:28–31</w:t>
+      </w:r>
       <w:r>
         <w:rPr>
           <w:lang w:val="hi_IN" w:bidi="hi_IN"/>
         </w:rPr>
         <w:t>), इस्राएल के शासन में अस्थिरता की शुरुआत थी जिसे वह कभी पार नहीं कर सके (</w:t>
       </w:r>
-      <w:hyperlink r:id="rId231">
-        <w:r>
-          <w:rPr>
-            <w:lang w:val="hi_IN" w:bidi="hi_IN"/>
-          </w:rPr>
-          <w:rPr>
-            <w:color w:val="0000EE"/>
-            <w:u w:val="single"/>
-          </w:rPr>
-          <w:t>2 रा 15:10–31</w:t>
-        </w:r>
-      </w:hyperlink>
+      <w:r>
+        <w:rPr>
+          <w:lang w:val="hi_IN" w:bidi="hi_IN"/>
+        </w:rPr>
+        <w:t>2 रा 15:10–31</w:t>
+      </w:r>
       <w:r>
         <w:rPr>
           <w:lang w:val="hi_IN" w:bidi="hi_IN"/>
@@ -11320,18 +9868,12 @@
         </w:rPr>
         <w:t xml:space="preserve">आमोस एक पेशेवर भविष्यवक्ता नहीं थे और न ही प्रशिक्षण में एक चेला थे। भविष्यवाणी करने के लिए अपनी आजीविका छोड़ने का उनके पास कोई वित्तीय प्रोत्साहन नहीं था। • चरवाहा: यहाँ इब्री शब्द </w:t>
       </w:r>
-      <w:hyperlink r:id="rId232">
-        <w:r>
-          <w:rPr>
-            <w:lang w:val="hi_IN" w:bidi="hi_IN"/>
-          </w:rPr>
-          <w:rPr>
-            <w:color w:val="0000EE"/>
-            <w:u w:val="single"/>
-          </w:rPr>
-          <w:t>1:1</w:t>
-        </w:r>
-      </w:hyperlink>
+      <w:r>
+        <w:rPr>
+          <w:lang w:val="hi_IN" w:bidi="hi_IN"/>
+        </w:rPr>
+        <w:t>1:1</w:t>
+      </w:r>
       <w:r>
         <w:rPr>
           <w:lang w:val="hi_IN" w:bidi="hi_IN"/>
@@ -11422,36 +9964,24 @@
         </w:rPr>
         <w:t xml:space="preserve">आमोस वित्तीय लाभ से प्रेरित नहीं थे। इसके बजाय, यहोवा की आवाज (देखें </w:t>
       </w:r>
-      <w:hyperlink r:id="rId122">
-        <w:r>
-          <w:rPr>
-            <w:lang w:val="hi_IN" w:bidi="hi_IN"/>
-          </w:rPr>
-          <w:rPr>
-            <w:color w:val="0000EE"/>
-            <w:u w:val="single"/>
-          </w:rPr>
-          <w:t>1:2</w:t>
-        </w:r>
-      </w:hyperlink>
+      <w:r>
+        <w:rPr>
+          <w:lang w:val="hi_IN" w:bidi="hi_IN"/>
+        </w:rPr>
+        <w:t>1:2</w:t>
+      </w:r>
       <w:r>
         <w:rPr>
           <w:lang w:val="hi_IN" w:bidi="hi_IN"/>
         </w:rPr>
         <w:t xml:space="preserve">; </w:t>
       </w:r>
-      <w:hyperlink r:id="rId233">
-        <w:r>
-          <w:rPr>
-            <w:lang w:val="hi_IN" w:bidi="hi_IN"/>
-          </w:rPr>
-          <w:rPr>
-            <w:color w:val="0000EE"/>
-            <w:u w:val="single"/>
-          </w:rPr>
-          <w:t>3:8</w:t>
-        </w:r>
-      </w:hyperlink>
+      <w:r>
+        <w:rPr>
+          <w:lang w:val="hi_IN" w:bidi="hi_IN"/>
+        </w:rPr>
+        <w:t>3:8</w:t>
+      </w:r>
       <w:r>
         <w:rPr>
           <w:lang w:val="hi_IN" w:bidi="hi_IN"/>
@@ -11537,54 +10067,36 @@
         </w:rPr>
         <w:t xml:space="preserve">; तुलना करें </w:t>
       </w:r>
-      <w:hyperlink r:id="rId182">
-        <w:r>
-          <w:rPr>
-            <w:lang w:val="hi_IN" w:bidi="hi_IN"/>
-          </w:rPr>
-          <w:rPr>
-            <w:color w:val="0000EE"/>
-            <w:u w:val="single"/>
-          </w:rPr>
-          <w:t>5:6</w:t>
-        </w:r>
-      </w:hyperlink>
+      <w:r>
+        <w:rPr>
+          <w:lang w:val="hi_IN" w:bidi="hi_IN"/>
+        </w:rPr>
+        <w:t>5:6</w:t>
+      </w:r>
       <w:r>
         <w:rPr>
           <w:lang w:val="hi_IN" w:bidi="hi_IN"/>
         </w:rPr>
         <w:t xml:space="preserve">, </w:t>
       </w:r>
-      <w:hyperlink r:id="rId153">
-        <w:r>
-          <w:rPr>
-            <w:lang w:val="hi_IN" w:bidi="hi_IN"/>
-          </w:rPr>
-          <w:rPr>
-            <w:color w:val="0000EE"/>
-            <w:u w:val="single"/>
-          </w:rPr>
-          <w:t>15</w:t>
-        </w:r>
-      </w:hyperlink>
+      <w:r>
+        <w:rPr>
+          <w:lang w:val="hi_IN" w:bidi="hi_IN"/>
+        </w:rPr>
+        <w:t>15</w:t>
+      </w:r>
       <w:r>
         <w:rPr>
           <w:lang w:val="hi_IN" w:bidi="hi_IN"/>
         </w:rPr>
         <w:t xml:space="preserve">; </w:t>
       </w:r>
-      <w:hyperlink r:id="rId234">
-        <w:r>
-          <w:rPr>
-            <w:lang w:val="hi_IN" w:bidi="hi_IN"/>
-          </w:rPr>
-          <w:rPr>
-            <w:color w:val="0000EE"/>
-            <w:u w:val="single"/>
-          </w:rPr>
-          <w:t>6:6</w:t>
-        </w:r>
-      </w:hyperlink>
+      <w:r>
+        <w:rPr>
+          <w:lang w:val="hi_IN" w:bidi="hi_IN"/>
+        </w:rPr>
+        <w:t>6:6</w:t>
+      </w:r>
       <w:r>
         <w:rPr>
           <w:lang w:val="hi_IN" w:bidi="hi_IN"/>
@@ -11645,18 +10157,12 @@
         </w:rPr>
         <w:t>क्योंकि अमस्याह ने आमोस को चुप कराने की कोशिश की थी (</w:t>
       </w:r>
-      <w:hyperlink r:id="rId106">
-        <w:r>
-          <w:rPr>
-            <w:lang w:val="hi_IN" w:bidi="hi_IN"/>
-          </w:rPr>
-          <w:rPr>
-            <w:color w:val="0000EE"/>
-            <w:u w:val="single"/>
-          </w:rPr>
-          <w:t>7:12–13</w:t>
-        </w:r>
-      </w:hyperlink>
+      <w:r>
+        <w:rPr>
+          <w:lang w:val="hi_IN" w:bidi="hi_IN"/>
+        </w:rPr>
+        <w:t>7:12–13</w:t>
+      </w:r>
       <w:r>
         <w:rPr>
           <w:lang w:val="hi_IN" w:bidi="hi_IN"/>
@@ -11711,18 +10217,12 @@
         </w:rPr>
         <w:t xml:space="preserve">यह दर्शन </w:t>
       </w:r>
-      <w:hyperlink r:id="rId235">
-        <w:r>
-          <w:rPr>
-            <w:lang w:val="hi_IN" w:bidi="hi_IN"/>
-          </w:rPr>
-          <w:rPr>
-            <w:color w:val="0000EE"/>
-            <w:u w:val="single"/>
-          </w:rPr>
-          <w:t>7:1</w:t>
-        </w:r>
-      </w:hyperlink>
+      <w:r>
+        <w:rPr>
+          <w:lang w:val="hi_IN" w:bidi="hi_IN"/>
+        </w:rPr>
+        <w:t>7:1</w:t>
+      </w:r>
       <w:r>
         <w:rPr>
           <w:lang w:val="hi_IN" w:bidi="hi_IN"/>
@@ -11857,18 +10357,12 @@
         </w:rPr>
         <w:t xml:space="preserve">यह अनुभाग पहले सूचीबद्ध अभियोगों और निर्णयों का विस्तार करता है (देखें </w:t>
       </w:r>
-      <w:hyperlink r:id="rId236">
-        <w:r>
-          <w:rPr>
-            <w:lang w:val="hi_IN" w:bidi="hi_IN"/>
-          </w:rPr>
-          <w:rPr>
-            <w:color w:val="0000EE"/>
-            <w:u w:val="single"/>
-          </w:rPr>
-          <w:t>2:6–6:14</w:t>
-        </w:r>
-      </w:hyperlink>
+      <w:r>
+        <w:rPr>
+          <w:lang w:val="hi_IN" w:bidi="hi_IN"/>
+        </w:rPr>
+        <w:t>2:6–6:14</w:t>
+      </w:r>
       <w:r>
         <w:rPr>
           <w:lang w:val="hi_IN" w:bidi="hi_IN"/>
@@ -11923,18 +10417,12 @@
         </w:rPr>
         <w:t>सब्त के दिन काम करना स्पष्ट रूप से निषिद्ध था (</w:t>
       </w:r>
-      <w:hyperlink r:id="rId237">
-        <w:r>
-          <w:rPr>
-            <w:lang w:val="hi_IN" w:bidi="hi_IN"/>
-          </w:rPr>
-          <w:rPr>
-            <w:color w:val="0000EE"/>
-            <w:u w:val="single"/>
-          </w:rPr>
-          <w:t>निर्ग 20:9–10</w:t>
-        </w:r>
-      </w:hyperlink>
+      <w:r>
+        <w:rPr>
+          <w:lang w:val="hi_IN" w:bidi="hi_IN"/>
+        </w:rPr>
+        <w:t>निर्ग 20:9–10</w:t>
+      </w:r>
       <w:r>
         <w:rPr>
           <w:lang w:val="hi_IN" w:bidi="hi_IN"/>
@@ -11965,108 +10453,72 @@
         </w:rPr>
         <w:t>से अनाज मापकर और अपने आपूर्तिकर्ताओं को तराजू पर भारी शेकेल का उपयोग करके धोखा दे रहे थे। यह प्रथा परमेश्वर की व्यवस्था द्वारा निषिद्ध थी (</w:t>
       </w:r>
-      <w:hyperlink r:id="rId238">
-        <w:r>
-          <w:rPr>
-            <w:lang w:val="hi_IN" w:bidi="hi_IN"/>
-          </w:rPr>
-          <w:rPr>
-            <w:color w:val="0000EE"/>
-            <w:u w:val="single"/>
-          </w:rPr>
-          <w:t>लैव्य 19:35–36</w:t>
-        </w:r>
-      </w:hyperlink>
+      <w:r>
+        <w:rPr>
+          <w:lang w:val="hi_IN" w:bidi="hi_IN"/>
+        </w:rPr>
+        <w:t>लैव्य 19:35–36</w:t>
+      </w:r>
       <w:r>
         <w:rPr>
           <w:lang w:val="hi_IN" w:bidi="hi_IN"/>
         </w:rPr>
         <w:t xml:space="preserve">; </w:t>
       </w:r>
-      <w:hyperlink r:id="rId239">
-        <w:r>
-          <w:rPr>
-            <w:lang w:val="hi_IN" w:bidi="hi_IN"/>
-          </w:rPr>
-          <w:rPr>
-            <w:color w:val="0000EE"/>
-            <w:u w:val="single"/>
-          </w:rPr>
-          <w:t>व्य.वि. 25:13–16</w:t>
-        </w:r>
-      </w:hyperlink>
+      <w:r>
+        <w:rPr>
+          <w:lang w:val="hi_IN" w:bidi="hi_IN"/>
+        </w:rPr>
+        <w:t>व्य.वि. 25:13–16</w:t>
+      </w:r>
       <w:r>
         <w:rPr>
           <w:lang w:val="hi_IN" w:bidi="hi_IN"/>
         </w:rPr>
         <w:t xml:space="preserve">; देखें </w:t>
       </w:r>
-      <w:hyperlink r:id="rId240">
-        <w:r>
-          <w:rPr>
-            <w:lang w:val="hi_IN" w:bidi="hi_IN"/>
-          </w:rPr>
-          <w:rPr>
-            <w:color w:val="0000EE"/>
-            <w:u w:val="single"/>
-          </w:rPr>
-          <w:t>नीति 11:1</w:t>
-        </w:r>
-      </w:hyperlink>
+      <w:r>
+        <w:rPr>
+          <w:lang w:val="hi_IN" w:bidi="hi_IN"/>
+        </w:rPr>
+        <w:t>नीति 11:1</w:t>
+      </w:r>
       <w:r>
         <w:rPr>
           <w:lang w:val="hi_IN" w:bidi="hi_IN"/>
         </w:rPr>
         <w:t xml:space="preserve">; </w:t>
       </w:r>
-      <w:hyperlink r:id="rId241">
-        <w:r>
-          <w:rPr>
-            <w:lang w:val="hi_IN" w:bidi="hi_IN"/>
-          </w:rPr>
-          <w:rPr>
-            <w:color w:val="0000EE"/>
-            <w:u w:val="single"/>
-          </w:rPr>
-          <w:t>16:11</w:t>
-        </w:r>
-      </w:hyperlink>
+      <w:r>
+        <w:rPr>
+          <w:lang w:val="hi_IN" w:bidi="hi_IN"/>
+        </w:rPr>
+        <w:t>16:11</w:t>
+      </w:r>
       <w:r>
         <w:rPr>
           <w:lang w:val="hi_IN" w:bidi="hi_IN"/>
         </w:rPr>
         <w:t xml:space="preserve">; </w:t>
       </w:r>
-      <w:hyperlink r:id="rId242">
-        <w:r>
-          <w:rPr>
-            <w:lang w:val="hi_IN" w:bidi="hi_IN"/>
-          </w:rPr>
-          <w:rPr>
-            <w:color w:val="0000EE"/>
-            <w:u w:val="single"/>
-          </w:rPr>
-          <w:t>20:10</w:t>
-        </w:r>
-      </w:hyperlink>
+      <w:r>
+        <w:rPr>
+          <w:lang w:val="hi_IN" w:bidi="hi_IN"/>
+        </w:rPr>
+        <w:t>20:10</w:t>
+      </w:r>
       <w:r>
         <w:rPr>
           <w:lang w:val="hi_IN" w:bidi="hi_IN"/>
         </w:rPr>
         <w:t xml:space="preserve">, </w:t>
       </w:r>
-      <w:hyperlink r:id="rId243">
-        <w:r>
-          <w:rPr>
-            <w:lang w:val="hi_IN" w:bidi="hi_IN"/>
-          </w:rPr>
-          <w:rPr>
-            <w:color w:val="0000EE"/>
-            <w:u w:val="single"/>
-          </w:rPr>
-          <w:t>23</w:t>
-        </w:r>
-      </w:hyperlink>
+      <w:r>
+        <w:rPr>
+          <w:lang w:val="hi_IN" w:bidi="hi_IN"/>
+        </w:rPr>
+        <w:t>23</w:t>
+      </w:r>
       <w:r>
         <w:rPr>
           <w:lang w:val="hi_IN" w:bidi="hi_IN"/>
@@ -12127,90 +10579,60 @@
         </w:rPr>
         <w:t xml:space="preserve">: वही इब्री वाक्यांश </w:t>
       </w:r>
-      <w:hyperlink r:id="rId130">
-        <w:r>
-          <w:rPr>
-            <w:lang w:val="hi_IN" w:bidi="hi_IN"/>
-          </w:rPr>
-          <w:rPr>
-            <w:color w:val="0000EE"/>
-            <w:u w:val="single"/>
-          </w:rPr>
-          <w:t>6:8</w:t>
-        </w:r>
-      </w:hyperlink>
+      <w:r>
+        <w:rPr>
+          <w:lang w:val="hi_IN" w:bidi="hi_IN"/>
+        </w:rPr>
+        <w:t>6:8</w:t>
+      </w:r>
       <w:r>
         <w:rPr>
           <w:lang w:val="hi_IN" w:bidi="hi_IN"/>
         </w:rPr>
         <w:t xml:space="preserve"> में इस्राएल के अहंकार की ओर संकेत करता है। यहाँ, यह वाक्यांश सम्भवतः परमेश्वर के लिए एक नाम है, जो इस्राएल के गौरव का वैध विषय है। अन्यत्र (</w:t>
       </w:r>
-      <w:hyperlink r:id="rId244">
-        <w:r>
-          <w:rPr>
-            <w:lang w:val="hi_IN" w:bidi="hi_IN"/>
-          </w:rPr>
-          <w:rPr>
-            <w:color w:val="0000EE"/>
-            <w:u w:val="single"/>
-          </w:rPr>
-          <w:t>भज 47:4</w:t>
-        </w:r>
-      </w:hyperlink>
+      <w:r>
+        <w:rPr>
+          <w:lang w:val="hi_IN" w:bidi="hi_IN"/>
+        </w:rPr>
+        <w:t>भज 47:4</w:t>
+      </w:r>
       <w:r>
         <w:rPr>
           <w:lang w:val="hi_IN" w:bidi="hi_IN"/>
         </w:rPr>
         <w:t xml:space="preserve">; </w:t>
       </w:r>
-      <w:hyperlink r:id="rId245">
-        <w:r>
-          <w:rPr>
-            <w:lang w:val="hi_IN" w:bidi="hi_IN"/>
-          </w:rPr>
-          <w:rPr>
-            <w:color w:val="0000EE"/>
-            <w:u w:val="single"/>
-          </w:rPr>
-          <w:t>नहे 2:2</w:t>
-        </w:r>
-      </w:hyperlink>
+      <w:r>
+        <w:rPr>
+          <w:lang w:val="hi_IN" w:bidi="hi_IN"/>
+        </w:rPr>
+        <w:t>नहे 2:2</w:t>
+      </w:r>
       <w:r>
         <w:rPr>
           <w:lang w:val="hi_IN" w:bidi="hi_IN"/>
         </w:rPr>
         <w:t xml:space="preserve">), यह वाक्यांश राजा दाऊद की वंशावली से सम्बन्धित राजा के अधीन प्रतिज्ञा की गई भूमि को सन्दर्भित करता है (तुलना करें </w:t>
       </w:r>
-      <w:hyperlink r:id="rId246">
-        <w:r>
-          <w:rPr>
-            <w:lang w:val="hi_IN" w:bidi="hi_IN"/>
-          </w:rPr>
-          <w:rPr>
-            <w:color w:val="0000EE"/>
-            <w:u w:val="single"/>
-          </w:rPr>
-          <w:t>यिर्म 13:9</w:t>
-        </w:r>
-      </w:hyperlink>
+      <w:r>
+        <w:rPr>
+          <w:lang w:val="hi_IN" w:bidi="hi_IN"/>
+        </w:rPr>
+        <w:t>यिर्म 13:9</w:t>
+      </w:r>
       <w:r>
         <w:rPr>
           <w:lang w:val="hi_IN" w:bidi="hi_IN"/>
         </w:rPr>
         <w:t xml:space="preserve">; </w:t>
       </w:r>
-      <w:hyperlink r:id="rId247">
-        <w:r>
-          <w:rPr>
-            <w:lang w:val="hi_IN" w:bidi="hi_IN"/>
-          </w:rPr>
-          <w:rPr>
-            <w:color w:val="0000EE"/>
-            <w:u w:val="single"/>
-          </w:rPr>
-          <w:t>यहेज 32:12</w:t>
-        </w:r>
-      </w:hyperlink>
+      <w:r>
+        <w:rPr>
+          <w:lang w:val="hi_IN" w:bidi="hi_IN"/>
+        </w:rPr>
+        <w:t>यहेज 32:12</w:t>
+      </w:r>
       <w:r>
         <w:rPr>
           <w:lang w:val="hi_IN" w:bidi="hi_IN"/>
@@ -12265,144 +10687,96 @@
         </w:rPr>
         <w:t>यहोवा का दिन भूमण्डल को उलट देगा। यिर्मयाह ने यहूदा के अपवित्रीकरण का वर्णन करने के लिए इसी प्रकार की छवि का उपयोग किया जब बाबेली सेनाएँ निकट आ रही थीं (</w:t>
       </w:r>
-      <w:hyperlink r:id="rId248">
-        <w:r>
-          <w:rPr>
-            <w:lang w:val="hi_IN" w:bidi="hi_IN"/>
-          </w:rPr>
-          <w:rPr>
-            <w:color w:val="0000EE"/>
-            <w:u w:val="single"/>
-          </w:rPr>
-          <w:t>यिर्म 4:23</w:t>
-        </w:r>
-      </w:hyperlink>
+      <w:r>
+        <w:rPr>
+          <w:lang w:val="hi_IN" w:bidi="hi_IN"/>
+        </w:rPr>
+        <w:t>यिर्म 4:23</w:t>
+      </w:r>
       <w:r>
         <w:rPr>
           <w:lang w:val="hi_IN" w:bidi="hi_IN"/>
         </w:rPr>
         <w:t xml:space="preserve">; देखें </w:t>
       </w:r>
-      <w:hyperlink r:id="rId249">
-        <w:r>
-          <w:rPr>
-            <w:lang w:val="hi_IN" w:bidi="hi_IN"/>
-          </w:rPr>
-          <w:rPr>
-            <w:color w:val="0000EE"/>
-            <w:u w:val="single"/>
-          </w:rPr>
-          <w:t>यशा 13:10</w:t>
-        </w:r>
-      </w:hyperlink>
+      <w:r>
+        <w:rPr>
+          <w:lang w:val="hi_IN" w:bidi="hi_IN"/>
+        </w:rPr>
+        <w:t>यशा 13:10</w:t>
+      </w:r>
       <w:r>
         <w:rPr>
           <w:lang w:val="hi_IN" w:bidi="hi_IN"/>
         </w:rPr>
         <w:t xml:space="preserve">; </w:t>
       </w:r>
-      <w:hyperlink r:id="rId250">
-        <w:r>
-          <w:rPr>
-            <w:lang w:val="hi_IN" w:bidi="hi_IN"/>
-          </w:rPr>
-          <w:rPr>
-            <w:color w:val="0000EE"/>
-            <w:u w:val="single"/>
-          </w:rPr>
-          <w:t>34:4</w:t>
-        </w:r>
-      </w:hyperlink>
+      <w:r>
+        <w:rPr>
+          <w:lang w:val="hi_IN" w:bidi="hi_IN"/>
+        </w:rPr>
+        <w:t>34:4</w:t>
+      </w:r>
       <w:r>
         <w:rPr>
           <w:lang w:val="hi_IN" w:bidi="hi_IN"/>
         </w:rPr>
         <w:t xml:space="preserve">; </w:t>
       </w:r>
-      <w:hyperlink r:id="rId251">
-        <w:r>
-          <w:rPr>
-            <w:lang w:val="hi_IN" w:bidi="hi_IN"/>
-          </w:rPr>
-          <w:rPr>
-            <w:color w:val="0000EE"/>
-            <w:u w:val="single"/>
-          </w:rPr>
-          <w:t>50:3</w:t>
-        </w:r>
-      </w:hyperlink>
+      <w:r>
+        <w:rPr>
+          <w:lang w:val="hi_IN" w:bidi="hi_IN"/>
+        </w:rPr>
+        <w:t>50:3</w:t>
+      </w:r>
       <w:r>
         <w:rPr>
           <w:lang w:val="hi_IN" w:bidi="hi_IN"/>
         </w:rPr>
         <w:t xml:space="preserve">; </w:t>
       </w:r>
-      <w:hyperlink r:id="rId252">
-        <w:r>
-          <w:rPr>
-            <w:lang w:val="hi_IN" w:bidi="hi_IN"/>
-          </w:rPr>
-          <w:rPr>
-            <w:color w:val="0000EE"/>
-            <w:u w:val="single"/>
-          </w:rPr>
-          <w:t>यहेज 32:7–8</w:t>
-        </w:r>
-      </w:hyperlink>
+      <w:r>
+        <w:rPr>
+          <w:lang w:val="hi_IN" w:bidi="hi_IN"/>
+        </w:rPr>
+        <w:t>यहेज 32:7–8</w:t>
+      </w:r>
       <w:r>
         <w:rPr>
           <w:lang w:val="hi_IN" w:bidi="hi_IN"/>
         </w:rPr>
         <w:t xml:space="preserve">; </w:t>
       </w:r>
-      <w:hyperlink r:id="rId253">
-        <w:r>
-          <w:rPr>
-            <w:lang w:val="hi_IN" w:bidi="hi_IN"/>
-          </w:rPr>
-          <w:rPr>
-            <w:color w:val="0000EE"/>
-            <w:u w:val="single"/>
-          </w:rPr>
-          <w:t>योए 2:10</w:t>
-        </w:r>
-      </w:hyperlink>
+      <w:r>
+        <w:rPr>
+          <w:lang w:val="hi_IN" w:bidi="hi_IN"/>
+        </w:rPr>
+        <w:t>योए 2:10</w:t>
+      </w:r>
       <w:r>
         <w:rPr>
           <w:lang w:val="hi_IN" w:bidi="hi_IN"/>
         </w:rPr>
         <w:t xml:space="preserve">, </w:t>
       </w:r>
-      <w:hyperlink r:id="rId254">
-        <w:r>
-          <w:rPr>
-            <w:lang w:val="hi_IN" w:bidi="hi_IN"/>
-          </w:rPr>
-          <w:rPr>
-            <w:color w:val="0000EE"/>
-            <w:u w:val="single"/>
-          </w:rPr>
-          <w:t>31</w:t>
-        </w:r>
-      </w:hyperlink>
+      <w:r>
+        <w:rPr>
+          <w:lang w:val="hi_IN" w:bidi="hi_IN"/>
+        </w:rPr>
+        <w:t>31</w:t>
+      </w:r>
       <w:r>
         <w:rPr>
           <w:lang w:val="hi_IN" w:bidi="hi_IN"/>
         </w:rPr>
         <w:t xml:space="preserve">; </w:t>
       </w:r>
-      <w:hyperlink r:id="rId255">
-        <w:r>
-          <w:rPr>
-            <w:lang w:val="hi_IN" w:bidi="hi_IN"/>
-          </w:rPr>
-          <w:rPr>
-            <w:color w:val="0000EE"/>
-            <w:u w:val="single"/>
-          </w:rPr>
-          <w:t>मीक 3:6</w:t>
-        </w:r>
-      </w:hyperlink>
+      <w:r>
+        <w:rPr>
+          <w:lang w:val="hi_IN" w:bidi="hi_IN"/>
+        </w:rPr>
+        <w:t>मीक 3:6</w:t>
+      </w:r>
       <w:r>
         <w:rPr>
           <w:lang w:val="hi_IN" w:bidi="hi_IN"/>
@@ -12475,90 +10849,60 @@
         </w:rPr>
         <w:t>: परमेश्वर ने इस्राएल के पास अपने वचन सीधे पहुँचाने के लिए भविष्यवक्ताओं को भेजा, लेकिन इस्राएल ने भविष्यवक्ताओं को भविष्यवाणी करने से मना कर दिया (</w:t>
       </w:r>
-      <w:hyperlink r:id="rId256">
-        <w:r>
-          <w:rPr>
-            <w:lang w:val="hi_IN" w:bidi="hi_IN"/>
-          </w:rPr>
-          <w:rPr>
-            <w:color w:val="0000EE"/>
-            <w:u w:val="single"/>
-          </w:rPr>
-          <w:t>2:11–12</w:t>
-        </w:r>
-      </w:hyperlink>
+      <w:r>
+        <w:rPr>
+          <w:lang w:val="hi_IN" w:bidi="hi_IN"/>
+        </w:rPr>
+        <w:t>2:11–12</w:t>
+      </w:r>
       <w:r>
         <w:rPr>
           <w:lang w:val="hi_IN" w:bidi="hi_IN"/>
         </w:rPr>
         <w:t xml:space="preserve">)। अब उनके पास वही था जो वे चाहते थे, लेकिन यह एक ऐसी चुप्पी थी जो उनकी गर्जना और गड़गड़ाहट से भी अधिक भयानक थी: परमेश्वर दूर हो गए (देखें </w:t>
       </w:r>
-      <w:hyperlink r:id="rId257">
-        <w:r>
-          <w:rPr>
-            <w:lang w:val="hi_IN" w:bidi="hi_IN"/>
-          </w:rPr>
-          <w:rPr>
-            <w:color w:val="0000EE"/>
-            <w:u w:val="single"/>
-          </w:rPr>
-          <w:t>यहेज 7:26</w:t>
-        </w:r>
-      </w:hyperlink>
+      <w:r>
+        <w:rPr>
+          <w:lang w:val="hi_IN" w:bidi="hi_IN"/>
+        </w:rPr>
+        <w:t>यहेज 7:26</w:t>
+      </w:r>
       <w:r>
         <w:rPr>
           <w:lang w:val="hi_IN" w:bidi="hi_IN"/>
         </w:rPr>
         <w:t xml:space="preserve">; </w:t>
       </w:r>
-      <w:hyperlink r:id="rId258">
-        <w:r>
-          <w:rPr>
-            <w:lang w:val="hi_IN" w:bidi="hi_IN"/>
-          </w:rPr>
-          <w:rPr>
-            <w:color w:val="0000EE"/>
-            <w:u w:val="single"/>
-          </w:rPr>
-          <w:t>20:3</w:t>
-        </w:r>
-      </w:hyperlink>
+      <w:r>
+        <w:rPr>
+          <w:lang w:val="hi_IN" w:bidi="hi_IN"/>
+        </w:rPr>
+        <w:t>20:3</w:t>
+      </w:r>
       <w:r>
         <w:rPr>
           <w:lang w:val="hi_IN" w:bidi="hi_IN"/>
         </w:rPr>
         <w:t xml:space="preserve">; </w:t>
       </w:r>
-      <w:hyperlink r:id="rId259">
-        <w:r>
-          <w:rPr>
-            <w:lang w:val="hi_IN" w:bidi="hi_IN"/>
-          </w:rPr>
-          <w:rPr>
-            <w:color w:val="0000EE"/>
-            <w:u w:val="single"/>
-          </w:rPr>
-          <w:t>मीक 3:4</w:t>
-        </w:r>
-      </w:hyperlink>
+      <w:r>
+        <w:rPr>
+          <w:lang w:val="hi_IN" w:bidi="hi_IN"/>
+        </w:rPr>
+        <w:t>मीक 3:4</w:t>
+      </w:r>
       <w:r>
         <w:rPr>
           <w:lang w:val="hi_IN" w:bidi="hi_IN"/>
         </w:rPr>
         <w:t xml:space="preserve">, </w:t>
       </w:r>
-      <w:hyperlink r:id="rId260">
-        <w:r>
-          <w:rPr>
-            <w:lang w:val="hi_IN" w:bidi="hi_IN"/>
-          </w:rPr>
-          <w:rPr>
-            <w:color w:val="0000EE"/>
-            <w:u w:val="single"/>
-          </w:rPr>
-          <w:t>7</w:t>
-        </w:r>
-      </w:hyperlink>
+      <w:r>
+        <w:rPr>
+          <w:lang w:val="hi_IN" w:bidi="hi_IN"/>
+        </w:rPr>
+        <w:t>7</w:t>
+      </w:r>
       <w:r>
         <w:rPr>
           <w:lang w:val="hi_IN" w:bidi="hi_IN"/>
@@ -12693,36 +11037,24 @@
         </w:rPr>
         <w:t xml:space="preserve">दान का देवता यारोबाम प्रथम द्वारा स्थापित उत्तरी मन्दिर के सोने के बछड़े को सन्दर्भित करता है (देखें </w:t>
       </w:r>
-      <w:hyperlink r:id="rId142">
-        <w:r>
-          <w:rPr>
-            <w:lang w:val="hi_IN" w:bidi="hi_IN"/>
-          </w:rPr>
-          <w:rPr>
-            <w:color w:val="0000EE"/>
-            <w:u w:val="single"/>
-          </w:rPr>
-          <w:t>1 रा 12:28–29</w:t>
-        </w:r>
-      </w:hyperlink>
+      <w:r>
+        <w:rPr>
+          <w:lang w:val="hi_IN" w:bidi="hi_IN"/>
+        </w:rPr>
+        <w:t>1 रा 12:28–29</w:t>
+      </w:r>
       <w:r>
         <w:rPr>
           <w:lang w:val="hi_IN" w:bidi="hi_IN"/>
         </w:rPr>
         <w:t xml:space="preserve">; </w:t>
       </w:r>
-      <w:hyperlink r:id="rId133">
-        <w:r>
-          <w:rPr>
-            <w:lang w:val="hi_IN" w:bidi="hi_IN"/>
-          </w:rPr>
-          <w:rPr>
-            <w:color w:val="0000EE"/>
-            <w:u w:val="single"/>
-          </w:rPr>
-          <w:t>2 रा 10:29</w:t>
-        </w:r>
-      </w:hyperlink>
+      <w:r>
+        <w:rPr>
+          <w:lang w:val="hi_IN" w:bidi="hi_IN"/>
+        </w:rPr>
+        <w:t>2 रा 10:29</w:t>
+      </w:r>
       <w:r>
         <w:rPr>
           <w:lang w:val="hi_IN" w:bidi="hi_IN"/>
@@ -12795,18 +11127,12 @@
         </w:rPr>
         <w:t xml:space="preserve"> (देखें </w:t>
       </w:r>
-      <w:hyperlink r:id="rId235">
-        <w:r>
-          <w:rPr>
-            <w:lang w:val="hi_IN" w:bidi="hi_IN"/>
-          </w:rPr>
-          <w:rPr>
-            <w:color w:val="0000EE"/>
-            <w:u w:val="single"/>
-          </w:rPr>
-          <w:t>7:1</w:t>
-        </w:r>
-      </w:hyperlink>
+      <w:r>
+        <w:rPr>
+          <w:lang w:val="hi_IN" w:bidi="hi_IN"/>
+        </w:rPr>
+        <w:t>7:1</w:t>
+      </w:r>
       <w:r>
         <w:rPr>
           <w:lang w:val="hi_IN" w:bidi="hi_IN"/>
@@ -12825,18 +11151,12 @@
         </w:rPr>
         <w:t xml:space="preserve">: न्याय आराधना के केन्द्र से शुरू होना चाहिए (तुलना करें </w:t>
       </w:r>
-      <w:hyperlink r:id="rId261">
-        <w:r>
-          <w:rPr>
-            <w:lang w:val="hi_IN" w:bidi="hi_IN"/>
-          </w:rPr>
-          <w:rPr>
-            <w:color w:val="0000EE"/>
-            <w:u w:val="single"/>
-          </w:rPr>
-          <w:t>1 पत 4:17</w:t>
-        </w:r>
-      </w:hyperlink>
+      <w:r>
+        <w:rPr>
+          <w:lang w:val="hi_IN" w:bidi="hi_IN"/>
+        </w:rPr>
+        <w:t>1 पत 4:17</w:t>
+      </w:r>
       <w:r>
         <w:rPr>
           <w:lang w:val="hi_IN" w:bidi="hi_IN"/>
@@ -12958,18 +11278,12 @@
         </w:rPr>
         <w:t xml:space="preserve">परमेश्वर अपरिहार्य हैं (तुलना करें </w:t>
       </w:r>
-      <w:hyperlink r:id="rId262">
-        <w:r>
-          <w:rPr>
-            <w:lang w:val="hi_IN" w:bidi="hi_IN"/>
-          </w:rPr>
-          <w:rPr>
-            <w:color w:val="0000EE"/>
-            <w:u w:val="single"/>
-          </w:rPr>
-          <w:t>भज 139:7–12</w:t>
-        </w:r>
-      </w:hyperlink>
+      <w:r>
+        <w:rPr>
+          <w:lang w:val="hi_IN" w:bidi="hi_IN"/>
+        </w:rPr>
+        <w:t>भज 139:7–12</w:t>
+      </w:r>
       <w:r>
         <w:rPr>
           <w:lang w:val="hi_IN" w:bidi="hi_IN"/>
@@ -13024,90 +11338,60 @@
         </w:rPr>
         <w:t xml:space="preserve">हालांकि कर्मेल, पर्वत क्षेत्र में सबसे ऊँचा पर्वत नहीं है, इसकी ऊँची भव्यता अक्सर भूमि की सुन्दरता और समृद्धि का प्रतिनिधित्व करती है। • समुद्री सर्प: प्राचीन पश्चिमी एशिया में, समुद्र अराजकता का प्रतीक था, जो अक्सर राष्ट्रीय परमेश्वर के खिलाफ खड़ा होता था (तुलना करें </w:t>
       </w:r>
-      <w:hyperlink r:id="rId263">
-        <w:r>
-          <w:rPr>
-            <w:lang w:val="hi_IN" w:bidi="hi_IN"/>
-          </w:rPr>
-          <w:rPr>
-            <w:color w:val="0000EE"/>
-            <w:u w:val="single"/>
-          </w:rPr>
-          <w:t>भज 74:14</w:t>
-        </w:r>
-      </w:hyperlink>
+      <w:r>
+        <w:rPr>
+          <w:lang w:val="hi_IN" w:bidi="hi_IN"/>
+        </w:rPr>
+        <w:t>भज 74:14</w:t>
+      </w:r>
       <w:r>
         <w:rPr>
           <w:lang w:val="hi_IN" w:bidi="hi_IN"/>
         </w:rPr>
         <w:t xml:space="preserve">; </w:t>
       </w:r>
-      <w:hyperlink r:id="rId264">
-        <w:r>
-          <w:rPr>
-            <w:lang w:val="hi_IN" w:bidi="hi_IN"/>
-          </w:rPr>
-          <w:rPr>
-            <w:color w:val="0000EE"/>
-            <w:u w:val="single"/>
-          </w:rPr>
-          <w:t>89:10</w:t>
-        </w:r>
-      </w:hyperlink>
+      <w:r>
+        <w:rPr>
+          <w:lang w:val="hi_IN" w:bidi="hi_IN"/>
+        </w:rPr>
+        <w:t>89:10</w:t>
+      </w:r>
       <w:r>
         <w:rPr>
           <w:lang w:val="hi_IN" w:bidi="hi_IN"/>
         </w:rPr>
         <w:t xml:space="preserve">; </w:t>
       </w:r>
-      <w:hyperlink r:id="rId265">
-        <w:r>
-          <w:rPr>
-            <w:lang w:val="hi_IN" w:bidi="hi_IN"/>
-          </w:rPr>
-          <w:rPr>
-            <w:color w:val="0000EE"/>
-            <w:u w:val="single"/>
-          </w:rPr>
-          <w:t>104:26</w:t>
-        </w:r>
-      </w:hyperlink>
+      <w:r>
+        <w:rPr>
+          <w:lang w:val="hi_IN" w:bidi="hi_IN"/>
+        </w:rPr>
+        <w:t>104:26</w:t>
+      </w:r>
       <w:r>
         <w:rPr>
           <w:lang w:val="hi_IN" w:bidi="hi_IN"/>
         </w:rPr>
         <w:t xml:space="preserve">)। हालांकि, बाइबल पाठ समुद्री राक्षस (“लिव्यातान,” जिसे “राहाब” भी कहा जाता है; </w:t>
       </w:r>
-      <w:hyperlink r:id="rId266">
-        <w:r>
-          <w:rPr>
-            <w:lang w:val="hi_IN" w:bidi="hi_IN"/>
-          </w:rPr>
-          <w:rPr>
-            <w:color w:val="0000EE"/>
-            <w:u w:val="single"/>
-          </w:rPr>
-          <w:t>भज 89:9–10</w:t>
-        </w:r>
-      </w:hyperlink>
+      <w:r>
+        <w:rPr>
+          <w:lang w:val="hi_IN" w:bidi="hi_IN"/>
+        </w:rPr>
+        <w:t>भज 89:9–10</w:t>
+      </w:r>
       <w:r>
         <w:rPr>
           <w:lang w:val="hi_IN" w:bidi="hi_IN"/>
         </w:rPr>
         <w:t>) को ईश्वरीय दर्जा नहीं देता है बल्कि इसे यहोवा की आज्ञा और न्याय के अधीन मानता है (</w:t>
       </w:r>
-      <w:hyperlink r:id="rId267">
-        <w:r>
-          <w:rPr>
-            <w:lang w:val="hi_IN" w:bidi="hi_IN"/>
-          </w:rPr>
-          <w:rPr>
-            <w:color w:val="0000EE"/>
-            <w:u w:val="single"/>
-          </w:rPr>
-          <w:t>यशा 27:1</w:t>
-        </w:r>
-      </w:hyperlink>
+      <w:r>
+        <w:rPr>
+          <w:lang w:val="hi_IN" w:bidi="hi_IN"/>
+        </w:rPr>
+        <w:t>यशा 27:1</w:t>
+      </w:r>
       <w:r>
         <w:rPr>
           <w:lang w:val="hi_IN" w:bidi="hi_IN"/>
@@ -13162,36 +11446,24 @@
         </w:rPr>
         <w:t xml:space="preserve">आमोस तीसरे भजन के अंश का उपयोग करते हैं (साथ ही </w:t>
       </w:r>
-      <w:hyperlink r:id="rId127">
-        <w:r>
-          <w:rPr>
-            <w:lang w:val="hi_IN" w:bidi="hi_IN"/>
-          </w:rPr>
-          <w:rPr>
-            <w:color w:val="0000EE"/>
-            <w:u w:val="single"/>
-          </w:rPr>
-          <w:t>4:13</w:t>
-        </w:r>
-      </w:hyperlink>
+      <w:r>
+        <w:rPr>
+          <w:lang w:val="hi_IN" w:bidi="hi_IN"/>
+        </w:rPr>
+        <w:t>4:13</w:t>
+      </w:r>
       <w:r>
         <w:rPr>
           <w:lang w:val="hi_IN" w:bidi="hi_IN"/>
         </w:rPr>
         <w:t xml:space="preserve">; </w:t>
       </w:r>
-      <w:hyperlink r:id="rId174">
-        <w:r>
-          <w:rPr>
-            <w:lang w:val="hi_IN" w:bidi="hi_IN"/>
-          </w:rPr>
-          <w:rPr>
-            <w:color w:val="0000EE"/>
-            <w:u w:val="single"/>
-          </w:rPr>
-          <w:t>5:8–9</w:t>
-        </w:r>
-      </w:hyperlink>
+      <w:r>
+        <w:rPr>
+          <w:lang w:val="hi_IN" w:bidi="hi_IN"/>
+        </w:rPr>
+        <w:t>5:8–9</w:t>
+      </w:r>
       <w:r>
         <w:rPr>
           <w:lang w:val="hi_IN" w:bidi="hi_IN"/>
@@ -13265,36 +11537,24 @@
         </w:rPr>
         <w:t xml:space="preserve">): कूश (देखें </w:t>
       </w:r>
-      <w:hyperlink r:id="rId268">
-        <w:r>
-          <w:rPr>
-            <w:lang w:val="hi_IN" w:bidi="hi_IN"/>
-          </w:rPr>
-          <w:rPr>
-            <w:color w:val="0000EE"/>
-            <w:u w:val="single"/>
-          </w:rPr>
-          <w:t>उत 10:6–7</w:t>
-        </w:r>
-      </w:hyperlink>
+      <w:r>
+        <w:rPr>
+          <w:lang w:val="hi_IN" w:bidi="hi_IN"/>
+        </w:rPr>
+        <w:t>उत 10:6–7</w:t>
+      </w:r>
       <w:r>
         <w:rPr>
           <w:lang w:val="hi_IN" w:bidi="hi_IN"/>
         </w:rPr>
         <w:t xml:space="preserve">) नील के दूसरे झरने के दक्षिण में स्थित था (तुलना करें </w:t>
       </w:r>
-      <w:hyperlink r:id="rId269">
-        <w:r>
-          <w:rPr>
-            <w:lang w:val="hi_IN" w:bidi="hi_IN"/>
-          </w:rPr>
-          <w:rPr>
-            <w:color w:val="0000EE"/>
-            <w:u w:val="single"/>
-          </w:rPr>
-          <w:t>यशा 18:1</w:t>
-        </w:r>
-      </w:hyperlink>
+      <w:r>
+        <w:rPr>
+          <w:lang w:val="hi_IN" w:bidi="hi_IN"/>
+        </w:rPr>
+        <w:t>यशा 18:1</w:t>
+      </w:r>
       <w:r>
         <w:rPr>
           <w:lang w:val="hi_IN" w:bidi="hi_IN"/>
@@ -13313,54 +11573,36 @@
         </w:rPr>
         <w:t xml:space="preserve">का क्रेते से (देखें </w:t>
       </w:r>
-      <w:hyperlink r:id="rId270">
-        <w:r>
-          <w:rPr>
-            <w:lang w:val="hi_IN" w:bidi="hi_IN"/>
-          </w:rPr>
-          <w:rPr>
-            <w:color w:val="0000EE"/>
-            <w:u w:val="single"/>
-          </w:rPr>
-          <w:t>यिर्म 47:4</w:t>
-        </w:r>
-      </w:hyperlink>
+      <w:r>
+        <w:rPr>
+          <w:lang w:val="hi_IN" w:bidi="hi_IN"/>
+        </w:rPr>
+        <w:t>यिर्म 47:4</w:t>
+      </w:r>
       <w:r>
         <w:rPr>
           <w:lang w:val="hi_IN" w:bidi="hi_IN"/>
         </w:rPr>
         <w:t xml:space="preserve">) और अरामीयों का कीर से (तुलना करें </w:t>
       </w:r>
-      <w:hyperlink r:id="rId271">
-        <w:r>
-          <w:rPr>
-            <w:lang w:val="hi_IN" w:bidi="hi_IN"/>
-          </w:rPr>
-          <w:rPr>
-            <w:color w:val="0000EE"/>
-            <w:u w:val="single"/>
-          </w:rPr>
-          <w:t>आमो 1:5</w:t>
-        </w:r>
-      </w:hyperlink>
+      <w:r>
+        <w:rPr>
+          <w:lang w:val="hi_IN" w:bidi="hi_IN"/>
+        </w:rPr>
+        <w:t>आमो 1:5</w:t>
+      </w:r>
       <w:r>
         <w:rPr>
           <w:lang w:val="hi_IN" w:bidi="hi_IN"/>
         </w:rPr>
         <w:t xml:space="preserve">; </w:t>
       </w:r>
-      <w:hyperlink r:id="rId37">
-        <w:r>
-          <w:rPr>
-            <w:lang w:val="hi_IN" w:bidi="hi_IN"/>
-          </w:rPr>
-          <w:rPr>
-            <w:color w:val="0000EE"/>
-            <w:u w:val="single"/>
-          </w:rPr>
-          <w:t>2 रा 16:9</w:t>
-        </w:r>
-      </w:hyperlink>
+      <w:r>
+        <w:rPr>
+          <w:lang w:val="hi_IN" w:bidi="hi_IN"/>
+        </w:rPr>
+        <w:t>2 रा 16:9</w:t>
+      </w:r>
       <w:r>
         <w:rPr>
           <w:lang w:val="hi_IN" w:bidi="hi_IN"/>
@@ -13511,36 +11753,24 @@
         </w:rPr>
         <w:t xml:space="preserve">आमोस ने यरूशलेम मन्दिर के इर्द-गिर्द परमेश्वर की सच्ची आराधना का चित्रण किया है, जिसमें दाऊद के वंशज इस्राएल और यहूदा दोनों को मिलाकर एक संयुक्त राज्य पर शासन करते हैं (तुलना करें </w:t>
       </w:r>
-      <w:hyperlink r:id="rId272">
-        <w:r>
-          <w:rPr>
-            <w:lang w:val="hi_IN" w:bidi="hi_IN"/>
-          </w:rPr>
-          <w:rPr>
-            <w:color w:val="0000EE"/>
-            <w:u w:val="single"/>
-          </w:rPr>
-          <w:t>यशा 9:6–7</w:t>
-        </w:r>
-      </w:hyperlink>
+      <w:r>
+        <w:rPr>
+          <w:lang w:val="hi_IN" w:bidi="hi_IN"/>
+        </w:rPr>
+        <w:t>यशा 9:6–7</w:t>
+      </w:r>
       <w:r>
         <w:rPr>
           <w:lang w:val="hi_IN" w:bidi="hi_IN"/>
         </w:rPr>
         <w:t xml:space="preserve">; </w:t>
       </w:r>
-      <w:hyperlink r:id="rId273">
-        <w:r>
-          <w:rPr>
-            <w:lang w:val="hi_IN" w:bidi="hi_IN"/>
-          </w:rPr>
-          <w:rPr>
-            <w:color w:val="0000EE"/>
-            <w:u w:val="single"/>
-          </w:rPr>
-          <w:t>11:1–5</w:t>
-        </w:r>
-      </w:hyperlink>
+      <w:r>
+        <w:rPr>
+          <w:lang w:val="hi_IN" w:bidi="hi_IN"/>
+        </w:rPr>
+        <w:t>11:1–5</w:t>
+      </w:r>
       <w:r>
         <w:rPr>
           <w:lang w:val="hi_IN" w:bidi="hi_IN"/>
@@ -13601,72 +11831,48 @@
         </w:rPr>
         <w:t>जैसा कि भविष्यवक्ता अक्सर करते थे, आमोस अपने न्याय के क्रम को आशा और पुनःस्थापन के सन्देश के साथ समाप्त करते हैं। हालांकि यरूशलेम और उसका मन्दिर नष्ट हो जाएगा, दाऊद के राजाओं की वंशावली समाप्त हो जाएगी (</w:t>
       </w:r>
-      <w:hyperlink r:id="rId274">
-        <w:r>
-          <w:rPr>
-            <w:lang w:val="hi_IN" w:bidi="hi_IN"/>
-          </w:rPr>
-          <w:rPr>
-            <w:color w:val="0000EE"/>
-            <w:u w:val="single"/>
-          </w:rPr>
-          <w:t>भज 89:38–51</w:t>
-        </w:r>
-      </w:hyperlink>
+      <w:r>
+        <w:rPr>
+          <w:lang w:val="hi_IN" w:bidi="hi_IN"/>
+        </w:rPr>
+        <w:t>भज 89:38–51</w:t>
+      </w:r>
       <w:r>
         <w:rPr>
           <w:lang w:val="hi_IN" w:bidi="hi_IN"/>
         </w:rPr>
         <w:t xml:space="preserve">), और उनके लोग बन्दी बना लिए जाएँगे, परमेश्वर इस्राएल के एक अवशेष को पुनःस्थापित करेंगे (देखें </w:t>
       </w:r>
-      <w:hyperlink r:id="rId275">
-        <w:r>
-          <w:rPr>
-            <w:lang w:val="hi_IN" w:bidi="hi_IN"/>
-          </w:rPr>
-          <w:rPr>
-            <w:color w:val="0000EE"/>
-            <w:u w:val="single"/>
-          </w:rPr>
-          <w:t>यशा 2:2–4</w:t>
-        </w:r>
-      </w:hyperlink>
+      <w:r>
+        <w:rPr>
+          <w:lang w:val="hi_IN" w:bidi="hi_IN"/>
+        </w:rPr>
+        <w:t>यशा 2:2–4</w:t>
+      </w:r>
       <w:r>
         <w:rPr>
           <w:lang w:val="hi_IN" w:bidi="hi_IN"/>
         </w:rPr>
         <w:t xml:space="preserve">; </w:t>
       </w:r>
-      <w:hyperlink r:id="rId276">
-        <w:r>
-          <w:rPr>
-            <w:lang w:val="hi_IN" w:bidi="hi_IN"/>
-          </w:rPr>
-          <w:rPr>
-            <w:color w:val="0000EE"/>
-            <w:u w:val="single"/>
-          </w:rPr>
-          <w:t>4:2</w:t>
-        </w:r>
-      </w:hyperlink>
+      <w:r>
+        <w:rPr>
+          <w:lang w:val="hi_IN" w:bidi="hi_IN"/>
+        </w:rPr>
+        <w:t>4:2</w:t>
+      </w:r>
       <w:r>
         <w:rPr>
           <w:lang w:val="hi_IN" w:bidi="hi_IN"/>
         </w:rPr>
         <w:t xml:space="preserve">; </w:t>
       </w:r>
-      <w:hyperlink r:id="rId273">
-        <w:r>
-          <w:rPr>
-            <w:lang w:val="hi_IN" w:bidi="hi_IN"/>
-          </w:rPr>
-          <w:rPr>
-            <w:color w:val="0000EE"/>
-            <w:u w:val="single"/>
-          </w:rPr>
-          <w:t>11:1–5</w:t>
-        </w:r>
-      </w:hyperlink>
+      <w:r>
+        <w:rPr>
+          <w:lang w:val="hi_IN" w:bidi="hi_IN"/>
+        </w:rPr>
+        <w:t>11:1–5</w:t>
+      </w:r>
       <w:r>
         <w:rPr>
           <w:lang w:val="hi_IN" w:bidi="hi_IN"/>
@@ -13721,72 +11927,48 @@
         </w:rPr>
         <w:t xml:space="preserve">एदोम (देखें </w:t>
       </w:r>
-      <w:hyperlink r:id="rId277">
-        <w:r>
-          <w:rPr>
-            <w:lang w:val="hi_IN" w:bidi="hi_IN"/>
-          </w:rPr>
-          <w:rPr>
-            <w:color w:val="0000EE"/>
-            <w:u w:val="single"/>
-          </w:rPr>
-          <w:t>1:11</w:t>
-        </w:r>
-      </w:hyperlink>
+      <w:r>
+        <w:rPr>
+          <w:lang w:val="hi_IN" w:bidi="hi_IN"/>
+        </w:rPr>
+        <w:t>1:11</w:t>
+      </w:r>
       <w:r>
         <w:rPr>
           <w:lang w:val="hi_IN" w:bidi="hi_IN"/>
         </w:rPr>
         <w:t xml:space="preserve">) परमेश्वर और इस्राएल के शत्रुओं का प्रतिनिधित्व करता है (देखें </w:t>
       </w:r>
-      <w:hyperlink r:id="rId278">
-        <w:r>
-          <w:rPr>
-            <w:lang w:val="hi_IN" w:bidi="hi_IN"/>
-          </w:rPr>
-          <w:rPr>
-            <w:color w:val="0000EE"/>
-            <w:u w:val="single"/>
-          </w:rPr>
-          <w:t>यशा 34:5–6</w:t>
-        </w:r>
-      </w:hyperlink>
+      <w:r>
+        <w:rPr>
+          <w:lang w:val="hi_IN" w:bidi="hi_IN"/>
+        </w:rPr>
+        <w:t>यशा 34:5–6</w:t>
+      </w:r>
       <w:r>
         <w:rPr>
           <w:lang w:val="hi_IN" w:bidi="hi_IN"/>
         </w:rPr>
         <w:t xml:space="preserve">, </w:t>
       </w:r>
-      <w:hyperlink r:id="rId279">
-        <w:r>
-          <w:rPr>
-            <w:lang w:val="hi_IN" w:bidi="hi_IN"/>
-          </w:rPr>
-          <w:rPr>
-            <w:color w:val="0000EE"/>
-            <w:u w:val="single"/>
-          </w:rPr>
-          <w:t>11</w:t>
-        </w:r>
-      </w:hyperlink>
+      <w:r>
+        <w:rPr>
+          <w:lang w:val="hi_IN" w:bidi="hi_IN"/>
+        </w:rPr>
+        <w:t>11</w:t>
+      </w:r>
       <w:r>
         <w:rPr>
           <w:lang w:val="hi_IN" w:bidi="hi_IN"/>
         </w:rPr>
         <w:t xml:space="preserve">; </w:t>
       </w:r>
-      <w:hyperlink r:id="rId280">
-        <w:r>
-          <w:rPr>
-            <w:lang w:val="hi_IN" w:bidi="hi_IN"/>
-          </w:rPr>
-          <w:rPr>
-            <w:color w:val="0000EE"/>
-            <w:u w:val="single"/>
-          </w:rPr>
-          <w:t>63:1</w:t>
-        </w:r>
-      </w:hyperlink>
+      <w:r>
+        <w:rPr>
+          <w:lang w:val="hi_IN" w:bidi="hi_IN"/>
+        </w:rPr>
+        <w:t>63:1</w:t>
+      </w:r>
       <w:r>
         <w:rPr>
           <w:lang w:val="hi_IN" w:bidi="hi_IN"/>
@@ -13805,54 +11987,36 @@
         </w:rPr>
         <w:t>: परमेश्वर ने अब्राहम से वादा किया था कि वह पृथ्वी के सभी लोगों के लिए एक आशीर्वाद होंगे (</w:t>
       </w:r>
-      <w:hyperlink r:id="rId281">
-        <w:r>
-          <w:rPr>
-            <w:lang w:val="hi_IN" w:bidi="hi_IN"/>
-          </w:rPr>
-          <w:rPr>
-            <w:color w:val="0000EE"/>
-            <w:u w:val="single"/>
-          </w:rPr>
-          <w:t>उत 12:2–3</w:t>
-        </w:r>
-      </w:hyperlink>
+      <w:r>
+        <w:rPr>
+          <w:lang w:val="hi_IN" w:bidi="hi_IN"/>
+        </w:rPr>
+        <w:t>उत 12:2–3</w:t>
+      </w:r>
       <w:r>
         <w:rPr>
           <w:lang w:val="hi_IN" w:bidi="hi_IN"/>
         </w:rPr>
         <w:t>)। परमेश्वर का राज्य उन बहिष्कृतों और विदेशियों को अपनाएगा जो पहले बाहर कर दिए गए थे (</w:t>
       </w:r>
-      <w:hyperlink r:id="rId282">
-        <w:r>
-          <w:rPr>
-            <w:lang w:val="hi_IN" w:bidi="hi_IN"/>
-          </w:rPr>
-          <w:rPr>
-            <w:color w:val="0000EE"/>
-            <w:u w:val="single"/>
-          </w:rPr>
-          <w:t>यशा 56</w:t>
-        </w:r>
-      </w:hyperlink>
+      <w:r>
+        <w:rPr>
+          <w:lang w:val="hi_IN" w:bidi="hi_IN"/>
+        </w:rPr>
+        <w:t>यशा 56</w:t>
+      </w:r>
       <w:r>
         <w:rPr>
           <w:lang w:val="hi_IN" w:bidi="hi_IN"/>
         </w:rPr>
         <w:t xml:space="preserve">; देखें </w:t>
       </w:r>
-      <w:hyperlink r:id="rId283">
-        <w:r>
-          <w:rPr>
-            <w:lang w:val="hi_IN" w:bidi="hi_IN"/>
-          </w:rPr>
-          <w:rPr>
-            <w:color w:val="0000EE"/>
-            <w:u w:val="single"/>
-          </w:rPr>
-          <w:t>प्रेरि 8:27–39</w:t>
-        </w:r>
-      </w:hyperlink>
+      <w:r>
+        <w:rPr>
+          <w:lang w:val="hi_IN" w:bidi="hi_IN"/>
+        </w:rPr>
+        <w:t>प्रेरि 8:27–39</w:t>
+      </w:r>
       <w:r>
         <w:rPr>
           <w:lang w:val="hi_IN" w:bidi="hi_IN"/>
@@ -13961,18 +12125,12 @@
         </w:rPr>
         <w:t>आने वाला युग अदन (</w:t>
       </w:r>
-      <w:hyperlink r:id="rId284">
-        <w:r>
-          <w:rPr>
-            <w:lang w:val="hi_IN" w:bidi="hi_IN"/>
-          </w:rPr>
-          <w:rPr>
-            <w:color w:val="0000EE"/>
-            <w:u w:val="single"/>
-          </w:rPr>
-          <w:t>उत 3</w:t>
-        </w:r>
-      </w:hyperlink>
+      <w:r>
+        <w:rPr>
+          <w:lang w:val="hi_IN" w:bidi="hi_IN"/>
+        </w:rPr>
+        <w:t>उत 3</w:t>
+      </w:r>
       <w:r>
         <w:rPr>
           <w:lang w:val="hi_IN" w:bidi="hi_IN"/>
@@ -14027,36 +12185,24 @@
         </w:rPr>
         <w:t>परमेश्वर ने वादा किया कि वे अपने लोगों को पूरी तरह से नष्ट नहीं करेंगे (</w:t>
       </w:r>
-      <w:hyperlink r:id="rId285">
-        <w:r>
-          <w:rPr>
-            <w:lang w:val="hi_IN" w:bidi="hi_IN"/>
-          </w:rPr>
-          <w:rPr>
-            <w:color w:val="0000EE"/>
-            <w:u w:val="single"/>
-          </w:rPr>
-          <w:t>9:8</w:t>
-        </w:r>
-      </w:hyperlink>
+      <w:r>
+        <w:rPr>
+          <w:lang w:val="hi_IN" w:bidi="hi_IN"/>
+        </w:rPr>
+        <w:t>9:8</w:t>
+      </w:r>
       <w:r>
         <w:rPr>
           <w:lang w:val="hi_IN" w:bidi="hi_IN"/>
         </w:rPr>
         <w:t xml:space="preserve">), बल्कि बचे हुए अवशेष को भूमि पर वापस लाएँगे (देखें </w:t>
       </w:r>
-      <w:hyperlink r:id="rId286">
-        <w:r>
-          <w:rPr>
-            <w:lang w:val="hi_IN" w:bidi="hi_IN"/>
-          </w:rPr>
-          <w:rPr>
-            <w:color w:val="0000EE"/>
-            <w:u w:val="single"/>
-          </w:rPr>
-          <w:t>होश 2:23</w:t>
-        </w:r>
-      </w:hyperlink>
+      <w:r>
+        <w:rPr>
+          <w:lang w:val="hi_IN" w:bidi="hi_IN"/>
+        </w:rPr>
+        <w:t>होश 2:23</w:t>
+      </w:r>
       <w:r>
         <w:rPr>
           <w:lang w:val="hi_IN" w:bidi="hi_IN"/>
